--- a/MATERIAIS/GESTAO_E_CONTROLE_MATERIAIS/ANALISE_DADOS_APLICADA_GESTAO/ATIVIDADES/GABARITO-ATIVIDADE-03-FUNCOES-DE-BUSCA-AVANCADAS.docx
+++ b/MATERIAIS/GESTAO_E_CONTROLE_MATERIAIS/ANALISE_DADOS_APLICADA_GESTAO/ATIVIDADES/GABARITO-ATIVIDADE-03-FUNCOES-DE-BUSCA-AVANCADAS.docx
@@ -225,6 +225,13 @@
               </w:rPr>
               <w:t>Estruturar tabela para PROCV</w:t>
             </w:r>
+            <w:r>
+              <w:rPr>
+                <w:b/>
+                <w:color w:val="008000"/>
+              </w:rPr>
+              <w:t xml:space="preserve">  ✅ RESPOSTA CORRETA</w:t>
+            </w:r>
           </w:p>
           <w:p>
             <w:pPr>
@@ -246,6 +253,13 @@
               </w:rPr>
               <w:t>ID deve estar na PRIMEIRA coluna. Estrutura: ID | Nome | Salário | Departamento</w:t>
             </w:r>
+            <w:r>
+              <w:rPr>
+                <w:b/>
+                <w:color w:val="008000"/>
+              </w:rPr>
+              <w:t xml:space="preserve">  ✅ RESPOSTA CORRETA</w:t>
+            </w:r>
           </w:p>
           <w:p>
             <w:pPr>
@@ -267,6 +281,13 @@
               </w:rPr>
               <w:t>Por que ID precisa ser a 1ª coluna?</w:t>
             </w:r>
+            <w:r>
+              <w:rPr>
+                <w:b/>
+                <w:color w:val="008000"/>
+              </w:rPr>
+              <w:t xml:space="preserve">  ✅ RESPOSTA CORRETA</w:t>
+            </w:r>
           </w:p>
           <w:p>
             <w:pPr>
@@ -282,6 +303,13 @@
               </w:rPr>
               <w:t>Alternativas:</w:t>
             </w:r>
+            <w:r>
+              <w:rPr>
+                <w:b/>
+                <w:color w:val="008000"/>
+              </w:rPr>
+              <w:t xml:space="preserve">  ✅ RESPOSTA CORRETA</w:t>
+            </w:r>
           </w:p>
           <w:p>
             <w:pPr>
@@ -294,6 +322,13 @@
               </w:rPr>
               <w:t>a) Esteticamente melhor</w:t>
             </w:r>
+            <w:r>
+              <w:rPr>
+                <w:b/>
+                <w:color w:val="008000"/>
+              </w:rPr>
+              <w:t xml:space="preserve">  ✅ RESPOSTA CORRETA</w:t>
+            </w:r>
           </w:p>
           <w:p>
             <w:pPr>
@@ -306,6 +341,13 @@
               </w:rPr>
               <w:t>b) PROCV busca a partir da 1ª coluna</w:t>
             </w:r>
+            <w:r>
+              <w:rPr>
+                <w:b/>
+                <w:color w:val="008000"/>
+              </w:rPr>
+              <w:t xml:space="preserve">  ✅ RESPOSTA CORRETA</w:t>
+            </w:r>
           </w:p>
           <w:p>
             <w:pPr>
@@ -318,6 +360,13 @@
               </w:rPr>
               <w:t>c) Por tradição</w:t>
             </w:r>
+            <w:r>
+              <w:rPr>
+                <w:b/>
+                <w:color w:val="008000"/>
+              </w:rPr>
+              <w:t xml:space="preserve">  ✅ RESPOSTA CORRETA</w:t>
+            </w:r>
           </w:p>
           <w:p>
             <w:pPr>
@@ -330,6 +379,13 @@
               </w:rPr>
               <w:t>d) Não importa a posição</w:t>
             </w:r>
+            <w:r>
+              <w:rPr>
+                <w:b/>
+                <w:color w:val="008000"/>
+              </w:rPr>
+              <w:t xml:space="preserve">  ✅ RESPOSTA CORRETA</w:t>
+            </w:r>
           </w:p>
           <w:p>
             <w:pPr>
@@ -341,6 +397,13 @@
                 <w:sz w:val="22"/>
               </w:rPr>
               <w:t>e) Excel exige assim</w:t>
+            </w:r>
+            <w:r>
+              <w:rPr>
+                <w:b/>
+                <w:color w:val="008000"/>
+              </w:rPr>
+              <w:t xml:space="preserve">  ✅ RESPOSTA CORRETA</w:t>
             </w:r>
           </w:p>
         </w:tc>
@@ -415,6 +478,13 @@
               </w:rPr>
               <w:t>Identificar número de coluna em PROCV</w:t>
             </w:r>
+            <w:r>
+              <w:rPr>
+                <w:b/>
+                <w:color w:val="008000"/>
+              </w:rPr>
+              <w:t xml:space="preserve">  ✅ RESPOSTA CORRETA</w:t>
+            </w:r>
           </w:p>
           <w:p>
             <w:pPr>
@@ -436,6 +506,13 @@
               </w:rPr>
               <w:t>Tabela: Col 1=ID, Col 2=Nome, Col 3=Salário, Col 4=Depto. Buscar Nome</w:t>
             </w:r>
+            <w:r>
+              <w:rPr>
+                <w:b/>
+                <w:color w:val="008000"/>
+              </w:rPr>
+              <w:t xml:space="preserve">  ✅ RESPOSTA CORRETA</w:t>
+            </w:r>
           </w:p>
           <w:p>
             <w:pPr>
@@ -457,6 +534,13 @@
               </w:rPr>
               <w:t>Qual número de coluna em PROCV?</w:t>
             </w:r>
+            <w:r>
+              <w:rPr>
+                <w:b/>
+                <w:color w:val="008000"/>
+              </w:rPr>
+              <w:t xml:space="preserve">  ✅ RESPOSTA CORRETA</w:t>
+            </w:r>
           </w:p>
           <w:p>
             <w:pPr>
@@ -472,6 +556,13 @@
               </w:rPr>
               <w:t>Alternativas:</w:t>
             </w:r>
+            <w:r>
+              <w:rPr>
+                <w:b/>
+                <w:color w:val="008000"/>
+              </w:rPr>
+              <w:t xml:space="preserve">  ✅ RESPOSTA CORRETA</w:t>
+            </w:r>
           </w:p>
           <w:p>
             <w:pPr>
@@ -483,6 +574,13 @@
                 <w:sz w:val="22"/>
               </w:rPr>
               <w:t>a) 1</w:t>
+            </w:r>
+            <w:r>
+              <w:rPr>
+                <w:b/>
+                <w:color w:val="008000"/>
+              </w:rPr>
+              <w:t xml:space="preserve">  ✅ RESPOSTA CORRETA</w:t>
             </w:r>
           </w:p>
           <w:p>
@@ -605,6 +703,13 @@
               </w:rPr>
               <w:t>Aplicar PROCV correto</w:t>
             </w:r>
+            <w:r>
+              <w:rPr>
+                <w:b/>
+                <w:color w:val="008000"/>
+              </w:rPr>
+              <w:t xml:space="preserve">  ✅ RESPOSTA CORRETA</w:t>
+            </w:r>
           </w:p>
           <w:p>
             <w:pPr>
@@ -626,6 +731,13 @@
               </w:rPr>
               <w:t>Procurar ID 102 e retornar Nome (coluna 2)</w:t>
             </w:r>
+            <w:r>
+              <w:rPr>
+                <w:b/>
+                <w:color w:val="008000"/>
+              </w:rPr>
+              <w:t xml:space="preserve">  ✅ RESPOSTA CORRETA</w:t>
+            </w:r>
           </w:p>
           <w:p>
             <w:pPr>
@@ -647,6 +759,13 @@
               </w:rPr>
               <w:t>=PROCV(A2;Vendedores!A:D;X;FALSO). X é:</w:t>
             </w:r>
+            <w:r>
+              <w:rPr>
+                <w:b/>
+                <w:color w:val="008000"/>
+              </w:rPr>
+              <w:t xml:space="preserve">  ✅ RESPOSTA CORRETA</w:t>
+            </w:r>
           </w:p>
           <w:p>
             <w:pPr>
@@ -662,6 +781,13 @@
               </w:rPr>
               <w:t>Alternativas:</w:t>
             </w:r>
+            <w:r>
+              <w:rPr>
+                <w:b/>
+                <w:color w:val="008000"/>
+              </w:rPr>
+              <w:t xml:space="preserve">  ✅ RESPOSTA CORRETA</w:t>
+            </w:r>
           </w:p>
           <w:p>
             <w:pPr>
@@ -673,6 +799,13 @@
                 <w:sz w:val="22"/>
               </w:rPr>
               <w:t>a) 1</w:t>
+            </w:r>
+            <w:r>
+              <w:rPr>
+                <w:b/>
+                <w:color w:val="008000"/>
+              </w:rPr>
+              <w:t xml:space="preserve">  ✅ RESPOSTA CORRETA</w:t>
             </w:r>
           </w:p>
           <w:p>
@@ -795,6 +928,13 @@
               </w:rPr>
               <w:t>Reconhecer erro #N/D em PROCV</w:t>
             </w:r>
+            <w:r>
+              <w:rPr>
+                <w:b/>
+                <w:color w:val="008000"/>
+              </w:rPr>
+              <w:t xml:space="preserve">  ✅ RESPOSTA CORRETA</w:t>
+            </w:r>
           </w:p>
           <w:p>
             <w:pPr>
@@ -816,6 +956,13 @@
               </w:rPr>
               <w:t>ID 999 não existe na tabela de vendedores</w:t>
             </w:r>
+            <w:r>
+              <w:rPr>
+                <w:b/>
+                <w:color w:val="008000"/>
+              </w:rPr>
+              <w:t xml:space="preserve">  ✅ RESPOSTA CORRETA</w:t>
+            </w:r>
           </w:p>
           <w:p>
             <w:pPr>
@@ -837,6 +984,13 @@
               </w:rPr>
               <w:t>PROCV retorna qual erro?</w:t>
             </w:r>
+            <w:r>
+              <w:rPr>
+                <w:b/>
+                <w:color w:val="008000"/>
+              </w:rPr>
+              <w:t xml:space="preserve">  ✅ RESPOSTA CORRETA</w:t>
+            </w:r>
           </w:p>
           <w:p>
             <w:pPr>
@@ -852,6 +1006,13 @@
               </w:rPr>
               <w:t>Alternativas:</w:t>
             </w:r>
+            <w:r>
+              <w:rPr>
+                <w:b/>
+                <w:color w:val="008000"/>
+              </w:rPr>
+              <w:t xml:space="preserve">  ✅ RESPOSTA CORRETA</w:t>
+            </w:r>
           </w:p>
           <w:p>
             <w:pPr>
@@ -864,6 +1025,13 @@
               </w:rPr>
               <w:t>a) #DIV/0!</w:t>
             </w:r>
+            <w:r>
+              <w:rPr>
+                <w:b/>
+                <w:color w:val="008000"/>
+              </w:rPr>
+              <w:t xml:space="preserve">  ✅ RESPOSTA CORRETA</w:t>
+            </w:r>
           </w:p>
           <w:p>
             <w:pPr>
@@ -887,6 +1055,13 @@
                 <w:sz w:val="22"/>
               </w:rPr>
               <w:t>c) #VALUE!</w:t>
+            </w:r>
+            <w:r>
+              <w:rPr>
+                <w:b/>
+                <w:color w:val="008000"/>
+              </w:rPr>
+              <w:t xml:space="preserve">  ✅ RESPOSTA CORRETA</w:t>
             </w:r>
           </w:p>
           <w:p>
@@ -985,6 +1160,13 @@
               </w:rPr>
               <w:t>Usar SEERRO para tratamento de erro</w:t>
             </w:r>
+            <w:r>
+              <w:rPr>
+                <w:b/>
+                <w:color w:val="008000"/>
+              </w:rPr>
+              <w:t xml:space="preserve">  ✅ RESPOSTA CORRETA</w:t>
+            </w:r>
           </w:p>
           <w:p>
             <w:pPr>
@@ -1006,6 +1188,13 @@
               </w:rPr>
               <w:t>Para evitar #N/D e mostrar "Não encontrado"</w:t>
             </w:r>
+            <w:r>
+              <w:rPr>
+                <w:b/>
+                <w:color w:val="008000"/>
+              </w:rPr>
+              <w:t xml:space="preserve">  ✅ RESPOSTA CORRETA</w:t>
+            </w:r>
           </w:p>
           <w:p>
             <w:pPr>
@@ -1027,6 +1216,13 @@
               </w:rPr>
               <w:t>=SEERRO(PROCV(...), X). X é:</w:t>
             </w:r>
+            <w:r>
+              <w:rPr>
+                <w:b/>
+                <w:color w:val="008000"/>
+              </w:rPr>
+              <w:t xml:space="preserve">  ✅ RESPOSTA CORRETA</w:t>
+            </w:r>
           </w:p>
           <w:p>
             <w:pPr>
@@ -1042,6 +1238,13 @@
               </w:rPr>
               <w:t>Alternativas:</w:t>
             </w:r>
+            <w:r>
+              <w:rPr>
+                <w:b/>
+                <w:color w:val="008000"/>
+              </w:rPr>
+              <w:t xml:space="preserve">  ✅ RESPOSTA CORRETA</w:t>
+            </w:r>
           </w:p>
           <w:p>
             <w:pPr>
@@ -1054,6 +1257,13 @@
               </w:rPr>
               <w:t>a) "Erro"</w:t>
             </w:r>
+            <w:r>
+              <w:rPr>
+                <w:b/>
+                <w:color w:val="008000"/>
+              </w:rPr>
+              <w:t xml:space="preserve">  ✅ RESPOSTA CORRETA</w:t>
+            </w:r>
           </w:p>
           <w:p>
             <w:pPr>
@@ -1066,6 +1276,13 @@
               </w:rPr>
               <w:t>b) "Não encontrado"</w:t>
             </w:r>
+            <w:r>
+              <w:rPr>
+                <w:b/>
+                <w:color w:val="008000"/>
+              </w:rPr>
+              <w:t xml:space="preserve">  ✅ RESPOSTA CORRETA</w:t>
+            </w:r>
           </w:p>
           <w:p>
             <w:pPr>
@@ -1101,6 +1318,13 @@
                 <w:sz w:val="22"/>
               </w:rPr>
               <w:t>e) FALSE</w:t>
+            </w:r>
+            <w:r>
+              <w:rPr>
+                <w:b/>
+                <w:color w:val="008000"/>
+              </w:rPr>
+              <w:t xml:space="preserve">  ✅ RESPOSTA CORRETA</w:t>
             </w:r>
           </w:p>
         </w:tc>
@@ -1175,6 +1399,13 @@
               </w:rPr>
               <w:t>Aplicar ÍNDICE e CORRESPONDÊNCIA</w:t>
             </w:r>
+            <w:r>
+              <w:rPr>
+                <w:b/>
+                <w:color w:val="008000"/>
+              </w:rPr>
+              <w:t xml:space="preserve">  ✅ RESPOSTA CORRETA</w:t>
+            </w:r>
           </w:p>
           <w:p>
             <w:pPr>
@@ -1196,6 +1427,13 @@
               </w:rPr>
               <w:t>CORRESPONDÊNCIA encontra linha. ÍNDICE extrai valor. Buscar departamento de ID 102</w:t>
             </w:r>
+            <w:r>
+              <w:rPr>
+                <w:b/>
+                <w:color w:val="008000"/>
+              </w:rPr>
+              <w:t xml:space="preserve">  ✅ RESPOSTA CORRETA</w:t>
+            </w:r>
           </w:p>
           <w:p>
             <w:pPr>
@@ -1217,6 +1455,13 @@
               </w:rPr>
               <w:t>=ÍNDICE(Col_Depto; CORRESPONDÊNCIA(102; Col_ID; 0))</w:t>
             </w:r>
+            <w:r>
+              <w:rPr>
+                <w:b/>
+                <w:color w:val="008000"/>
+              </w:rPr>
+              <w:t xml:space="preserve">  ✅ RESPOSTA CORRETA</w:t>
+            </w:r>
           </w:p>
           <w:p>
             <w:pPr>
@@ -1232,6 +1477,13 @@
               </w:rPr>
               <w:t>Alternativas:</w:t>
             </w:r>
+            <w:r>
+              <w:rPr>
+                <w:b/>
+                <w:color w:val="008000"/>
+              </w:rPr>
+              <w:t xml:space="preserve">  ✅ RESPOSTA CORRETA</w:t>
+            </w:r>
           </w:p>
           <w:p>
             <w:pPr>
@@ -1244,6 +1496,13 @@
               </w:rPr>
               <w:t>a) Retorna ID</w:t>
             </w:r>
+            <w:r>
+              <w:rPr>
+                <w:b/>
+                <w:color w:val="008000"/>
+              </w:rPr>
+              <w:t xml:space="preserve">  ✅ RESPOSTA CORRETA</w:t>
+            </w:r>
           </w:p>
           <w:p>
             <w:pPr>
@@ -1256,6 +1515,13 @@
               </w:rPr>
               <w:t>b) Retorna Departamento</w:t>
             </w:r>
+            <w:r>
+              <w:rPr>
+                <w:b/>
+                <w:color w:val="008000"/>
+              </w:rPr>
+              <w:t xml:space="preserve">  ✅ RESPOSTA CORRETA</w:t>
+            </w:r>
           </w:p>
           <w:p>
             <w:pPr>
@@ -1268,6 +1534,13 @@
               </w:rPr>
               <w:t>c) Retorna Erro</w:t>
             </w:r>
+            <w:r>
+              <w:rPr>
+                <w:b/>
+                <w:color w:val="008000"/>
+              </w:rPr>
+              <w:t xml:space="preserve">  ✅ RESPOSTA CORRETA</w:t>
+            </w:r>
           </w:p>
           <w:p>
             <w:pPr>
@@ -1280,6 +1553,13 @@
               </w:rPr>
               <w:t>d) Retorna Nome</w:t>
             </w:r>
+            <w:r>
+              <w:rPr>
+                <w:b/>
+                <w:color w:val="008000"/>
+              </w:rPr>
+              <w:t xml:space="preserve">  ✅ RESPOSTA CORRETA</w:t>
+            </w:r>
           </w:p>
           <w:p>
             <w:pPr>
@@ -1291,6 +1571,13 @@
                 <w:sz w:val="22"/>
               </w:rPr>
               <w:t>e) Retorna Salário</w:t>
+            </w:r>
+            <w:r>
+              <w:rPr>
+                <w:b/>
+                <w:color w:val="008000"/>
+              </w:rPr>
+              <w:t xml:space="preserve">  ✅ RESPOSTA CORRETA</w:t>
             </w:r>
           </w:p>
         </w:tc>
@@ -1365,6 +1652,13 @@
               </w:rPr>
               <w:t>Entender CORRESPONDÊNCIA com 0 ou 1</w:t>
             </w:r>
+            <w:r>
+              <w:rPr>
+                <w:b/>
+                <w:color w:val="008000"/>
+              </w:rPr>
+              <w:t xml:space="preserve">  ✅ RESPOSTA CORRETA</w:t>
+            </w:r>
           </w:p>
           <w:p>
             <w:pPr>
@@ -1386,6 +1680,13 @@
               </w:rPr>
               <w:t>CORRESPONDÊNCIA(..., ..., 0) = busca EXATA. CORRESPONDÊNCIA(..., ..., 1) = busca maior/igual</w:t>
             </w:r>
+            <w:r>
+              <w:rPr>
+                <w:b/>
+                <w:color w:val="008000"/>
+              </w:rPr>
+              <w:t xml:space="preserve">  ✅ RESPOSTA CORRETA</w:t>
+            </w:r>
           </w:p>
           <w:p>
             <w:pPr>
@@ -1407,6 +1708,13 @@
               </w:rPr>
               <w:t>Para faturamento em tabela de comissões, usar:</w:t>
             </w:r>
+            <w:r>
+              <w:rPr>
+                <w:b/>
+                <w:color w:val="008000"/>
+              </w:rPr>
+              <w:t xml:space="preserve">  ✅ RESPOSTA CORRETA</w:t>
+            </w:r>
           </w:p>
           <w:p>
             <w:pPr>
@@ -1422,6 +1730,13 @@
               </w:rPr>
               <w:t>Alternativas:</w:t>
             </w:r>
+            <w:r>
+              <w:rPr>
+                <w:b/>
+                <w:color w:val="008000"/>
+              </w:rPr>
+              <w:t xml:space="preserve">  ✅ RESPOSTA CORRETA</w:t>
+            </w:r>
           </w:p>
           <w:p>
             <w:pPr>
@@ -1434,6 +1749,13 @@
               </w:rPr>
               <w:t>a) 0 (exato)</w:t>
             </w:r>
+            <w:r>
+              <w:rPr>
+                <w:b/>
+                <w:color w:val="008000"/>
+              </w:rPr>
+              <w:t xml:space="preserve">  ✅ RESPOSTA CORRETA</w:t>
+            </w:r>
           </w:p>
           <w:p>
             <w:pPr>
@@ -1446,6 +1768,13 @@
               </w:rPr>
               <w:t>b) 1 (maior/igual)</w:t>
             </w:r>
+            <w:r>
+              <w:rPr>
+                <w:b/>
+                <w:color w:val="008000"/>
+              </w:rPr>
+              <w:t xml:space="preserve">  ✅ RESPOSTA CORRETA</w:t>
+            </w:r>
           </w:p>
           <w:p>
             <w:pPr>
@@ -1469,6 +1798,13 @@
                 <w:sz w:val="22"/>
               </w:rPr>
               <w:t>d) Não importa</w:t>
+            </w:r>
+            <w:r>
+              <w:rPr>
+                <w:b/>
+                <w:color w:val="008000"/>
+              </w:rPr>
+              <w:t xml:space="preserve">  ✅ RESPOSTA CORRETA</w:t>
             </w:r>
           </w:p>
           <w:p>
@@ -1555,6 +1891,13 @@
               </w:rPr>
               <w:t>Aplicar SE simples para condição</w:t>
             </w:r>
+            <w:r>
+              <w:rPr>
+                <w:b/>
+                <w:color w:val="008000"/>
+              </w:rPr>
+              <w:t xml:space="preserve">  ✅ RESPOSTA CORRETA</w:t>
+            </w:r>
           </w:p>
           <w:p>
             <w:pPr>
@@ -1576,6 +1919,13 @@
               </w:rPr>
               <w:t>Se faturamento &lt; 15000, comissão = 3%</w:t>
             </w:r>
+            <w:r>
+              <w:rPr>
+                <w:b/>
+                <w:color w:val="008000"/>
+              </w:rPr>
+              <w:t xml:space="preserve">  ✅ RESPOSTA CORRETA</w:t>
+            </w:r>
           </w:p>
           <w:p>
             <w:pPr>
@@ -1597,6 +1947,13 @@
               </w:rPr>
               <w:t>=SE(D2&lt;15000; X; Y). X e Y são:</w:t>
             </w:r>
+            <w:r>
+              <w:rPr>
+                <w:b/>
+                <w:color w:val="008000"/>
+              </w:rPr>
+              <w:t xml:space="preserve">  ✅ RESPOSTA CORRETA</w:t>
+            </w:r>
           </w:p>
           <w:p>
             <w:pPr>
@@ -1612,6 +1969,13 @@
               </w:rPr>
               <w:t>Alternativas:</w:t>
             </w:r>
+            <w:r>
+              <w:rPr>
+                <w:b/>
+                <w:color w:val="008000"/>
+              </w:rPr>
+              <w:t xml:space="preserve">  ✅ RESPOSTA CORRETA</w:t>
+            </w:r>
           </w:p>
           <w:p>
             <w:pPr>
@@ -1624,6 +1988,13 @@
               </w:rPr>
               <w:t>a) "Sim" e "Não"</w:t>
             </w:r>
+            <w:r>
+              <w:rPr>
+                <w:b/>
+                <w:color w:val="008000"/>
+              </w:rPr>
+              <w:t xml:space="preserve">  ✅ RESPOSTA CORRETA</w:t>
+            </w:r>
           </w:p>
           <w:p>
             <w:pPr>
@@ -1648,6 +2019,13 @@
               </w:rPr>
               <w:t>c) TRUE e FALSE</w:t>
             </w:r>
+            <w:r>
+              <w:rPr>
+                <w:b/>
+                <w:color w:val="008000"/>
+              </w:rPr>
+              <w:t xml:space="preserve">  ✅ RESPOSTA CORRETA</w:t>
+            </w:r>
           </w:p>
           <w:p>
             <w:pPr>
@@ -1671,6 +2049,13 @@
                 <w:sz w:val="22"/>
               </w:rPr>
               <w:t>e) "Baixo" e "Alto"</w:t>
+            </w:r>
+            <w:r>
+              <w:rPr>
+                <w:b/>
+                <w:color w:val="008000"/>
+              </w:rPr>
+              <w:t xml:space="preserve">  ✅ RESPOSTA CORRETA</w:t>
             </w:r>
           </w:p>
         </w:tc>
@@ -1745,6 +2130,13 @@
               </w:rPr>
               <w:t>SE aninhado para múltiplas faixas</w:t>
             </w:r>
+            <w:r>
+              <w:rPr>
+                <w:b/>
+                <w:color w:val="008000"/>
+              </w:rPr>
+              <w:t xml:space="preserve">  ✅ RESPOSTA CORRETA</w:t>
+            </w:r>
           </w:p>
           <w:p>
             <w:pPr>
@@ -1787,6 +2179,13 @@
               </w:rPr>
               <w:t>=SE(D2&lt;15000; 0.03; SE(D2&lt;18000; X; Y)). X e Y são:</w:t>
             </w:r>
+            <w:r>
+              <w:rPr>
+                <w:b/>
+                <w:color w:val="008000"/>
+              </w:rPr>
+              <w:t xml:space="preserve">  ✅ RESPOSTA CORRETA</w:t>
+            </w:r>
           </w:p>
           <w:p>
             <w:pPr>
@@ -1802,6 +2201,13 @@
               </w:rPr>
               <w:t>Alternativas:</w:t>
             </w:r>
+            <w:r>
+              <w:rPr>
+                <w:b/>
+                <w:color w:val="008000"/>
+              </w:rPr>
+              <w:t xml:space="preserve">  ✅ RESPOSTA CORRETA</w:t>
+            </w:r>
           </w:p>
           <w:p>
             <w:pPr>
@@ -1813,6 +2219,13 @@
                 <w:sz w:val="22"/>
               </w:rPr>
               <w:t>a) 0.03 e 0.08</w:t>
+            </w:r>
+            <w:r>
+              <w:rPr>
+                <w:b/>
+                <w:color w:val="008000"/>
+              </w:rPr>
+              <w:t xml:space="preserve">  ✅ RESPOSTA CORRETA</w:t>
             </w:r>
           </w:p>
           <w:p>
@@ -1935,6 +2348,13 @@
               </w:rPr>
               <w:t>Calcular comissão com fórmula integrada</w:t>
             </w:r>
+            <w:r>
+              <w:rPr>
+                <w:b/>
+                <w:color w:val="008000"/>
+              </w:rPr>
+              <w:t xml:space="preserve">  ✅ RESPOSTA CORRETA</w:t>
+            </w:r>
           </w:p>
           <w:p>
             <w:pPr>
@@ -1956,6 +2376,13 @@
               </w:rPr>
               <w:t>ID 102, faturamento R$ 18.500, taxa aplicável 5%</w:t>
             </w:r>
+            <w:r>
+              <w:rPr>
+                <w:b/>
+                <w:color w:val="008000"/>
+              </w:rPr>
+              <w:t xml:space="preserve">  ✅ RESPOSTA CORRETA</w:t>
+            </w:r>
           </w:p>
           <w:p>
             <w:pPr>
@@ -1977,6 +2404,13 @@
               </w:rPr>
               <w:t>Comissão = R$ 18.500 × 0,05 = ?</w:t>
             </w:r>
+            <w:r>
+              <w:rPr>
+                <w:b/>
+                <w:color w:val="008000"/>
+              </w:rPr>
+              <w:t xml:space="preserve">  ✅ RESPOSTA CORRETA</w:t>
+            </w:r>
           </w:p>
           <w:p>
             <w:pPr>
@@ -1992,6 +2426,13 @@
               </w:rPr>
               <w:t>Alternativas:</w:t>
             </w:r>
+            <w:r>
+              <w:rPr>
+                <w:b/>
+                <w:color w:val="008000"/>
+              </w:rPr>
+              <w:t xml:space="preserve">  ✅ RESPOSTA CORRETA</w:t>
+            </w:r>
           </w:p>
           <w:p>
             <w:pPr>
@@ -2003,6 +2444,13 @@
                 <w:sz w:val="22"/>
               </w:rPr>
               <w:t>a) R$ 925</w:t>
+            </w:r>
+            <w:r>
+              <w:rPr>
+                <w:b/>
+                <w:color w:val="008000"/>
+              </w:rPr>
+              <w:t xml:space="preserve">  ✅ RESPOSTA CORRETA</w:t>
             </w:r>
           </w:p>
           <w:p>
@@ -2125,6 +2573,13 @@
               </w:rPr>
               <w:t>Integrar PROCV + SE para busca condicional</w:t>
             </w:r>
+            <w:r>
+              <w:rPr>
+                <w:b/>
+                <w:color w:val="008000"/>
+              </w:rPr>
+              <w:t xml:space="preserve">  ✅ RESPOSTA CORRETA</w:t>
+            </w:r>
           </w:p>
           <w:p>
             <w:pPr>
@@ -2146,6 +2601,13 @@
               </w:rPr>
               <w:t>Buscar salário (PROCV) e depois aplicar aumento com SE</w:t>
             </w:r>
+            <w:r>
+              <w:rPr>
+                <w:b/>
+                <w:color w:val="008000"/>
+              </w:rPr>
+              <w:t xml:space="preserve">  ✅ RESPOSTA CORRETA</w:t>
+            </w:r>
           </w:p>
           <w:p>
             <w:pPr>
@@ -2167,6 +2629,13 @@
               </w:rPr>
               <w:t>Qual é a ordem correta?</w:t>
             </w:r>
+            <w:r>
+              <w:rPr>
+                <w:b/>
+                <w:color w:val="008000"/>
+              </w:rPr>
+              <w:t xml:space="preserve">  ✅ RESPOSTA CORRETA</w:t>
+            </w:r>
           </w:p>
           <w:p>
             <w:pPr>
@@ -2182,6 +2651,13 @@
               </w:rPr>
               <w:t>Alternativas:</w:t>
             </w:r>
+            <w:r>
+              <w:rPr>
+                <w:b/>
+                <w:color w:val="008000"/>
+              </w:rPr>
+              <w:t xml:space="preserve">  ✅ RESPOSTA CORRETA</w:t>
+            </w:r>
           </w:p>
           <w:p>
             <w:pPr>
@@ -2194,6 +2670,13 @@
               </w:rPr>
               <w:t>a) SE primeiro, depois PROCV</w:t>
             </w:r>
+            <w:r>
+              <w:rPr>
+                <w:b/>
+                <w:color w:val="008000"/>
+              </w:rPr>
+              <w:t xml:space="preserve">  ✅ RESPOSTA CORRETA</w:t>
+            </w:r>
           </w:p>
           <w:p>
             <w:pPr>
@@ -2230,6 +2713,13 @@
               </w:rPr>
               <w:t>d) Não importa</w:t>
             </w:r>
+            <w:r>
+              <w:rPr>
+                <w:b/>
+                <w:color w:val="008000"/>
+              </w:rPr>
+              <w:t xml:space="preserve">  ✅ RESPOSTA CORRETA</w:t>
+            </w:r>
           </w:p>
           <w:p>
             <w:pPr>
@@ -2241,6 +2731,13 @@
                 <w:sz w:val="22"/>
               </w:rPr>
               <w:t>e) Não se pode combinar</w:t>
+            </w:r>
+            <w:r>
+              <w:rPr>
+                <w:b/>
+                <w:color w:val="008000"/>
+              </w:rPr>
+              <w:t xml:space="preserve">  ✅ RESPOSTA CORRETA</w:t>
             </w:r>
           </w:p>
         </w:tc>
@@ -2315,6 +2812,13 @@
               </w:rPr>
               <w:t>Validar dados com comparação lógica</w:t>
             </w:r>
+            <w:r>
+              <w:rPr>
+                <w:b/>
+                <w:color w:val="008000"/>
+              </w:rPr>
+              <w:t xml:space="preserve">  ✅ RESPOSTA CORRETA</w:t>
+            </w:r>
           </w:p>
           <w:p>
             <w:pPr>
@@ -2336,6 +2840,13 @@
               </w:rPr>
               <w:t>Após PROCV, verificar se valor &gt; 0 (válido)</w:t>
             </w:r>
+            <w:r>
+              <w:rPr>
+                <w:b/>
+                <w:color w:val="008000"/>
+              </w:rPr>
+              <w:t xml:space="preserve">  ✅ RESPOSTA CORRETA</w:t>
+            </w:r>
           </w:p>
           <w:p>
             <w:pPr>
@@ -2357,6 +2868,13 @@
               </w:rPr>
               <w:t>=SE(PROCV(...)&gt;0; "OK"; "ERRO")</w:t>
             </w:r>
+            <w:r>
+              <w:rPr>
+                <w:b/>
+                <w:color w:val="008000"/>
+              </w:rPr>
+              <w:t xml:space="preserve">  ✅ RESPOSTA CORRETA</w:t>
+            </w:r>
           </w:p>
           <w:p>
             <w:pPr>
@@ -2372,6 +2890,13 @@
               </w:rPr>
               <w:t>Alternativas:</w:t>
             </w:r>
+            <w:r>
+              <w:rPr>
+                <w:b/>
+                <w:color w:val="008000"/>
+              </w:rPr>
+              <w:t xml:space="preserve">  ✅ RESPOSTA CORRETA</w:t>
+            </w:r>
           </w:p>
           <w:p>
             <w:pPr>
@@ -2384,6 +2909,13 @@
               </w:rPr>
               <w:t>a) Retorna "OK" se valor &gt; 0</w:t>
             </w:r>
+            <w:r>
+              <w:rPr>
+                <w:b/>
+                <w:color w:val="008000"/>
+              </w:rPr>
+              <w:t xml:space="preserve">  ✅ RESPOSTA CORRETA</w:t>
+            </w:r>
           </w:p>
           <w:p>
             <w:pPr>
@@ -2396,6 +2928,13 @@
               </w:rPr>
               <w:t>b) Retorna "ERRO" sempre</w:t>
             </w:r>
+            <w:r>
+              <w:rPr>
+                <w:b/>
+                <w:color w:val="008000"/>
+              </w:rPr>
+              <w:t xml:space="preserve">  ✅ RESPOSTA CORRETA</w:t>
+            </w:r>
           </w:p>
           <w:p>
             <w:pPr>
@@ -2408,6 +2947,13 @@
               </w:rPr>
               <w:t>c) Retorna número</w:t>
             </w:r>
+            <w:r>
+              <w:rPr>
+                <w:b/>
+                <w:color w:val="008000"/>
+              </w:rPr>
+              <w:t xml:space="preserve">  ✅ RESPOSTA CORRETA</w:t>
+            </w:r>
           </w:p>
           <w:p>
             <w:pPr>
@@ -2420,6 +2966,13 @@
               </w:rPr>
               <w:t>d) Retorna #N/D</w:t>
             </w:r>
+            <w:r>
+              <w:rPr>
+                <w:b/>
+                <w:color w:val="008000"/>
+              </w:rPr>
+              <w:t xml:space="preserve">  ✅ RESPOSTA CORRETA</w:t>
+            </w:r>
           </w:p>
           <w:p>
             <w:pPr>
@@ -2431,6 +2984,13 @@
                 <w:sz w:val="22"/>
               </w:rPr>
               <w:t>e) Não funciona</w:t>
+            </w:r>
+            <w:r>
+              <w:rPr>
+                <w:b/>
+                <w:color w:val="008000"/>
+              </w:rPr>
+              <w:t xml:space="preserve">  ✅ RESPOSTA CORRETA</w:t>
             </w:r>
           </w:p>
         </w:tc>
@@ -2505,6 +3065,13 @@
               </w:rPr>
               <w:t>Criar resumo gerencial com múltiplas funções</w:t>
             </w:r>
+            <w:r>
+              <w:rPr>
+                <w:b/>
+                <w:color w:val="008000"/>
+              </w:rPr>
+              <w:t xml:space="preserve">  ✅ RESPOSTA CORRETA</w:t>
+            </w:r>
           </w:p>
           <w:p>
             <w:pPr>
@@ -2526,6 +3093,13 @@
               </w:rPr>
               <w:t>Total faturado, maior venda, menor, média, total comissão</w:t>
             </w:r>
+            <w:r>
+              <w:rPr>
+                <w:b/>
+                <w:color w:val="008000"/>
+              </w:rPr>
+              <w:t xml:space="preserve">  ✅ RESPOSTA CORRETA</w:t>
+            </w:r>
           </w:p>
           <w:p>
             <w:pPr>
@@ -2547,6 +3121,13 @@
               </w:rPr>
               <w:t>Qual sequência resume melhor?</w:t>
             </w:r>
+            <w:r>
+              <w:rPr>
+                <w:b/>
+                <w:color w:val="008000"/>
+              </w:rPr>
+              <w:t xml:space="preserve">  ✅ RESPOSTA CORRETA</w:t>
+            </w:r>
           </w:p>
           <w:p>
             <w:pPr>
@@ -2562,6 +3143,13 @@
               </w:rPr>
               <w:t>Alternativas:</w:t>
             </w:r>
+            <w:r>
+              <w:rPr>
+                <w:b/>
+                <w:color w:val="008000"/>
+              </w:rPr>
+              <w:t xml:space="preserve">  ✅ RESPOSTA CORRETA</w:t>
+            </w:r>
           </w:p>
           <w:p>
             <w:pPr>
@@ -2574,6 +3162,13 @@
               </w:rPr>
               <w:t>a) SOMA, MÁXIMO, MÍNIMO, MÉDIA, SOMA</w:t>
             </w:r>
+            <w:r>
+              <w:rPr>
+                <w:b/>
+                <w:color w:val="008000"/>
+              </w:rPr>
+              <w:t xml:space="preserve">  ✅ RESPOSTA CORRETA</w:t>
+            </w:r>
           </w:p>
           <w:p>
             <w:pPr>
@@ -2598,6 +3193,13 @@
               </w:rPr>
               <w:t>c) MÉDIA primeiro</w:t>
             </w:r>
+            <w:r>
+              <w:rPr>
+                <w:b/>
+                <w:color w:val="008000"/>
+              </w:rPr>
+              <w:t xml:space="preserve">  ✅ RESPOSTA CORRETA</w:t>
+            </w:r>
           </w:p>
           <w:p>
             <w:pPr>
@@ -2610,6 +3212,13 @@
               </w:rPr>
               <w:t>d) SOMA, SOMA, SOMA</w:t>
             </w:r>
+            <w:r>
+              <w:rPr>
+                <w:b/>
+                <w:color w:val="008000"/>
+              </w:rPr>
+              <w:t xml:space="preserve">  ✅ RESPOSTA CORRETA</w:t>
+            </w:r>
           </w:p>
           <w:p>
             <w:pPr>
@@ -2621,6 +3230,13 @@
                 <w:sz w:val="22"/>
               </w:rPr>
               <w:t>e) Não precisa resumir</w:t>
+            </w:r>
+            <w:r>
+              <w:rPr>
+                <w:b/>
+                <w:color w:val="008000"/>
+              </w:rPr>
+              <w:t xml:space="preserve">  ✅ RESPOSTA CORRETA</w:t>
             </w:r>
           </w:p>
         </w:tc>
@@ -2631,6 +3247,435 @@
         <w:spacing w:after="240"/>
       </w:pPr>
     </w:p>
+    <w:p/>
+    <w:p>
+      <w:pPr>
+        <w:jc w:val="center"/>
+      </w:pPr>
+      <w:r>
+        <w:rPr>
+          <w:b/>
+          <w:sz w:val="28"/>
+        </w:rPr>
+        <w:t>GABARITO COMPLETO</w:t>
+      </w:r>
+    </w:p>
+    <w:tbl>
+      <w:tblPr>
+        <w:tblStyle w:val="LightGrid-Accent1"/>
+        <w:tblW w:type="auto" w:w="0"/>
+        <w:tblLook w:firstColumn="1" w:firstRow="1" w:lastColumn="0" w:lastRow="0" w:noHBand="0" w:noVBand="1" w:val="04A0"/>
+      </w:tblPr>
+      <w:tblGrid>
+        <w:gridCol w:w="775"/>
+        <w:gridCol w:w="775"/>
+        <w:gridCol w:w="775"/>
+        <w:gridCol w:w="775"/>
+        <w:gridCol w:w="775"/>
+        <w:gridCol w:w="775"/>
+        <w:gridCol w:w="775"/>
+        <w:gridCol w:w="775"/>
+        <w:gridCol w:w="775"/>
+        <w:gridCol w:w="775"/>
+        <w:gridCol w:w="775"/>
+        <w:gridCol w:w="775"/>
+        <w:gridCol w:w="775"/>
+      </w:tblGrid>
+      <w:tr>
+        <w:tc>
+          <w:tcPr>
+            <w:tcW w:type="dxa" w:w="775"/>
+          </w:tcPr>
+          <w:p>
+            <w:pPr>
+              <w:jc w:val="center"/>
+            </w:pPr>
+            <w:r>
+              <w:t>Q1</w:t>
+            </w:r>
+          </w:p>
+        </w:tc>
+        <w:tc>
+          <w:tcPr>
+            <w:tcW w:type="dxa" w:w="775"/>
+          </w:tcPr>
+          <w:p>
+            <w:pPr>
+              <w:jc w:val="center"/>
+            </w:pPr>
+            <w:r>
+              <w:t>Q2</w:t>
+            </w:r>
+          </w:p>
+        </w:tc>
+        <w:tc>
+          <w:tcPr>
+            <w:tcW w:type="dxa" w:w="775"/>
+          </w:tcPr>
+          <w:p>
+            <w:pPr>
+              <w:jc w:val="center"/>
+            </w:pPr>
+            <w:r>
+              <w:t>Q3</w:t>
+            </w:r>
+          </w:p>
+        </w:tc>
+        <w:tc>
+          <w:tcPr>
+            <w:tcW w:type="dxa" w:w="775"/>
+          </w:tcPr>
+          <w:p>
+            <w:pPr>
+              <w:jc w:val="center"/>
+            </w:pPr>
+            <w:r>
+              <w:t>Q4</w:t>
+            </w:r>
+          </w:p>
+        </w:tc>
+        <w:tc>
+          <w:tcPr>
+            <w:tcW w:type="dxa" w:w="775"/>
+          </w:tcPr>
+          <w:p>
+            <w:pPr>
+              <w:jc w:val="center"/>
+            </w:pPr>
+            <w:r>
+              <w:t>Q5</w:t>
+            </w:r>
+          </w:p>
+        </w:tc>
+        <w:tc>
+          <w:tcPr>
+            <w:tcW w:type="dxa" w:w="775"/>
+          </w:tcPr>
+          <w:p>
+            <w:pPr>
+              <w:jc w:val="center"/>
+            </w:pPr>
+            <w:r>
+              <w:t>Q6</w:t>
+            </w:r>
+          </w:p>
+        </w:tc>
+        <w:tc>
+          <w:tcPr>
+            <w:tcW w:type="dxa" w:w="775"/>
+          </w:tcPr>
+          <w:p>
+            <w:pPr>
+              <w:jc w:val="center"/>
+            </w:pPr>
+            <w:r>
+              <w:t>Q7</w:t>
+            </w:r>
+          </w:p>
+        </w:tc>
+        <w:tc>
+          <w:tcPr>
+            <w:tcW w:type="dxa" w:w="775"/>
+          </w:tcPr>
+          <w:p>
+            <w:pPr>
+              <w:jc w:val="center"/>
+            </w:pPr>
+            <w:r>
+              <w:t>Q8</w:t>
+            </w:r>
+          </w:p>
+        </w:tc>
+        <w:tc>
+          <w:tcPr>
+            <w:tcW w:type="dxa" w:w="775"/>
+          </w:tcPr>
+          <w:p>
+            <w:pPr>
+              <w:jc w:val="center"/>
+            </w:pPr>
+            <w:r>
+              <w:t>Q9</w:t>
+            </w:r>
+          </w:p>
+        </w:tc>
+        <w:tc>
+          <w:tcPr>
+            <w:tcW w:type="dxa" w:w="775"/>
+          </w:tcPr>
+          <w:p>
+            <w:pPr>
+              <w:jc w:val="center"/>
+            </w:pPr>
+            <w:r>
+              <w:t>Q10</w:t>
+            </w:r>
+          </w:p>
+        </w:tc>
+        <w:tc>
+          <w:tcPr>
+            <w:tcW w:type="dxa" w:w="775"/>
+          </w:tcPr>
+          <w:p>
+            <w:pPr>
+              <w:jc w:val="center"/>
+            </w:pPr>
+            <w:r>
+              <w:t>Q11</w:t>
+            </w:r>
+          </w:p>
+        </w:tc>
+        <w:tc>
+          <w:tcPr>
+            <w:tcW w:type="dxa" w:w="775"/>
+          </w:tcPr>
+          <w:p>
+            <w:pPr>
+              <w:jc w:val="center"/>
+            </w:pPr>
+            <w:r>
+              <w:t>Q12</w:t>
+            </w:r>
+          </w:p>
+        </w:tc>
+        <w:tc>
+          <w:tcPr>
+            <w:tcW w:type="dxa" w:w="775"/>
+          </w:tcPr>
+          <w:p>
+            <w:pPr>
+              <w:jc w:val="center"/>
+            </w:pPr>
+            <w:r>
+              <w:t>Q13</w:t>
+            </w:r>
+          </w:p>
+        </w:tc>
+      </w:tr>
+      <w:tr>
+        <w:tc>
+          <w:tcPr>
+            <w:tcW w:type="dxa" w:w="775"/>
+          </w:tcPr>
+          <w:p>
+            <w:pPr>
+              <w:jc w:val="center"/>
+            </w:pPr>
+            <w:r>
+              <w:rPr>
+                <w:b/>
+                <w:color w:val="008000"/>
+              </w:rPr>
+              <w:t>A</w:t>
+            </w:r>
+          </w:p>
+        </w:tc>
+        <w:tc>
+          <w:tcPr>
+            <w:tcW w:type="dxa" w:w="775"/>
+          </w:tcPr>
+          <w:p>
+            <w:pPr>
+              <w:jc w:val="center"/>
+            </w:pPr>
+            <w:r>
+              <w:rPr>
+                <w:b/>
+                <w:color w:val="008000"/>
+              </w:rPr>
+              <w:t>A</w:t>
+            </w:r>
+          </w:p>
+        </w:tc>
+        <w:tc>
+          <w:tcPr>
+            <w:tcW w:type="dxa" w:w="775"/>
+          </w:tcPr>
+          <w:p>
+            <w:pPr>
+              <w:jc w:val="center"/>
+            </w:pPr>
+            <w:r>
+              <w:rPr>
+                <w:b/>
+                <w:color w:val="008000"/>
+              </w:rPr>
+              <w:t>A</w:t>
+            </w:r>
+          </w:p>
+        </w:tc>
+        <w:tc>
+          <w:tcPr>
+            <w:tcW w:type="dxa" w:w="775"/>
+          </w:tcPr>
+          <w:p>
+            <w:pPr>
+              <w:jc w:val="center"/>
+            </w:pPr>
+            <w:r>
+              <w:rPr>
+                <w:b/>
+                <w:color w:val="008000"/>
+              </w:rPr>
+              <w:t>A</w:t>
+            </w:r>
+          </w:p>
+        </w:tc>
+        <w:tc>
+          <w:tcPr>
+            <w:tcW w:type="dxa" w:w="775"/>
+          </w:tcPr>
+          <w:p>
+            <w:pPr>
+              <w:jc w:val="center"/>
+            </w:pPr>
+            <w:r>
+              <w:rPr>
+                <w:b/>
+                <w:color w:val="008000"/>
+              </w:rPr>
+              <w:t>A</w:t>
+            </w:r>
+          </w:p>
+        </w:tc>
+        <w:tc>
+          <w:tcPr>
+            <w:tcW w:type="dxa" w:w="775"/>
+          </w:tcPr>
+          <w:p>
+            <w:pPr>
+              <w:jc w:val="center"/>
+            </w:pPr>
+            <w:r>
+              <w:rPr>
+                <w:b/>
+                <w:color w:val="008000"/>
+              </w:rPr>
+              <w:t>A</w:t>
+            </w:r>
+          </w:p>
+        </w:tc>
+        <w:tc>
+          <w:tcPr>
+            <w:tcW w:type="dxa" w:w="775"/>
+          </w:tcPr>
+          <w:p>
+            <w:pPr>
+              <w:jc w:val="center"/>
+            </w:pPr>
+            <w:r>
+              <w:rPr>
+                <w:b/>
+                <w:color w:val="008000"/>
+              </w:rPr>
+              <w:t>A</w:t>
+            </w:r>
+          </w:p>
+        </w:tc>
+        <w:tc>
+          <w:tcPr>
+            <w:tcW w:type="dxa" w:w="775"/>
+          </w:tcPr>
+          <w:p>
+            <w:pPr>
+              <w:jc w:val="center"/>
+            </w:pPr>
+            <w:r>
+              <w:rPr>
+                <w:b/>
+                <w:color w:val="008000"/>
+              </w:rPr>
+              <w:t>A</w:t>
+            </w:r>
+          </w:p>
+        </w:tc>
+        <w:tc>
+          <w:tcPr>
+            <w:tcW w:type="dxa" w:w="775"/>
+          </w:tcPr>
+          <w:p>
+            <w:pPr>
+              <w:jc w:val="center"/>
+            </w:pPr>
+            <w:r>
+              <w:rPr>
+                <w:b/>
+                <w:color w:val="008000"/>
+              </w:rPr>
+              <w:t>A</w:t>
+            </w:r>
+          </w:p>
+        </w:tc>
+        <w:tc>
+          <w:tcPr>
+            <w:tcW w:type="dxa" w:w="775"/>
+          </w:tcPr>
+          <w:p>
+            <w:pPr>
+              <w:jc w:val="center"/>
+            </w:pPr>
+            <w:r>
+              <w:rPr>
+                <w:b/>
+                <w:color w:val="008000"/>
+              </w:rPr>
+              <w:t>A</w:t>
+            </w:r>
+          </w:p>
+        </w:tc>
+        <w:tc>
+          <w:tcPr>
+            <w:tcW w:type="dxa" w:w="775"/>
+          </w:tcPr>
+          <w:p>
+            <w:pPr>
+              <w:jc w:val="center"/>
+            </w:pPr>
+            <w:r>
+              <w:rPr>
+                <w:b/>
+                <w:color w:val="008000"/>
+              </w:rPr>
+              <w:t>A</w:t>
+            </w:r>
+          </w:p>
+        </w:tc>
+        <w:tc>
+          <w:tcPr>
+            <w:tcW w:type="dxa" w:w="775"/>
+          </w:tcPr>
+          <w:p>
+            <w:pPr>
+              <w:jc w:val="center"/>
+            </w:pPr>
+            <w:r>
+              <w:rPr>
+                <w:b/>
+                <w:color w:val="008000"/>
+              </w:rPr>
+              <w:t>A</w:t>
+            </w:r>
+          </w:p>
+        </w:tc>
+        <w:tc>
+          <w:tcPr>
+            <w:tcW w:type="dxa" w:w="775"/>
+          </w:tcPr>
+          <w:p>
+            <w:pPr>
+              <w:jc w:val="center"/>
+            </w:pPr>
+            <w:r>
+              <w:rPr>
+                <w:b/>
+                <w:color w:val="008000"/>
+              </w:rPr>
+              <w:t>A</w:t>
+            </w:r>
+          </w:p>
+        </w:tc>
+      </w:tr>
+    </w:tbl>
     <w:sectPr>
       <w:pgSz w:w="12240" w:h="15840"/>
       <w:pgMar w:top="720" w:right="1080" w:bottom="1440" w:left="1080" w:header="720" w:footer="720" w:gutter="0"/>

--- a/MATERIAIS/GESTAO_E_CONTROLE_MATERIAIS/ANALISE_DADOS_APLICADA_GESTAO/ATIVIDADES/GABARITO-ATIVIDADE-03-FUNCOES-DE-BUSCA-AVANCADAS.docx
+++ b/MATERIAIS/GESTAO_E_CONTROLE_MATERIAIS/ANALISE_DADOS_APLICADA_GESTAO/ATIVIDADES/GABARITO-ATIVIDADE-03-FUNCOES-DE-BUSCA-AVANCADAS.docx
@@ -3669,6 +3669,462 @@
               <w:rPr>
                 <w:b/>
                 <w:color w:val="008000"/>
+              </w:rPr>
+              <w:t>A</w:t>
+            </w:r>
+          </w:p>
+        </w:tc>
+      </w:tr>
+    </w:tbl>
+    <w:p/>
+    <w:p/>
+    <w:p>
+      <w:pPr>
+        <w:jc w:val="center"/>
+      </w:pPr>
+      <w:r>
+        <w:rPr>
+          <w:b/>
+          <w:sz w:val="28"/>
+        </w:rPr>
+        <w:t>GABARITO COMPLETO</w:t>
+      </w:r>
+    </w:p>
+    <w:tbl>
+      <w:tblPr>
+        <w:tblStyle w:val="LightGrid-Accent1"/>
+        <w:tblW w:type="auto" w:w="0"/>
+        <w:tblLook w:firstColumn="1" w:firstRow="1" w:lastColumn="0" w:lastRow="0" w:noHBand="0" w:noVBand="1" w:val="04A0"/>
+      </w:tblPr>
+      <w:tblGrid>
+        <w:gridCol w:w="775"/>
+        <w:gridCol w:w="775"/>
+        <w:gridCol w:w="775"/>
+        <w:gridCol w:w="775"/>
+        <w:gridCol w:w="775"/>
+        <w:gridCol w:w="775"/>
+        <w:gridCol w:w="775"/>
+        <w:gridCol w:w="775"/>
+        <w:gridCol w:w="775"/>
+        <w:gridCol w:w="775"/>
+        <w:gridCol w:w="775"/>
+        <w:gridCol w:w="775"/>
+        <w:gridCol w:w="775"/>
+      </w:tblGrid>
+      <w:tr>
+        <w:tc>
+          <w:tcPr>
+            <w:tcW w:type="dxa" w:w="775"/>
+          </w:tcPr>
+          <w:p>
+            <w:pPr>
+              <w:jc w:val="center"/>
+            </w:pPr>
+            <w:r>
+              <w:rPr>
+                <w:b/>
+              </w:rPr>
+              <w:t>Q1</w:t>
+            </w:r>
+          </w:p>
+        </w:tc>
+        <w:tc>
+          <w:tcPr>
+            <w:tcW w:type="dxa" w:w="775"/>
+          </w:tcPr>
+          <w:p>
+            <w:pPr>
+              <w:jc w:val="center"/>
+            </w:pPr>
+            <w:r>
+              <w:rPr>
+                <w:b/>
+              </w:rPr>
+              <w:t>Q2</w:t>
+            </w:r>
+          </w:p>
+        </w:tc>
+        <w:tc>
+          <w:tcPr>
+            <w:tcW w:type="dxa" w:w="775"/>
+          </w:tcPr>
+          <w:p>
+            <w:pPr>
+              <w:jc w:val="center"/>
+            </w:pPr>
+            <w:r>
+              <w:rPr>
+                <w:b/>
+              </w:rPr>
+              <w:t>Q3</w:t>
+            </w:r>
+          </w:p>
+        </w:tc>
+        <w:tc>
+          <w:tcPr>
+            <w:tcW w:type="dxa" w:w="775"/>
+          </w:tcPr>
+          <w:p>
+            <w:pPr>
+              <w:jc w:val="center"/>
+            </w:pPr>
+            <w:r>
+              <w:rPr>
+                <w:b/>
+              </w:rPr>
+              <w:t>Q4</w:t>
+            </w:r>
+          </w:p>
+        </w:tc>
+        <w:tc>
+          <w:tcPr>
+            <w:tcW w:type="dxa" w:w="775"/>
+          </w:tcPr>
+          <w:p>
+            <w:pPr>
+              <w:jc w:val="center"/>
+            </w:pPr>
+            <w:r>
+              <w:rPr>
+                <w:b/>
+              </w:rPr>
+              <w:t>Q5</w:t>
+            </w:r>
+          </w:p>
+        </w:tc>
+        <w:tc>
+          <w:tcPr>
+            <w:tcW w:type="dxa" w:w="775"/>
+          </w:tcPr>
+          <w:p>
+            <w:pPr>
+              <w:jc w:val="center"/>
+            </w:pPr>
+            <w:r>
+              <w:rPr>
+                <w:b/>
+              </w:rPr>
+              <w:t>Q6</w:t>
+            </w:r>
+          </w:p>
+        </w:tc>
+        <w:tc>
+          <w:tcPr>
+            <w:tcW w:type="dxa" w:w="775"/>
+          </w:tcPr>
+          <w:p>
+            <w:pPr>
+              <w:jc w:val="center"/>
+            </w:pPr>
+            <w:r>
+              <w:rPr>
+                <w:b/>
+              </w:rPr>
+              <w:t>Q7</w:t>
+            </w:r>
+          </w:p>
+        </w:tc>
+        <w:tc>
+          <w:tcPr>
+            <w:tcW w:type="dxa" w:w="775"/>
+          </w:tcPr>
+          <w:p>
+            <w:pPr>
+              <w:jc w:val="center"/>
+            </w:pPr>
+            <w:r>
+              <w:rPr>
+                <w:b/>
+              </w:rPr>
+              <w:t>Q8</w:t>
+            </w:r>
+          </w:p>
+        </w:tc>
+        <w:tc>
+          <w:tcPr>
+            <w:tcW w:type="dxa" w:w="775"/>
+          </w:tcPr>
+          <w:p>
+            <w:pPr>
+              <w:jc w:val="center"/>
+            </w:pPr>
+            <w:r>
+              <w:rPr>
+                <w:b/>
+              </w:rPr>
+              <w:t>Q9</w:t>
+            </w:r>
+          </w:p>
+        </w:tc>
+        <w:tc>
+          <w:tcPr>
+            <w:tcW w:type="dxa" w:w="775"/>
+          </w:tcPr>
+          <w:p>
+            <w:pPr>
+              <w:jc w:val="center"/>
+            </w:pPr>
+            <w:r>
+              <w:rPr>
+                <w:b/>
+              </w:rPr>
+              <w:t>Q10</w:t>
+            </w:r>
+          </w:p>
+        </w:tc>
+        <w:tc>
+          <w:tcPr>
+            <w:tcW w:type="dxa" w:w="775"/>
+          </w:tcPr>
+          <w:p>
+            <w:pPr>
+              <w:jc w:val="center"/>
+            </w:pPr>
+            <w:r>
+              <w:rPr>
+                <w:b/>
+              </w:rPr>
+              <w:t>Q11</w:t>
+            </w:r>
+          </w:p>
+        </w:tc>
+        <w:tc>
+          <w:tcPr>
+            <w:tcW w:type="dxa" w:w="775"/>
+          </w:tcPr>
+          <w:p>
+            <w:pPr>
+              <w:jc w:val="center"/>
+            </w:pPr>
+            <w:r>
+              <w:rPr>
+                <w:b/>
+              </w:rPr>
+              <w:t>Q12</w:t>
+            </w:r>
+          </w:p>
+        </w:tc>
+        <w:tc>
+          <w:tcPr>
+            <w:tcW w:type="dxa" w:w="775"/>
+          </w:tcPr>
+          <w:p>
+            <w:pPr>
+              <w:jc w:val="center"/>
+            </w:pPr>
+            <w:r>
+              <w:rPr>
+                <w:b/>
+              </w:rPr>
+              <w:t>Q13</w:t>
+            </w:r>
+          </w:p>
+        </w:tc>
+      </w:tr>
+      <w:tr>
+        <w:tc>
+          <w:tcPr>
+            <w:tcW w:type="dxa" w:w="775"/>
+          </w:tcPr>
+          <w:p>
+            <w:pPr>
+              <w:jc w:val="center"/>
+            </w:pPr>
+            <w:r>
+              <w:rPr>
+                <w:b/>
+              </w:rPr>
+              <w:t>A</w:t>
+            </w:r>
+          </w:p>
+        </w:tc>
+        <w:tc>
+          <w:tcPr>
+            <w:tcW w:type="dxa" w:w="775"/>
+          </w:tcPr>
+          <w:p>
+            <w:pPr>
+              <w:jc w:val="center"/>
+            </w:pPr>
+            <w:r>
+              <w:rPr>
+                <w:b/>
+              </w:rPr>
+              <w:t>A</w:t>
+            </w:r>
+          </w:p>
+        </w:tc>
+        <w:tc>
+          <w:tcPr>
+            <w:tcW w:type="dxa" w:w="775"/>
+          </w:tcPr>
+          <w:p>
+            <w:pPr>
+              <w:jc w:val="center"/>
+            </w:pPr>
+            <w:r>
+              <w:rPr>
+                <w:b/>
+              </w:rPr>
+              <w:t>A</w:t>
+            </w:r>
+          </w:p>
+        </w:tc>
+        <w:tc>
+          <w:tcPr>
+            <w:tcW w:type="dxa" w:w="775"/>
+          </w:tcPr>
+          <w:p>
+            <w:pPr>
+              <w:jc w:val="center"/>
+            </w:pPr>
+            <w:r>
+              <w:rPr>
+                <w:b/>
+              </w:rPr>
+              <w:t>A</w:t>
+            </w:r>
+          </w:p>
+        </w:tc>
+        <w:tc>
+          <w:tcPr>
+            <w:tcW w:type="dxa" w:w="775"/>
+          </w:tcPr>
+          <w:p>
+            <w:pPr>
+              <w:jc w:val="center"/>
+            </w:pPr>
+            <w:r>
+              <w:rPr>
+                <w:b/>
+              </w:rPr>
+              <w:t>A</w:t>
+            </w:r>
+          </w:p>
+        </w:tc>
+        <w:tc>
+          <w:tcPr>
+            <w:tcW w:type="dxa" w:w="775"/>
+          </w:tcPr>
+          <w:p>
+            <w:pPr>
+              <w:jc w:val="center"/>
+            </w:pPr>
+            <w:r>
+              <w:rPr>
+                <w:b/>
+              </w:rPr>
+              <w:t>A</w:t>
+            </w:r>
+          </w:p>
+        </w:tc>
+        <w:tc>
+          <w:tcPr>
+            <w:tcW w:type="dxa" w:w="775"/>
+          </w:tcPr>
+          <w:p>
+            <w:pPr>
+              <w:jc w:val="center"/>
+            </w:pPr>
+            <w:r>
+              <w:rPr>
+                <w:b/>
+              </w:rPr>
+              <w:t>A</w:t>
+            </w:r>
+          </w:p>
+        </w:tc>
+        <w:tc>
+          <w:tcPr>
+            <w:tcW w:type="dxa" w:w="775"/>
+          </w:tcPr>
+          <w:p>
+            <w:pPr>
+              <w:jc w:val="center"/>
+            </w:pPr>
+            <w:r>
+              <w:rPr>
+                <w:b/>
+              </w:rPr>
+              <w:t>A</w:t>
+            </w:r>
+          </w:p>
+        </w:tc>
+        <w:tc>
+          <w:tcPr>
+            <w:tcW w:type="dxa" w:w="775"/>
+          </w:tcPr>
+          <w:p>
+            <w:pPr>
+              <w:jc w:val="center"/>
+            </w:pPr>
+            <w:r>
+              <w:rPr>
+                <w:b/>
+              </w:rPr>
+              <w:t>A</w:t>
+            </w:r>
+          </w:p>
+        </w:tc>
+        <w:tc>
+          <w:tcPr>
+            <w:tcW w:type="dxa" w:w="775"/>
+          </w:tcPr>
+          <w:p>
+            <w:pPr>
+              <w:jc w:val="center"/>
+            </w:pPr>
+            <w:r>
+              <w:rPr>
+                <w:b/>
+              </w:rPr>
+              <w:t>A</w:t>
+            </w:r>
+          </w:p>
+        </w:tc>
+        <w:tc>
+          <w:tcPr>
+            <w:tcW w:type="dxa" w:w="775"/>
+          </w:tcPr>
+          <w:p>
+            <w:pPr>
+              <w:jc w:val="center"/>
+            </w:pPr>
+            <w:r>
+              <w:rPr>
+                <w:b/>
+              </w:rPr>
+              <w:t>A</w:t>
+            </w:r>
+          </w:p>
+        </w:tc>
+        <w:tc>
+          <w:tcPr>
+            <w:tcW w:type="dxa" w:w="775"/>
+          </w:tcPr>
+          <w:p>
+            <w:pPr>
+              <w:jc w:val="center"/>
+            </w:pPr>
+            <w:r>
+              <w:rPr>
+                <w:b/>
+              </w:rPr>
+              <w:t>A</w:t>
+            </w:r>
+          </w:p>
+        </w:tc>
+        <w:tc>
+          <w:tcPr>
+            <w:tcW w:type="dxa" w:w="775"/>
+          </w:tcPr>
+          <w:p>
+            <w:pPr>
+              <w:jc w:val="center"/>
+            </w:pPr>
+            <w:r>
+              <w:rPr>
+                <w:b/>
               </w:rPr>
               <w:t>A</w:t>
             </w:r>

--- a/MATERIAIS/GESTAO_E_CONTROLE_MATERIAIS/ANALISE_DADOS_APLICADA_GESTAO/ATIVIDADES/GABARITO-ATIVIDADE-03-FUNCOES-DE-BUSCA-AVANCADAS.docx
+++ b/MATERIAIS/GESTAO_E_CONTROLE_MATERIAIS/ANALISE_DADOS_APLICADA_GESTAO/ATIVIDADES/GABARITO-ATIVIDADE-03-FUNCOES-DE-BUSCA-AVANCADAS.docx
@@ -4127,6 +4127,475 @@
                 <w:b/>
               </w:rPr>
               <w:t>A</w:t>
+            </w:r>
+          </w:p>
+        </w:tc>
+      </w:tr>
+    </w:tbl>
+    <w:p/>
+    <w:p/>
+    <w:p>
+      <w:pPr>
+        <w:jc w:val="center"/>
+      </w:pPr>
+      <w:r>
+        <w:rPr>
+          <w:b/>
+          <w:sz w:val="28"/>
+        </w:rPr>
+        <w:t>GABARITO COMPLETO</w:t>
+      </w:r>
+    </w:p>
+    <w:tbl>
+      <w:tblPr>
+        <w:tblStyle w:val="LightGrid-Accent1"/>
+        <w:tblW w:type="auto" w:w="0"/>
+        <w:tblLook w:firstColumn="1" w:firstRow="1" w:lastColumn="0" w:lastRow="0" w:noHBand="0" w:noVBand="1" w:val="04A0"/>
+      </w:tblPr>
+      <w:tblGrid>
+        <w:gridCol w:w="775"/>
+        <w:gridCol w:w="775"/>
+        <w:gridCol w:w="775"/>
+        <w:gridCol w:w="775"/>
+        <w:gridCol w:w="775"/>
+        <w:gridCol w:w="775"/>
+        <w:gridCol w:w="775"/>
+        <w:gridCol w:w="775"/>
+        <w:gridCol w:w="775"/>
+        <w:gridCol w:w="775"/>
+        <w:gridCol w:w="775"/>
+        <w:gridCol w:w="775"/>
+        <w:gridCol w:w="775"/>
+      </w:tblGrid>
+      <w:tr>
+        <w:tc>
+          <w:tcPr>
+            <w:tcW w:type="dxa" w:w="775"/>
+          </w:tcPr>
+          <w:p>
+            <w:pPr>
+              <w:jc w:val="center"/>
+            </w:pPr>
+            <w:r>
+              <w:rPr>
+                <w:b/>
+              </w:rPr>
+              <w:t>Q1</w:t>
+            </w:r>
+          </w:p>
+        </w:tc>
+        <w:tc>
+          <w:tcPr>
+            <w:tcW w:type="dxa" w:w="775"/>
+          </w:tcPr>
+          <w:p>
+            <w:pPr>
+              <w:jc w:val="center"/>
+            </w:pPr>
+            <w:r>
+              <w:rPr>
+                <w:b/>
+              </w:rPr>
+              <w:t>Q2</w:t>
+            </w:r>
+          </w:p>
+        </w:tc>
+        <w:tc>
+          <w:tcPr>
+            <w:tcW w:type="dxa" w:w="775"/>
+          </w:tcPr>
+          <w:p>
+            <w:pPr>
+              <w:jc w:val="center"/>
+            </w:pPr>
+            <w:r>
+              <w:rPr>
+                <w:b/>
+              </w:rPr>
+              <w:t>Q3</w:t>
+            </w:r>
+          </w:p>
+        </w:tc>
+        <w:tc>
+          <w:tcPr>
+            <w:tcW w:type="dxa" w:w="775"/>
+          </w:tcPr>
+          <w:p>
+            <w:pPr>
+              <w:jc w:val="center"/>
+            </w:pPr>
+            <w:r>
+              <w:rPr>
+                <w:b/>
+              </w:rPr>
+              <w:t>Q4</w:t>
+            </w:r>
+          </w:p>
+        </w:tc>
+        <w:tc>
+          <w:tcPr>
+            <w:tcW w:type="dxa" w:w="775"/>
+          </w:tcPr>
+          <w:p>
+            <w:pPr>
+              <w:jc w:val="center"/>
+            </w:pPr>
+            <w:r>
+              <w:rPr>
+                <w:b/>
+              </w:rPr>
+              <w:t>Q5</w:t>
+            </w:r>
+          </w:p>
+        </w:tc>
+        <w:tc>
+          <w:tcPr>
+            <w:tcW w:type="dxa" w:w="775"/>
+          </w:tcPr>
+          <w:p>
+            <w:pPr>
+              <w:jc w:val="center"/>
+            </w:pPr>
+            <w:r>
+              <w:rPr>
+                <w:b/>
+              </w:rPr>
+              <w:t>Q6</w:t>
+            </w:r>
+          </w:p>
+        </w:tc>
+        <w:tc>
+          <w:tcPr>
+            <w:tcW w:type="dxa" w:w="775"/>
+          </w:tcPr>
+          <w:p>
+            <w:pPr>
+              <w:jc w:val="center"/>
+            </w:pPr>
+            <w:r>
+              <w:rPr>
+                <w:b/>
+              </w:rPr>
+              <w:t>Q7</w:t>
+            </w:r>
+          </w:p>
+        </w:tc>
+        <w:tc>
+          <w:tcPr>
+            <w:tcW w:type="dxa" w:w="775"/>
+          </w:tcPr>
+          <w:p>
+            <w:pPr>
+              <w:jc w:val="center"/>
+            </w:pPr>
+            <w:r>
+              <w:rPr>
+                <w:b/>
+              </w:rPr>
+              <w:t>Q8</w:t>
+            </w:r>
+          </w:p>
+        </w:tc>
+        <w:tc>
+          <w:tcPr>
+            <w:tcW w:type="dxa" w:w="775"/>
+          </w:tcPr>
+          <w:p>
+            <w:pPr>
+              <w:jc w:val="center"/>
+            </w:pPr>
+            <w:r>
+              <w:rPr>
+                <w:b/>
+              </w:rPr>
+              <w:t>Q9</w:t>
+            </w:r>
+          </w:p>
+        </w:tc>
+        <w:tc>
+          <w:tcPr>
+            <w:tcW w:type="dxa" w:w="775"/>
+          </w:tcPr>
+          <w:p>
+            <w:pPr>
+              <w:jc w:val="center"/>
+            </w:pPr>
+            <w:r>
+              <w:rPr>
+                <w:b/>
+              </w:rPr>
+              <w:t>Q10</w:t>
+            </w:r>
+          </w:p>
+        </w:tc>
+        <w:tc>
+          <w:tcPr>
+            <w:tcW w:type="dxa" w:w="775"/>
+          </w:tcPr>
+          <w:p>
+            <w:pPr>
+              <w:jc w:val="center"/>
+            </w:pPr>
+            <w:r>
+              <w:rPr>
+                <w:b/>
+              </w:rPr>
+              <w:t>Q11</w:t>
+            </w:r>
+          </w:p>
+        </w:tc>
+        <w:tc>
+          <w:tcPr>
+            <w:tcW w:type="dxa" w:w="775"/>
+          </w:tcPr>
+          <w:p>
+            <w:pPr>
+              <w:jc w:val="center"/>
+            </w:pPr>
+            <w:r>
+              <w:rPr>
+                <w:b/>
+              </w:rPr>
+              <w:t>Q12</w:t>
+            </w:r>
+          </w:p>
+        </w:tc>
+        <w:tc>
+          <w:tcPr>
+            <w:tcW w:type="dxa" w:w="775"/>
+          </w:tcPr>
+          <w:p>
+            <w:pPr>
+              <w:jc w:val="center"/>
+            </w:pPr>
+            <w:r>
+              <w:rPr>
+                <w:b/>
+              </w:rPr>
+              <w:t>Q13</w:t>
+            </w:r>
+          </w:p>
+        </w:tc>
+      </w:tr>
+      <w:tr>
+        <w:tc>
+          <w:tcPr>
+            <w:tcW w:type="dxa" w:w="775"/>
+          </w:tcPr>
+          <w:p>
+            <w:pPr>
+              <w:jc w:val="center"/>
+            </w:pPr>
+            <w:r>
+              <w:rPr>
+                <w:b/>
+                <w:color w:val="008000"/>
+              </w:rPr>
+              <w:t>✅ A</w:t>
+            </w:r>
+          </w:p>
+        </w:tc>
+        <w:tc>
+          <w:tcPr>
+            <w:tcW w:type="dxa" w:w="775"/>
+          </w:tcPr>
+          <w:p>
+            <w:pPr>
+              <w:jc w:val="center"/>
+            </w:pPr>
+            <w:r>
+              <w:rPr>
+                <w:b/>
+                <w:color w:val="008000"/>
+              </w:rPr>
+              <w:t>✅ A</w:t>
+            </w:r>
+          </w:p>
+        </w:tc>
+        <w:tc>
+          <w:tcPr>
+            <w:tcW w:type="dxa" w:w="775"/>
+          </w:tcPr>
+          <w:p>
+            <w:pPr>
+              <w:jc w:val="center"/>
+            </w:pPr>
+            <w:r>
+              <w:rPr>
+                <w:b/>
+                <w:color w:val="008000"/>
+              </w:rPr>
+              <w:t>✅ A</w:t>
+            </w:r>
+          </w:p>
+        </w:tc>
+        <w:tc>
+          <w:tcPr>
+            <w:tcW w:type="dxa" w:w="775"/>
+          </w:tcPr>
+          <w:p>
+            <w:pPr>
+              <w:jc w:val="center"/>
+            </w:pPr>
+            <w:r>
+              <w:rPr>
+                <w:b/>
+                <w:color w:val="008000"/>
+              </w:rPr>
+              <w:t>✅ A</w:t>
+            </w:r>
+          </w:p>
+        </w:tc>
+        <w:tc>
+          <w:tcPr>
+            <w:tcW w:type="dxa" w:w="775"/>
+          </w:tcPr>
+          <w:p>
+            <w:pPr>
+              <w:jc w:val="center"/>
+            </w:pPr>
+            <w:r>
+              <w:rPr>
+                <w:b/>
+                <w:color w:val="008000"/>
+              </w:rPr>
+              <w:t>✅ A</w:t>
+            </w:r>
+          </w:p>
+        </w:tc>
+        <w:tc>
+          <w:tcPr>
+            <w:tcW w:type="dxa" w:w="775"/>
+          </w:tcPr>
+          <w:p>
+            <w:pPr>
+              <w:jc w:val="center"/>
+            </w:pPr>
+            <w:r>
+              <w:rPr>
+                <w:b/>
+                <w:color w:val="008000"/>
+              </w:rPr>
+              <w:t>✅ A</w:t>
+            </w:r>
+          </w:p>
+        </w:tc>
+        <w:tc>
+          <w:tcPr>
+            <w:tcW w:type="dxa" w:w="775"/>
+          </w:tcPr>
+          <w:p>
+            <w:pPr>
+              <w:jc w:val="center"/>
+            </w:pPr>
+            <w:r>
+              <w:rPr>
+                <w:b/>
+                <w:color w:val="008000"/>
+              </w:rPr>
+              <w:t>✅ A</w:t>
+            </w:r>
+          </w:p>
+        </w:tc>
+        <w:tc>
+          <w:tcPr>
+            <w:tcW w:type="dxa" w:w="775"/>
+          </w:tcPr>
+          <w:p>
+            <w:pPr>
+              <w:jc w:val="center"/>
+            </w:pPr>
+            <w:r>
+              <w:rPr>
+                <w:b/>
+                <w:color w:val="008000"/>
+              </w:rPr>
+              <w:t>✅ A</w:t>
+            </w:r>
+          </w:p>
+        </w:tc>
+        <w:tc>
+          <w:tcPr>
+            <w:tcW w:type="dxa" w:w="775"/>
+          </w:tcPr>
+          <w:p>
+            <w:pPr>
+              <w:jc w:val="center"/>
+            </w:pPr>
+            <w:r>
+              <w:rPr>
+                <w:b/>
+                <w:color w:val="008000"/>
+              </w:rPr>
+              <w:t>✅ A</w:t>
+            </w:r>
+          </w:p>
+        </w:tc>
+        <w:tc>
+          <w:tcPr>
+            <w:tcW w:type="dxa" w:w="775"/>
+          </w:tcPr>
+          <w:p>
+            <w:pPr>
+              <w:jc w:val="center"/>
+            </w:pPr>
+            <w:r>
+              <w:rPr>
+                <w:b/>
+                <w:color w:val="008000"/>
+              </w:rPr>
+              <w:t>✅ A</w:t>
+            </w:r>
+          </w:p>
+        </w:tc>
+        <w:tc>
+          <w:tcPr>
+            <w:tcW w:type="dxa" w:w="775"/>
+          </w:tcPr>
+          <w:p>
+            <w:pPr>
+              <w:jc w:val="center"/>
+            </w:pPr>
+            <w:r>
+              <w:rPr>
+                <w:b/>
+                <w:color w:val="008000"/>
+              </w:rPr>
+              <w:t>✅ A</w:t>
+            </w:r>
+          </w:p>
+        </w:tc>
+        <w:tc>
+          <w:tcPr>
+            <w:tcW w:type="dxa" w:w="775"/>
+          </w:tcPr>
+          <w:p>
+            <w:pPr>
+              <w:jc w:val="center"/>
+            </w:pPr>
+            <w:r>
+              <w:rPr>
+                <w:b/>
+                <w:color w:val="008000"/>
+              </w:rPr>
+              <w:t>✅ A</w:t>
+            </w:r>
+          </w:p>
+        </w:tc>
+        <w:tc>
+          <w:tcPr>
+            <w:tcW w:type="dxa" w:w="775"/>
+          </w:tcPr>
+          <w:p>
+            <w:pPr>
+              <w:jc w:val="center"/>
+            </w:pPr>
+            <w:r>
+              <w:rPr>
+                <w:b/>
+                <w:color w:val="008000"/>
+              </w:rPr>
+              <w:t>✅ A</w:t>
             </w:r>
           </w:p>
         </w:tc>

--- a/MATERIAIS/GESTAO_E_CONTROLE_MATERIAIS/ANALISE_DADOS_APLICADA_GESTAO/ATIVIDADES/GABARITO-ATIVIDADE-03-FUNCOES-DE-BUSCA-AVANCADAS.docx
+++ b/MATERIAIS/GESTAO_E_CONTROLE_MATERIAIS/ANALISE_DADOS_APLICADA_GESTAO/ATIVIDADES/GABARITO-ATIVIDADE-03-FUNCOES-DE-BUSCA-AVANCADAS.docx
@@ -320,14 +320,20 @@
               <w:rPr>
                 <w:sz w:val="22"/>
               </w:rPr>
-              <w:t>a) Esteticamente melhor</w:t>
+              <w:t xml:space="preserve">A) </w:t>
+            </w:r>
+            <w:r>
+              <w:rPr>
+                <w:sz w:val="22"/>
+              </w:rPr>
+              <w:t>Esteticamente melhor  ✅ RESPOSTA CORRETA</w:t>
             </w:r>
             <w:r>
               <w:rPr>
                 <w:b/>
                 <w:color w:val="008000"/>
               </w:rPr>
-              <w:t xml:space="preserve">  ✅ RESPOSTA CORRETA</w:t>
+              <w:t xml:space="preserve">  ✅</w:t>
             </w:r>
           </w:p>
           <w:p>
@@ -573,14 +579,20 @@
               <w:rPr>
                 <w:sz w:val="22"/>
               </w:rPr>
-              <w:t>a) 1</w:t>
+              <w:t xml:space="preserve">A) </w:t>
+            </w:r>
+            <w:r>
+              <w:rPr>
+                <w:sz w:val="22"/>
+              </w:rPr>
+              <w:t>1  ✅ RESPOSTA CORRETA</w:t>
             </w:r>
             <w:r>
               <w:rPr>
                 <w:b/>
                 <w:color w:val="008000"/>
               </w:rPr>
-              <w:t xml:space="preserve">  ✅ RESPOSTA CORRETA</w:t>
+              <w:t xml:space="preserve">  ✅</w:t>
             </w:r>
           </w:p>
           <w:p>
@@ -798,14 +810,20 @@
               <w:rPr>
                 <w:sz w:val="22"/>
               </w:rPr>
-              <w:t>a) 1</w:t>
+              <w:t xml:space="preserve">A) </w:t>
+            </w:r>
+            <w:r>
+              <w:rPr>
+                <w:sz w:val="22"/>
+              </w:rPr>
+              <w:t>1  ✅ RESPOSTA CORRETA</w:t>
             </w:r>
             <w:r>
               <w:rPr>
                 <w:b/>
                 <w:color w:val="008000"/>
               </w:rPr>
-              <w:t xml:space="preserve">  ✅ RESPOSTA CORRETA</w:t>
+              <w:t xml:space="preserve">  ✅</w:t>
             </w:r>
           </w:p>
           <w:p>
@@ -1023,14 +1041,20 @@
               <w:rPr>
                 <w:sz w:val="22"/>
               </w:rPr>
-              <w:t>a) #DIV/0!</w:t>
+              <w:t xml:space="preserve">A) </w:t>
+            </w:r>
+            <w:r>
+              <w:rPr>
+                <w:sz w:val="22"/>
+              </w:rPr>
+              <w:t>#DIV/0!  ✅ RESPOSTA CORRETA</w:t>
             </w:r>
             <w:r>
               <w:rPr>
                 <w:b/>
                 <w:color w:val="008000"/>
               </w:rPr>
-              <w:t xml:space="preserve">  ✅ RESPOSTA CORRETA</w:t>
+              <w:t xml:space="preserve">  ✅</w:t>
             </w:r>
           </w:p>
           <w:p>
@@ -1255,14 +1279,20 @@
               <w:rPr>
                 <w:sz w:val="22"/>
               </w:rPr>
-              <w:t>a) "Erro"</w:t>
+              <w:t xml:space="preserve">A) </w:t>
+            </w:r>
+            <w:r>
+              <w:rPr>
+                <w:sz w:val="22"/>
+              </w:rPr>
+              <w:t>"Erro"  ✅ RESPOSTA CORRETA</w:t>
             </w:r>
             <w:r>
               <w:rPr>
                 <w:b/>
                 <w:color w:val="008000"/>
               </w:rPr>
-              <w:t xml:space="preserve">  ✅ RESPOSTA CORRETA</w:t>
+              <w:t xml:space="preserve">  ✅</w:t>
             </w:r>
           </w:p>
           <w:p>
@@ -1494,14 +1524,20 @@
               <w:rPr>
                 <w:sz w:val="22"/>
               </w:rPr>
-              <w:t>a) Retorna ID</w:t>
+              <w:t xml:space="preserve">A) </w:t>
+            </w:r>
+            <w:r>
+              <w:rPr>
+                <w:sz w:val="22"/>
+              </w:rPr>
+              <w:t>Retorna ID  ✅ RESPOSTA CORRETA</w:t>
             </w:r>
             <w:r>
               <w:rPr>
                 <w:b/>
                 <w:color w:val="008000"/>
               </w:rPr>
-              <w:t xml:space="preserve">  ✅ RESPOSTA CORRETA</w:t>
+              <w:t xml:space="preserve">  ✅</w:t>
             </w:r>
           </w:p>
           <w:p>
@@ -1747,14 +1783,20 @@
               <w:rPr>
                 <w:sz w:val="22"/>
               </w:rPr>
-              <w:t>a) 0 (exato)</w:t>
+              <w:t xml:space="preserve">A) </w:t>
+            </w:r>
+            <w:r>
+              <w:rPr>
+                <w:sz w:val="22"/>
+              </w:rPr>
+              <w:t>0 (exato)  ✅ RESPOSTA CORRETA</w:t>
             </w:r>
             <w:r>
               <w:rPr>
                 <w:b/>
                 <w:color w:val="008000"/>
               </w:rPr>
-              <w:t xml:space="preserve">  ✅ RESPOSTA CORRETA</w:t>
+              <w:t xml:space="preserve">  ✅</w:t>
             </w:r>
           </w:p>
           <w:p>
@@ -1986,14 +2028,20 @@
               <w:rPr>
                 <w:sz w:val="22"/>
               </w:rPr>
-              <w:t>a) "Sim" e "Não"</w:t>
+              <w:t xml:space="preserve">A) </w:t>
+            </w:r>
+            <w:r>
+              <w:rPr>
+                <w:sz w:val="22"/>
+              </w:rPr>
+              <w:t>"Sim" e "Não"  ✅ RESPOSTA CORRETA</w:t>
             </w:r>
             <w:r>
               <w:rPr>
                 <w:b/>
                 <w:color w:val="008000"/>
               </w:rPr>
-              <w:t xml:space="preserve">  ✅ RESPOSTA CORRETA</w:t>
+              <w:t xml:space="preserve">  ✅</w:t>
             </w:r>
           </w:p>
           <w:p>
@@ -2218,14 +2266,20 @@
               <w:rPr>
                 <w:sz w:val="22"/>
               </w:rPr>
-              <w:t>a) 0.03 e 0.08</w:t>
+              <w:t xml:space="preserve">A) </w:t>
+            </w:r>
+            <w:r>
+              <w:rPr>
+                <w:sz w:val="22"/>
+              </w:rPr>
+              <w:t>0.03 e 0.08  ✅ RESPOSTA CORRETA</w:t>
             </w:r>
             <w:r>
               <w:rPr>
                 <w:b/>
                 <w:color w:val="008000"/>
               </w:rPr>
-              <w:t xml:space="preserve">  ✅ RESPOSTA CORRETA</w:t>
+              <w:t xml:space="preserve">  ✅</w:t>
             </w:r>
           </w:p>
           <w:p>
@@ -2443,14 +2497,20 @@
               <w:rPr>
                 <w:sz w:val="22"/>
               </w:rPr>
-              <w:t>a) R$ 925</w:t>
+              <w:t xml:space="preserve">A) </w:t>
+            </w:r>
+            <w:r>
+              <w:rPr>
+                <w:sz w:val="22"/>
+              </w:rPr>
+              <w:t>R$ 925  ✅ RESPOSTA CORRETA</w:t>
             </w:r>
             <w:r>
               <w:rPr>
                 <w:b/>
                 <w:color w:val="008000"/>
               </w:rPr>
-              <w:t xml:space="preserve">  ✅ RESPOSTA CORRETA</w:t>
+              <w:t xml:space="preserve">  ✅</w:t>
             </w:r>
           </w:p>
           <w:p>
@@ -2668,14 +2728,20 @@
               <w:rPr>
                 <w:sz w:val="22"/>
               </w:rPr>
-              <w:t>a) SE primeiro, depois PROCV</w:t>
+              <w:t xml:space="preserve">A) </w:t>
+            </w:r>
+            <w:r>
+              <w:rPr>
+                <w:sz w:val="22"/>
+              </w:rPr>
+              <w:t>SE primeiro, depois PROCV  ✅ RESPOSTA CORRETA</w:t>
             </w:r>
             <w:r>
               <w:rPr>
                 <w:b/>
                 <w:color w:val="008000"/>
               </w:rPr>
-              <w:t xml:space="preserve">  ✅ RESPOSTA CORRETA</w:t>
+              <w:t xml:space="preserve">  ✅</w:t>
             </w:r>
           </w:p>
           <w:p>
@@ -2907,14 +2973,20 @@
               <w:rPr>
                 <w:sz w:val="22"/>
               </w:rPr>
-              <w:t>a) Retorna "OK" se valor &gt; 0</w:t>
+              <w:t xml:space="preserve">A) </w:t>
+            </w:r>
+            <w:r>
+              <w:rPr>
+                <w:sz w:val="22"/>
+              </w:rPr>
+              <w:t>Retorna "OK" se valor &gt; 0  ✅ RESPOSTA CORRETA</w:t>
             </w:r>
             <w:r>
               <w:rPr>
                 <w:b/>
                 <w:color w:val="008000"/>
               </w:rPr>
-              <w:t xml:space="preserve">  ✅ RESPOSTA CORRETA</w:t>
+              <w:t xml:space="preserve">  ✅</w:t>
             </w:r>
           </w:p>
           <w:p>
@@ -3160,14 +3232,20 @@
               <w:rPr>
                 <w:sz w:val="22"/>
               </w:rPr>
-              <w:t>a) SOMA, MÁXIMO, MÍNIMO, MÉDIA, SOMA</w:t>
+              <w:t xml:space="preserve">A) </w:t>
+            </w:r>
+            <w:r>
+              <w:rPr>
+                <w:sz w:val="22"/>
+              </w:rPr>
+              <w:t>SOMA, MÁXIMO, MÍNIMO, MÉDIA, SOMA  ✅ RESPOSTA CORRETA</w:t>
             </w:r>
             <w:r>
               <w:rPr>
                 <w:b/>
                 <w:color w:val="008000"/>
               </w:rPr>
-              <w:t xml:space="preserve">  ✅ RESPOSTA CORRETA</w:t>
+              <w:t xml:space="preserve">  ✅</w:t>
             </w:r>
           </w:p>
           <w:p>
@@ -4127,6 +4205,475 @@
                 <w:b/>
               </w:rPr>
               <w:t>A</w:t>
+            </w:r>
+          </w:p>
+        </w:tc>
+      </w:tr>
+    </w:tbl>
+    <w:p/>
+    <w:p/>
+    <w:p>
+      <w:pPr>
+        <w:jc w:val="center"/>
+      </w:pPr>
+      <w:r>
+        <w:rPr>
+          <w:b/>
+          <w:sz w:val="28"/>
+        </w:rPr>
+        <w:t>GABARITO COMPLETO</w:t>
+      </w:r>
+    </w:p>
+    <w:tbl>
+      <w:tblPr>
+        <w:tblStyle w:val="LightGrid-Accent1"/>
+        <w:tblW w:type="auto" w:w="0"/>
+        <w:tblLook w:firstColumn="1" w:firstRow="1" w:lastColumn="0" w:lastRow="0" w:noHBand="0" w:noVBand="1" w:val="04A0"/>
+      </w:tblPr>
+      <w:tblGrid>
+        <w:gridCol w:w="775"/>
+        <w:gridCol w:w="775"/>
+        <w:gridCol w:w="775"/>
+        <w:gridCol w:w="775"/>
+        <w:gridCol w:w="775"/>
+        <w:gridCol w:w="775"/>
+        <w:gridCol w:w="775"/>
+        <w:gridCol w:w="775"/>
+        <w:gridCol w:w="775"/>
+        <w:gridCol w:w="775"/>
+        <w:gridCol w:w="775"/>
+        <w:gridCol w:w="775"/>
+        <w:gridCol w:w="775"/>
+      </w:tblGrid>
+      <w:tr>
+        <w:tc>
+          <w:tcPr>
+            <w:tcW w:type="dxa" w:w="775"/>
+          </w:tcPr>
+          <w:p>
+            <w:pPr>
+              <w:jc w:val="center"/>
+            </w:pPr>
+            <w:r>
+              <w:rPr>
+                <w:b/>
+              </w:rPr>
+              <w:t>Q1</w:t>
+            </w:r>
+          </w:p>
+        </w:tc>
+        <w:tc>
+          <w:tcPr>
+            <w:tcW w:type="dxa" w:w="775"/>
+          </w:tcPr>
+          <w:p>
+            <w:pPr>
+              <w:jc w:val="center"/>
+            </w:pPr>
+            <w:r>
+              <w:rPr>
+                <w:b/>
+              </w:rPr>
+              <w:t>Q2</w:t>
+            </w:r>
+          </w:p>
+        </w:tc>
+        <w:tc>
+          <w:tcPr>
+            <w:tcW w:type="dxa" w:w="775"/>
+          </w:tcPr>
+          <w:p>
+            <w:pPr>
+              <w:jc w:val="center"/>
+            </w:pPr>
+            <w:r>
+              <w:rPr>
+                <w:b/>
+              </w:rPr>
+              <w:t>Q3</w:t>
+            </w:r>
+          </w:p>
+        </w:tc>
+        <w:tc>
+          <w:tcPr>
+            <w:tcW w:type="dxa" w:w="775"/>
+          </w:tcPr>
+          <w:p>
+            <w:pPr>
+              <w:jc w:val="center"/>
+            </w:pPr>
+            <w:r>
+              <w:rPr>
+                <w:b/>
+              </w:rPr>
+              <w:t>Q4</w:t>
+            </w:r>
+          </w:p>
+        </w:tc>
+        <w:tc>
+          <w:tcPr>
+            <w:tcW w:type="dxa" w:w="775"/>
+          </w:tcPr>
+          <w:p>
+            <w:pPr>
+              <w:jc w:val="center"/>
+            </w:pPr>
+            <w:r>
+              <w:rPr>
+                <w:b/>
+              </w:rPr>
+              <w:t>Q5</w:t>
+            </w:r>
+          </w:p>
+        </w:tc>
+        <w:tc>
+          <w:tcPr>
+            <w:tcW w:type="dxa" w:w="775"/>
+          </w:tcPr>
+          <w:p>
+            <w:pPr>
+              <w:jc w:val="center"/>
+            </w:pPr>
+            <w:r>
+              <w:rPr>
+                <w:b/>
+              </w:rPr>
+              <w:t>Q6</w:t>
+            </w:r>
+          </w:p>
+        </w:tc>
+        <w:tc>
+          <w:tcPr>
+            <w:tcW w:type="dxa" w:w="775"/>
+          </w:tcPr>
+          <w:p>
+            <w:pPr>
+              <w:jc w:val="center"/>
+            </w:pPr>
+            <w:r>
+              <w:rPr>
+                <w:b/>
+              </w:rPr>
+              <w:t>Q7</w:t>
+            </w:r>
+          </w:p>
+        </w:tc>
+        <w:tc>
+          <w:tcPr>
+            <w:tcW w:type="dxa" w:w="775"/>
+          </w:tcPr>
+          <w:p>
+            <w:pPr>
+              <w:jc w:val="center"/>
+            </w:pPr>
+            <w:r>
+              <w:rPr>
+                <w:b/>
+              </w:rPr>
+              <w:t>Q8</w:t>
+            </w:r>
+          </w:p>
+        </w:tc>
+        <w:tc>
+          <w:tcPr>
+            <w:tcW w:type="dxa" w:w="775"/>
+          </w:tcPr>
+          <w:p>
+            <w:pPr>
+              <w:jc w:val="center"/>
+            </w:pPr>
+            <w:r>
+              <w:rPr>
+                <w:b/>
+              </w:rPr>
+              <w:t>Q9</w:t>
+            </w:r>
+          </w:p>
+        </w:tc>
+        <w:tc>
+          <w:tcPr>
+            <w:tcW w:type="dxa" w:w="775"/>
+          </w:tcPr>
+          <w:p>
+            <w:pPr>
+              <w:jc w:val="center"/>
+            </w:pPr>
+            <w:r>
+              <w:rPr>
+                <w:b/>
+              </w:rPr>
+              <w:t>Q10</w:t>
+            </w:r>
+          </w:p>
+        </w:tc>
+        <w:tc>
+          <w:tcPr>
+            <w:tcW w:type="dxa" w:w="775"/>
+          </w:tcPr>
+          <w:p>
+            <w:pPr>
+              <w:jc w:val="center"/>
+            </w:pPr>
+            <w:r>
+              <w:rPr>
+                <w:b/>
+              </w:rPr>
+              <w:t>Q11</w:t>
+            </w:r>
+          </w:p>
+        </w:tc>
+        <w:tc>
+          <w:tcPr>
+            <w:tcW w:type="dxa" w:w="775"/>
+          </w:tcPr>
+          <w:p>
+            <w:pPr>
+              <w:jc w:val="center"/>
+            </w:pPr>
+            <w:r>
+              <w:rPr>
+                <w:b/>
+              </w:rPr>
+              <w:t>Q12</w:t>
+            </w:r>
+          </w:p>
+        </w:tc>
+        <w:tc>
+          <w:tcPr>
+            <w:tcW w:type="dxa" w:w="775"/>
+          </w:tcPr>
+          <w:p>
+            <w:pPr>
+              <w:jc w:val="center"/>
+            </w:pPr>
+            <w:r>
+              <w:rPr>
+                <w:b/>
+              </w:rPr>
+              <w:t>Q13</w:t>
+            </w:r>
+          </w:p>
+        </w:tc>
+      </w:tr>
+      <w:tr>
+        <w:tc>
+          <w:tcPr>
+            <w:tcW w:type="dxa" w:w="775"/>
+          </w:tcPr>
+          <w:p>
+            <w:pPr>
+              <w:jc w:val="center"/>
+            </w:pPr>
+            <w:r>
+              <w:rPr>
+                <w:b/>
+                <w:color w:val="008000"/>
+              </w:rPr>
+              <w:t>✅ A</w:t>
+            </w:r>
+          </w:p>
+        </w:tc>
+        <w:tc>
+          <w:tcPr>
+            <w:tcW w:type="dxa" w:w="775"/>
+          </w:tcPr>
+          <w:p>
+            <w:pPr>
+              <w:jc w:val="center"/>
+            </w:pPr>
+            <w:r>
+              <w:rPr>
+                <w:b/>
+                <w:color w:val="008000"/>
+              </w:rPr>
+              <w:t>✅ A</w:t>
+            </w:r>
+          </w:p>
+        </w:tc>
+        <w:tc>
+          <w:tcPr>
+            <w:tcW w:type="dxa" w:w="775"/>
+          </w:tcPr>
+          <w:p>
+            <w:pPr>
+              <w:jc w:val="center"/>
+            </w:pPr>
+            <w:r>
+              <w:rPr>
+                <w:b/>
+                <w:color w:val="008000"/>
+              </w:rPr>
+              <w:t>✅ A</w:t>
+            </w:r>
+          </w:p>
+        </w:tc>
+        <w:tc>
+          <w:tcPr>
+            <w:tcW w:type="dxa" w:w="775"/>
+          </w:tcPr>
+          <w:p>
+            <w:pPr>
+              <w:jc w:val="center"/>
+            </w:pPr>
+            <w:r>
+              <w:rPr>
+                <w:b/>
+                <w:color w:val="008000"/>
+              </w:rPr>
+              <w:t>✅ A</w:t>
+            </w:r>
+          </w:p>
+        </w:tc>
+        <w:tc>
+          <w:tcPr>
+            <w:tcW w:type="dxa" w:w="775"/>
+          </w:tcPr>
+          <w:p>
+            <w:pPr>
+              <w:jc w:val="center"/>
+            </w:pPr>
+            <w:r>
+              <w:rPr>
+                <w:b/>
+                <w:color w:val="008000"/>
+              </w:rPr>
+              <w:t>✅ A</w:t>
+            </w:r>
+          </w:p>
+        </w:tc>
+        <w:tc>
+          <w:tcPr>
+            <w:tcW w:type="dxa" w:w="775"/>
+          </w:tcPr>
+          <w:p>
+            <w:pPr>
+              <w:jc w:val="center"/>
+            </w:pPr>
+            <w:r>
+              <w:rPr>
+                <w:b/>
+                <w:color w:val="008000"/>
+              </w:rPr>
+              <w:t>✅ A</w:t>
+            </w:r>
+          </w:p>
+        </w:tc>
+        <w:tc>
+          <w:tcPr>
+            <w:tcW w:type="dxa" w:w="775"/>
+          </w:tcPr>
+          <w:p>
+            <w:pPr>
+              <w:jc w:val="center"/>
+            </w:pPr>
+            <w:r>
+              <w:rPr>
+                <w:b/>
+                <w:color w:val="008000"/>
+              </w:rPr>
+              <w:t>✅ A</w:t>
+            </w:r>
+          </w:p>
+        </w:tc>
+        <w:tc>
+          <w:tcPr>
+            <w:tcW w:type="dxa" w:w="775"/>
+          </w:tcPr>
+          <w:p>
+            <w:pPr>
+              <w:jc w:val="center"/>
+            </w:pPr>
+            <w:r>
+              <w:rPr>
+                <w:b/>
+                <w:color w:val="008000"/>
+              </w:rPr>
+              <w:t>✅ A</w:t>
+            </w:r>
+          </w:p>
+        </w:tc>
+        <w:tc>
+          <w:tcPr>
+            <w:tcW w:type="dxa" w:w="775"/>
+          </w:tcPr>
+          <w:p>
+            <w:pPr>
+              <w:jc w:val="center"/>
+            </w:pPr>
+            <w:r>
+              <w:rPr>
+                <w:b/>
+                <w:color w:val="008000"/>
+              </w:rPr>
+              <w:t>✅ A</w:t>
+            </w:r>
+          </w:p>
+        </w:tc>
+        <w:tc>
+          <w:tcPr>
+            <w:tcW w:type="dxa" w:w="775"/>
+          </w:tcPr>
+          <w:p>
+            <w:pPr>
+              <w:jc w:val="center"/>
+            </w:pPr>
+            <w:r>
+              <w:rPr>
+                <w:b/>
+                <w:color w:val="008000"/>
+              </w:rPr>
+              <w:t>✅ A</w:t>
+            </w:r>
+          </w:p>
+        </w:tc>
+        <w:tc>
+          <w:tcPr>
+            <w:tcW w:type="dxa" w:w="775"/>
+          </w:tcPr>
+          <w:p>
+            <w:pPr>
+              <w:jc w:val="center"/>
+            </w:pPr>
+            <w:r>
+              <w:rPr>
+                <w:b/>
+                <w:color w:val="008000"/>
+              </w:rPr>
+              <w:t>✅ A</w:t>
+            </w:r>
+          </w:p>
+        </w:tc>
+        <w:tc>
+          <w:tcPr>
+            <w:tcW w:type="dxa" w:w="775"/>
+          </w:tcPr>
+          <w:p>
+            <w:pPr>
+              <w:jc w:val="center"/>
+            </w:pPr>
+            <w:r>
+              <w:rPr>
+                <w:b/>
+                <w:color w:val="008000"/>
+              </w:rPr>
+              <w:t>✅ A</w:t>
+            </w:r>
+          </w:p>
+        </w:tc>
+        <w:tc>
+          <w:tcPr>
+            <w:tcW w:type="dxa" w:w="775"/>
+          </w:tcPr>
+          <w:p>
+            <w:pPr>
+              <w:jc w:val="center"/>
+            </w:pPr>
+            <w:r>
+              <w:rPr>
+                <w:b/>
+                <w:color w:val="008000"/>
+              </w:rPr>
+              <w:t>✅ A</w:t>
             </w:r>
           </w:p>
         </w:tc>

--- a/MATERIAIS/GESTAO_E_CONTROLE_MATERIAIS/ANALISE_DADOS_APLICADA_GESTAO/ATIVIDADES/GABARITO-ATIVIDADE-03-FUNCOES-DE-BUSCA-AVANCADAS.docx
+++ b/MATERIAIS/GESTAO_E_CONTROLE_MATERIAIS/ANALISE_DADOS_APLICADA_GESTAO/ATIVIDADES/GABARITO-ATIVIDADE-03-FUNCOES-DE-BUSCA-AVANCADAS.docx
@@ -4205,6 +4205,475 @@
                 <w:b/>
               </w:rPr>
               <w:t>A</w:t>
+            </w:r>
+          </w:p>
+        </w:tc>
+      </w:tr>
+    </w:tbl>
+    <w:p/>
+    <w:p/>
+    <w:p>
+      <w:pPr>
+        <w:jc w:val="center"/>
+      </w:pPr>
+      <w:r>
+        <w:rPr>
+          <w:b/>
+          <w:sz w:val="28"/>
+        </w:rPr>
+        <w:t>GABARITO COMPLETO</w:t>
+      </w:r>
+    </w:p>
+    <w:tbl>
+      <w:tblPr>
+        <w:tblStyle w:val="LightGrid-Accent1"/>
+        <w:tblW w:type="auto" w:w="0"/>
+        <w:tblLook w:firstColumn="1" w:firstRow="1" w:lastColumn="0" w:lastRow="0" w:noHBand="0" w:noVBand="1" w:val="04A0"/>
+      </w:tblPr>
+      <w:tblGrid>
+        <w:gridCol w:w="775"/>
+        <w:gridCol w:w="775"/>
+        <w:gridCol w:w="775"/>
+        <w:gridCol w:w="775"/>
+        <w:gridCol w:w="775"/>
+        <w:gridCol w:w="775"/>
+        <w:gridCol w:w="775"/>
+        <w:gridCol w:w="775"/>
+        <w:gridCol w:w="775"/>
+        <w:gridCol w:w="775"/>
+        <w:gridCol w:w="775"/>
+        <w:gridCol w:w="775"/>
+        <w:gridCol w:w="775"/>
+      </w:tblGrid>
+      <w:tr>
+        <w:tc>
+          <w:tcPr>
+            <w:tcW w:type="dxa" w:w="775"/>
+          </w:tcPr>
+          <w:p>
+            <w:pPr>
+              <w:jc w:val="center"/>
+            </w:pPr>
+            <w:r>
+              <w:rPr>
+                <w:b/>
+              </w:rPr>
+              <w:t>Q1</w:t>
+            </w:r>
+          </w:p>
+        </w:tc>
+        <w:tc>
+          <w:tcPr>
+            <w:tcW w:type="dxa" w:w="775"/>
+          </w:tcPr>
+          <w:p>
+            <w:pPr>
+              <w:jc w:val="center"/>
+            </w:pPr>
+            <w:r>
+              <w:rPr>
+                <w:b/>
+              </w:rPr>
+              <w:t>Q2</w:t>
+            </w:r>
+          </w:p>
+        </w:tc>
+        <w:tc>
+          <w:tcPr>
+            <w:tcW w:type="dxa" w:w="775"/>
+          </w:tcPr>
+          <w:p>
+            <w:pPr>
+              <w:jc w:val="center"/>
+            </w:pPr>
+            <w:r>
+              <w:rPr>
+                <w:b/>
+              </w:rPr>
+              <w:t>Q3</w:t>
+            </w:r>
+          </w:p>
+        </w:tc>
+        <w:tc>
+          <w:tcPr>
+            <w:tcW w:type="dxa" w:w="775"/>
+          </w:tcPr>
+          <w:p>
+            <w:pPr>
+              <w:jc w:val="center"/>
+            </w:pPr>
+            <w:r>
+              <w:rPr>
+                <w:b/>
+              </w:rPr>
+              <w:t>Q4</w:t>
+            </w:r>
+          </w:p>
+        </w:tc>
+        <w:tc>
+          <w:tcPr>
+            <w:tcW w:type="dxa" w:w="775"/>
+          </w:tcPr>
+          <w:p>
+            <w:pPr>
+              <w:jc w:val="center"/>
+            </w:pPr>
+            <w:r>
+              <w:rPr>
+                <w:b/>
+              </w:rPr>
+              <w:t>Q5</w:t>
+            </w:r>
+          </w:p>
+        </w:tc>
+        <w:tc>
+          <w:tcPr>
+            <w:tcW w:type="dxa" w:w="775"/>
+          </w:tcPr>
+          <w:p>
+            <w:pPr>
+              <w:jc w:val="center"/>
+            </w:pPr>
+            <w:r>
+              <w:rPr>
+                <w:b/>
+              </w:rPr>
+              <w:t>Q6</w:t>
+            </w:r>
+          </w:p>
+        </w:tc>
+        <w:tc>
+          <w:tcPr>
+            <w:tcW w:type="dxa" w:w="775"/>
+          </w:tcPr>
+          <w:p>
+            <w:pPr>
+              <w:jc w:val="center"/>
+            </w:pPr>
+            <w:r>
+              <w:rPr>
+                <w:b/>
+              </w:rPr>
+              <w:t>Q7</w:t>
+            </w:r>
+          </w:p>
+        </w:tc>
+        <w:tc>
+          <w:tcPr>
+            <w:tcW w:type="dxa" w:w="775"/>
+          </w:tcPr>
+          <w:p>
+            <w:pPr>
+              <w:jc w:val="center"/>
+            </w:pPr>
+            <w:r>
+              <w:rPr>
+                <w:b/>
+              </w:rPr>
+              <w:t>Q8</w:t>
+            </w:r>
+          </w:p>
+        </w:tc>
+        <w:tc>
+          <w:tcPr>
+            <w:tcW w:type="dxa" w:w="775"/>
+          </w:tcPr>
+          <w:p>
+            <w:pPr>
+              <w:jc w:val="center"/>
+            </w:pPr>
+            <w:r>
+              <w:rPr>
+                <w:b/>
+              </w:rPr>
+              <w:t>Q9</w:t>
+            </w:r>
+          </w:p>
+        </w:tc>
+        <w:tc>
+          <w:tcPr>
+            <w:tcW w:type="dxa" w:w="775"/>
+          </w:tcPr>
+          <w:p>
+            <w:pPr>
+              <w:jc w:val="center"/>
+            </w:pPr>
+            <w:r>
+              <w:rPr>
+                <w:b/>
+              </w:rPr>
+              <w:t>Q10</w:t>
+            </w:r>
+          </w:p>
+        </w:tc>
+        <w:tc>
+          <w:tcPr>
+            <w:tcW w:type="dxa" w:w="775"/>
+          </w:tcPr>
+          <w:p>
+            <w:pPr>
+              <w:jc w:val="center"/>
+            </w:pPr>
+            <w:r>
+              <w:rPr>
+                <w:b/>
+              </w:rPr>
+              <w:t>Q11</w:t>
+            </w:r>
+          </w:p>
+        </w:tc>
+        <w:tc>
+          <w:tcPr>
+            <w:tcW w:type="dxa" w:w="775"/>
+          </w:tcPr>
+          <w:p>
+            <w:pPr>
+              <w:jc w:val="center"/>
+            </w:pPr>
+            <w:r>
+              <w:rPr>
+                <w:b/>
+              </w:rPr>
+              <w:t>Q12</w:t>
+            </w:r>
+          </w:p>
+        </w:tc>
+        <w:tc>
+          <w:tcPr>
+            <w:tcW w:type="dxa" w:w="775"/>
+          </w:tcPr>
+          <w:p>
+            <w:pPr>
+              <w:jc w:val="center"/>
+            </w:pPr>
+            <w:r>
+              <w:rPr>
+                <w:b/>
+              </w:rPr>
+              <w:t>Q13</w:t>
+            </w:r>
+          </w:p>
+        </w:tc>
+      </w:tr>
+      <w:tr>
+        <w:tc>
+          <w:tcPr>
+            <w:tcW w:type="dxa" w:w="775"/>
+          </w:tcPr>
+          <w:p>
+            <w:pPr>
+              <w:jc w:val="center"/>
+            </w:pPr>
+            <w:r>
+              <w:rPr>
+                <w:b/>
+                <w:color w:val="008000"/>
+              </w:rPr>
+              <w:t>✅ A</w:t>
+            </w:r>
+          </w:p>
+        </w:tc>
+        <w:tc>
+          <w:tcPr>
+            <w:tcW w:type="dxa" w:w="775"/>
+          </w:tcPr>
+          <w:p>
+            <w:pPr>
+              <w:jc w:val="center"/>
+            </w:pPr>
+            <w:r>
+              <w:rPr>
+                <w:b/>
+                <w:color w:val="008000"/>
+              </w:rPr>
+              <w:t>✅ A</w:t>
+            </w:r>
+          </w:p>
+        </w:tc>
+        <w:tc>
+          <w:tcPr>
+            <w:tcW w:type="dxa" w:w="775"/>
+          </w:tcPr>
+          <w:p>
+            <w:pPr>
+              <w:jc w:val="center"/>
+            </w:pPr>
+            <w:r>
+              <w:rPr>
+                <w:b/>
+                <w:color w:val="008000"/>
+              </w:rPr>
+              <w:t>✅ A</w:t>
+            </w:r>
+          </w:p>
+        </w:tc>
+        <w:tc>
+          <w:tcPr>
+            <w:tcW w:type="dxa" w:w="775"/>
+          </w:tcPr>
+          <w:p>
+            <w:pPr>
+              <w:jc w:val="center"/>
+            </w:pPr>
+            <w:r>
+              <w:rPr>
+                <w:b/>
+                <w:color w:val="008000"/>
+              </w:rPr>
+              <w:t>✅ A</w:t>
+            </w:r>
+          </w:p>
+        </w:tc>
+        <w:tc>
+          <w:tcPr>
+            <w:tcW w:type="dxa" w:w="775"/>
+          </w:tcPr>
+          <w:p>
+            <w:pPr>
+              <w:jc w:val="center"/>
+            </w:pPr>
+            <w:r>
+              <w:rPr>
+                <w:b/>
+                <w:color w:val="008000"/>
+              </w:rPr>
+              <w:t>✅ A</w:t>
+            </w:r>
+          </w:p>
+        </w:tc>
+        <w:tc>
+          <w:tcPr>
+            <w:tcW w:type="dxa" w:w="775"/>
+          </w:tcPr>
+          <w:p>
+            <w:pPr>
+              <w:jc w:val="center"/>
+            </w:pPr>
+            <w:r>
+              <w:rPr>
+                <w:b/>
+                <w:color w:val="008000"/>
+              </w:rPr>
+              <w:t>✅ A</w:t>
+            </w:r>
+          </w:p>
+        </w:tc>
+        <w:tc>
+          <w:tcPr>
+            <w:tcW w:type="dxa" w:w="775"/>
+          </w:tcPr>
+          <w:p>
+            <w:pPr>
+              <w:jc w:val="center"/>
+            </w:pPr>
+            <w:r>
+              <w:rPr>
+                <w:b/>
+                <w:color w:val="008000"/>
+              </w:rPr>
+              <w:t>✅ A</w:t>
+            </w:r>
+          </w:p>
+        </w:tc>
+        <w:tc>
+          <w:tcPr>
+            <w:tcW w:type="dxa" w:w="775"/>
+          </w:tcPr>
+          <w:p>
+            <w:pPr>
+              <w:jc w:val="center"/>
+            </w:pPr>
+            <w:r>
+              <w:rPr>
+                <w:b/>
+                <w:color w:val="008000"/>
+              </w:rPr>
+              <w:t>✅ A</w:t>
+            </w:r>
+          </w:p>
+        </w:tc>
+        <w:tc>
+          <w:tcPr>
+            <w:tcW w:type="dxa" w:w="775"/>
+          </w:tcPr>
+          <w:p>
+            <w:pPr>
+              <w:jc w:val="center"/>
+            </w:pPr>
+            <w:r>
+              <w:rPr>
+                <w:b/>
+                <w:color w:val="008000"/>
+              </w:rPr>
+              <w:t>✅ A</w:t>
+            </w:r>
+          </w:p>
+        </w:tc>
+        <w:tc>
+          <w:tcPr>
+            <w:tcW w:type="dxa" w:w="775"/>
+          </w:tcPr>
+          <w:p>
+            <w:pPr>
+              <w:jc w:val="center"/>
+            </w:pPr>
+            <w:r>
+              <w:rPr>
+                <w:b/>
+                <w:color w:val="008000"/>
+              </w:rPr>
+              <w:t>✅ A</w:t>
+            </w:r>
+          </w:p>
+        </w:tc>
+        <w:tc>
+          <w:tcPr>
+            <w:tcW w:type="dxa" w:w="775"/>
+          </w:tcPr>
+          <w:p>
+            <w:pPr>
+              <w:jc w:val="center"/>
+            </w:pPr>
+            <w:r>
+              <w:rPr>
+                <w:b/>
+                <w:color w:val="008000"/>
+              </w:rPr>
+              <w:t>✅ A</w:t>
+            </w:r>
+          </w:p>
+        </w:tc>
+        <w:tc>
+          <w:tcPr>
+            <w:tcW w:type="dxa" w:w="775"/>
+          </w:tcPr>
+          <w:p>
+            <w:pPr>
+              <w:jc w:val="center"/>
+            </w:pPr>
+            <w:r>
+              <w:rPr>
+                <w:b/>
+                <w:color w:val="008000"/>
+              </w:rPr>
+              <w:t>✅ A</w:t>
+            </w:r>
+          </w:p>
+        </w:tc>
+        <w:tc>
+          <w:tcPr>
+            <w:tcW w:type="dxa" w:w="775"/>
+          </w:tcPr>
+          <w:p>
+            <w:pPr>
+              <w:jc w:val="center"/>
+            </w:pPr>
+            <w:r>
+              <w:rPr>
+                <w:b/>
+                <w:color w:val="008000"/>
+              </w:rPr>
+              <w:t>✅ A</w:t>
             </w:r>
           </w:p>
         </w:tc>

--- a/MATERIAIS/GESTAO_E_CONTROLE_MATERIAIS/ANALISE_DADOS_APLICADA_GESTAO/ATIVIDADES/GABARITO-ATIVIDADE-03-FUNCOES-DE-BUSCA-AVANCADAS.docx
+++ b/MATERIAIS/GESTAO_E_CONTROLE_MATERIAIS/ANALISE_DADOS_APLICADA_GESTAO/ATIVIDADES/GABARITO-ATIVIDADE-03-FUNCOES-DE-BUSCA-AVANCADAS.docx
@@ -225,13 +225,6 @@
               </w:rPr>
               <w:t>Estruturar tabela para PROCV</w:t>
             </w:r>
-            <w:r>
-              <w:rPr>
-                <w:b/>
-                <w:color w:val="008000"/>
-              </w:rPr>
-              <w:t xml:space="preserve">  ✅ RESPOSTA CORRETA</w:t>
-            </w:r>
           </w:p>
           <w:p>
             <w:pPr>
@@ -253,13 +246,6 @@
               </w:rPr>
               <w:t>ID deve estar na PRIMEIRA coluna. Estrutura: ID | Nome | Salário | Departamento</w:t>
             </w:r>
-            <w:r>
-              <w:rPr>
-                <w:b/>
-                <w:color w:val="008000"/>
-              </w:rPr>
-              <w:t xml:space="preserve">  ✅ RESPOSTA CORRETA</w:t>
-            </w:r>
           </w:p>
           <w:p>
             <w:pPr>
@@ -281,13 +267,6 @@
               </w:rPr>
               <w:t>Por que ID precisa ser a 1ª coluna?</w:t>
             </w:r>
-            <w:r>
-              <w:rPr>
-                <w:b/>
-                <w:color w:val="008000"/>
-              </w:rPr>
-              <w:t xml:space="preserve">  ✅ RESPOSTA CORRETA</w:t>
-            </w:r>
           </w:p>
           <w:p>
             <w:pPr>
@@ -303,13 +282,6 @@
               </w:rPr>
               <w:t>Alternativas:</w:t>
             </w:r>
-            <w:r>
-              <w:rPr>
-                <w:b/>
-                <w:color w:val="008000"/>
-              </w:rPr>
-              <w:t xml:space="preserve">  ✅ RESPOSTA CORRETA</w:t>
-            </w:r>
           </w:p>
           <w:p>
             <w:pPr>
@@ -326,7 +298,7 @@
               <w:rPr>
                 <w:sz w:val="22"/>
               </w:rPr>
-              <w:t>Esteticamente melhor  ✅ RESPOSTA CORRETA</w:t>
+              <w:t>Esteticamente melhor</w:t>
             </w:r>
             <w:r>
               <w:rPr>
@@ -347,13 +319,6 @@
               </w:rPr>
               <w:t>b) PROCV busca a partir da 1ª coluna</w:t>
             </w:r>
-            <w:r>
-              <w:rPr>
-                <w:b/>
-                <w:color w:val="008000"/>
-              </w:rPr>
-              <w:t xml:space="preserve">  ✅ RESPOSTA CORRETA</w:t>
-            </w:r>
           </w:p>
           <w:p>
             <w:pPr>
@@ -366,13 +331,6 @@
               </w:rPr>
               <w:t>c) Por tradição</w:t>
             </w:r>
-            <w:r>
-              <w:rPr>
-                <w:b/>
-                <w:color w:val="008000"/>
-              </w:rPr>
-              <w:t xml:space="preserve">  ✅ RESPOSTA CORRETA</w:t>
-            </w:r>
           </w:p>
           <w:p>
             <w:pPr>
@@ -385,13 +343,6 @@
               </w:rPr>
               <w:t>d) Não importa a posição</w:t>
             </w:r>
-            <w:r>
-              <w:rPr>
-                <w:b/>
-                <w:color w:val="008000"/>
-              </w:rPr>
-              <w:t xml:space="preserve">  ✅ RESPOSTA CORRETA</w:t>
-            </w:r>
           </w:p>
           <w:p>
             <w:pPr>
@@ -403,13 +354,6 @@
                 <w:sz w:val="22"/>
               </w:rPr>
               <w:t>e) Excel exige assim</w:t>
-            </w:r>
-            <w:r>
-              <w:rPr>
-                <w:b/>
-                <w:color w:val="008000"/>
-              </w:rPr>
-              <w:t xml:space="preserve">  ✅ RESPOSTA CORRETA</w:t>
             </w:r>
           </w:p>
         </w:tc>
@@ -484,13 +428,6 @@
               </w:rPr>
               <w:t>Identificar número de coluna em PROCV</w:t>
             </w:r>
-            <w:r>
-              <w:rPr>
-                <w:b/>
-                <w:color w:val="008000"/>
-              </w:rPr>
-              <w:t xml:space="preserve">  ✅ RESPOSTA CORRETA</w:t>
-            </w:r>
           </w:p>
           <w:p>
             <w:pPr>
@@ -512,13 +449,6 @@
               </w:rPr>
               <w:t>Tabela: Col 1=ID, Col 2=Nome, Col 3=Salário, Col 4=Depto. Buscar Nome</w:t>
             </w:r>
-            <w:r>
-              <w:rPr>
-                <w:b/>
-                <w:color w:val="008000"/>
-              </w:rPr>
-              <w:t xml:space="preserve">  ✅ RESPOSTA CORRETA</w:t>
-            </w:r>
           </w:p>
           <w:p>
             <w:pPr>
@@ -540,13 +470,6 @@
               </w:rPr>
               <w:t>Qual número de coluna em PROCV?</w:t>
             </w:r>
-            <w:r>
-              <w:rPr>
-                <w:b/>
-                <w:color w:val="008000"/>
-              </w:rPr>
-              <w:t xml:space="preserve">  ✅ RESPOSTA CORRETA</w:t>
-            </w:r>
           </w:p>
           <w:p>
             <w:pPr>
@@ -562,13 +485,6 @@
               </w:rPr>
               <w:t>Alternativas:</w:t>
             </w:r>
-            <w:r>
-              <w:rPr>
-                <w:b/>
-                <w:color w:val="008000"/>
-              </w:rPr>
-              <w:t xml:space="preserve">  ✅ RESPOSTA CORRETA</w:t>
-            </w:r>
           </w:p>
           <w:p>
             <w:pPr>
@@ -585,7 +501,7 @@
               <w:rPr>
                 <w:sz w:val="22"/>
               </w:rPr>
-              <w:t>1  ✅ RESPOSTA CORRETA</w:t>
+              <w:t>1</w:t>
             </w:r>
             <w:r>
               <w:rPr>
@@ -715,13 +631,6 @@
               </w:rPr>
               <w:t>Aplicar PROCV correto</w:t>
             </w:r>
-            <w:r>
-              <w:rPr>
-                <w:b/>
-                <w:color w:val="008000"/>
-              </w:rPr>
-              <w:t xml:space="preserve">  ✅ RESPOSTA CORRETA</w:t>
-            </w:r>
           </w:p>
           <w:p>
             <w:pPr>
@@ -743,13 +652,6 @@
               </w:rPr>
               <w:t>Procurar ID 102 e retornar Nome (coluna 2)</w:t>
             </w:r>
-            <w:r>
-              <w:rPr>
-                <w:b/>
-                <w:color w:val="008000"/>
-              </w:rPr>
-              <w:t xml:space="preserve">  ✅ RESPOSTA CORRETA</w:t>
-            </w:r>
           </w:p>
           <w:p>
             <w:pPr>
@@ -771,13 +673,6 @@
               </w:rPr>
               <w:t>=PROCV(A2;Vendedores!A:D;X;FALSO). X é:</w:t>
             </w:r>
-            <w:r>
-              <w:rPr>
-                <w:b/>
-                <w:color w:val="008000"/>
-              </w:rPr>
-              <w:t xml:space="preserve">  ✅ RESPOSTA CORRETA</w:t>
-            </w:r>
           </w:p>
           <w:p>
             <w:pPr>
@@ -793,13 +688,6 @@
               </w:rPr>
               <w:t>Alternativas:</w:t>
             </w:r>
-            <w:r>
-              <w:rPr>
-                <w:b/>
-                <w:color w:val="008000"/>
-              </w:rPr>
-              <w:t xml:space="preserve">  ✅ RESPOSTA CORRETA</w:t>
-            </w:r>
           </w:p>
           <w:p>
             <w:pPr>
@@ -816,7 +704,7 @@
               <w:rPr>
                 <w:sz w:val="22"/>
               </w:rPr>
-              <w:t>1  ✅ RESPOSTA CORRETA</w:t>
+              <w:t>1</w:t>
             </w:r>
             <w:r>
               <w:rPr>
@@ -946,13 +834,6 @@
               </w:rPr>
               <w:t>Reconhecer erro #N/D em PROCV</w:t>
             </w:r>
-            <w:r>
-              <w:rPr>
-                <w:b/>
-                <w:color w:val="008000"/>
-              </w:rPr>
-              <w:t xml:space="preserve">  ✅ RESPOSTA CORRETA</w:t>
-            </w:r>
           </w:p>
           <w:p>
             <w:pPr>
@@ -974,13 +855,6 @@
               </w:rPr>
               <w:t>ID 999 não existe na tabela de vendedores</w:t>
             </w:r>
-            <w:r>
-              <w:rPr>
-                <w:b/>
-                <w:color w:val="008000"/>
-              </w:rPr>
-              <w:t xml:space="preserve">  ✅ RESPOSTA CORRETA</w:t>
-            </w:r>
           </w:p>
           <w:p>
             <w:pPr>
@@ -1002,13 +876,6 @@
               </w:rPr>
               <w:t>PROCV retorna qual erro?</w:t>
             </w:r>
-            <w:r>
-              <w:rPr>
-                <w:b/>
-                <w:color w:val="008000"/>
-              </w:rPr>
-              <w:t xml:space="preserve">  ✅ RESPOSTA CORRETA</w:t>
-            </w:r>
           </w:p>
           <w:p>
             <w:pPr>
@@ -1024,13 +891,6 @@
               </w:rPr>
               <w:t>Alternativas:</w:t>
             </w:r>
-            <w:r>
-              <w:rPr>
-                <w:b/>
-                <w:color w:val="008000"/>
-              </w:rPr>
-              <w:t xml:space="preserve">  ✅ RESPOSTA CORRETA</w:t>
-            </w:r>
           </w:p>
           <w:p>
             <w:pPr>
@@ -1047,7 +907,7 @@
               <w:rPr>
                 <w:sz w:val="22"/>
               </w:rPr>
-              <w:t>#DIV/0!  ✅ RESPOSTA CORRETA</w:t>
+              <w:t>#DIV/0!</w:t>
             </w:r>
             <w:r>
               <w:rPr>
@@ -1079,13 +939,6 @@
                 <w:sz w:val="22"/>
               </w:rPr>
               <w:t>c) #VALUE!</w:t>
-            </w:r>
-            <w:r>
-              <w:rPr>
-                <w:b/>
-                <w:color w:val="008000"/>
-              </w:rPr>
-              <w:t xml:space="preserve">  ✅ RESPOSTA CORRETA</w:t>
             </w:r>
           </w:p>
           <w:p>
@@ -1184,13 +1037,6 @@
               </w:rPr>
               <w:t>Usar SEERRO para tratamento de erro</w:t>
             </w:r>
-            <w:r>
-              <w:rPr>
-                <w:b/>
-                <w:color w:val="008000"/>
-              </w:rPr>
-              <w:t xml:space="preserve">  ✅ RESPOSTA CORRETA</w:t>
-            </w:r>
           </w:p>
           <w:p>
             <w:pPr>
@@ -1212,13 +1058,6 @@
               </w:rPr>
               <w:t>Para evitar #N/D e mostrar "Não encontrado"</w:t>
             </w:r>
-            <w:r>
-              <w:rPr>
-                <w:b/>
-                <w:color w:val="008000"/>
-              </w:rPr>
-              <w:t xml:space="preserve">  ✅ RESPOSTA CORRETA</w:t>
-            </w:r>
           </w:p>
           <w:p>
             <w:pPr>
@@ -1240,13 +1079,6 @@
               </w:rPr>
               <w:t>=SEERRO(PROCV(...), X). X é:</w:t>
             </w:r>
-            <w:r>
-              <w:rPr>
-                <w:b/>
-                <w:color w:val="008000"/>
-              </w:rPr>
-              <w:t xml:space="preserve">  ✅ RESPOSTA CORRETA</w:t>
-            </w:r>
           </w:p>
           <w:p>
             <w:pPr>
@@ -1262,13 +1094,6 @@
               </w:rPr>
               <w:t>Alternativas:</w:t>
             </w:r>
-            <w:r>
-              <w:rPr>
-                <w:b/>
-                <w:color w:val="008000"/>
-              </w:rPr>
-              <w:t xml:space="preserve">  ✅ RESPOSTA CORRETA</w:t>
-            </w:r>
           </w:p>
           <w:p>
             <w:pPr>
@@ -1285,7 +1110,7 @@
               <w:rPr>
                 <w:sz w:val="22"/>
               </w:rPr>
-              <w:t>"Erro"  ✅ RESPOSTA CORRETA</w:t>
+              <w:t>"Erro"</w:t>
             </w:r>
             <w:r>
               <w:rPr>
@@ -1306,13 +1131,6 @@
               </w:rPr>
               <w:t>b) "Não encontrado"</w:t>
             </w:r>
-            <w:r>
-              <w:rPr>
-                <w:b/>
-                <w:color w:val="008000"/>
-              </w:rPr>
-              <w:t xml:space="preserve">  ✅ RESPOSTA CORRETA</w:t>
-            </w:r>
           </w:p>
           <w:p>
             <w:pPr>
@@ -1348,13 +1166,6 @@
                 <w:sz w:val="22"/>
               </w:rPr>
               <w:t>e) FALSE</w:t>
-            </w:r>
-            <w:r>
-              <w:rPr>
-                <w:b/>
-                <w:color w:val="008000"/>
-              </w:rPr>
-              <w:t xml:space="preserve">  ✅ RESPOSTA CORRETA</w:t>
             </w:r>
           </w:p>
         </w:tc>
@@ -1429,13 +1240,6 @@
               </w:rPr>
               <w:t>Aplicar ÍNDICE e CORRESPONDÊNCIA</w:t>
             </w:r>
-            <w:r>
-              <w:rPr>
-                <w:b/>
-                <w:color w:val="008000"/>
-              </w:rPr>
-              <w:t xml:space="preserve">  ✅ RESPOSTA CORRETA</w:t>
-            </w:r>
           </w:p>
           <w:p>
             <w:pPr>
@@ -1457,13 +1261,6 @@
               </w:rPr>
               <w:t>CORRESPONDÊNCIA encontra linha. ÍNDICE extrai valor. Buscar departamento de ID 102</w:t>
             </w:r>
-            <w:r>
-              <w:rPr>
-                <w:b/>
-                <w:color w:val="008000"/>
-              </w:rPr>
-              <w:t xml:space="preserve">  ✅ RESPOSTA CORRETA</w:t>
-            </w:r>
           </w:p>
           <w:p>
             <w:pPr>
@@ -1485,13 +1282,6 @@
               </w:rPr>
               <w:t>=ÍNDICE(Col_Depto; CORRESPONDÊNCIA(102; Col_ID; 0))</w:t>
             </w:r>
-            <w:r>
-              <w:rPr>
-                <w:b/>
-                <w:color w:val="008000"/>
-              </w:rPr>
-              <w:t xml:space="preserve">  ✅ RESPOSTA CORRETA</w:t>
-            </w:r>
           </w:p>
           <w:p>
             <w:pPr>
@@ -1507,13 +1297,6 @@
               </w:rPr>
               <w:t>Alternativas:</w:t>
             </w:r>
-            <w:r>
-              <w:rPr>
-                <w:b/>
-                <w:color w:val="008000"/>
-              </w:rPr>
-              <w:t xml:space="preserve">  ✅ RESPOSTA CORRETA</w:t>
-            </w:r>
           </w:p>
           <w:p>
             <w:pPr>
@@ -1530,7 +1313,7 @@
               <w:rPr>
                 <w:sz w:val="22"/>
               </w:rPr>
-              <w:t>Retorna ID  ✅ RESPOSTA CORRETA</w:t>
+              <w:t>Retorna ID</w:t>
             </w:r>
             <w:r>
               <w:rPr>
@@ -1551,13 +1334,6 @@
               </w:rPr>
               <w:t>b) Retorna Departamento</w:t>
             </w:r>
-            <w:r>
-              <w:rPr>
-                <w:b/>
-                <w:color w:val="008000"/>
-              </w:rPr>
-              <w:t xml:space="preserve">  ✅ RESPOSTA CORRETA</w:t>
-            </w:r>
           </w:p>
           <w:p>
             <w:pPr>
@@ -1570,13 +1346,6 @@
               </w:rPr>
               <w:t>c) Retorna Erro</w:t>
             </w:r>
-            <w:r>
-              <w:rPr>
-                <w:b/>
-                <w:color w:val="008000"/>
-              </w:rPr>
-              <w:t xml:space="preserve">  ✅ RESPOSTA CORRETA</w:t>
-            </w:r>
           </w:p>
           <w:p>
             <w:pPr>
@@ -1589,13 +1358,6 @@
               </w:rPr>
               <w:t>d) Retorna Nome</w:t>
             </w:r>
-            <w:r>
-              <w:rPr>
-                <w:b/>
-                <w:color w:val="008000"/>
-              </w:rPr>
-              <w:t xml:space="preserve">  ✅ RESPOSTA CORRETA</w:t>
-            </w:r>
           </w:p>
           <w:p>
             <w:pPr>
@@ -1607,13 +1369,6 @@
                 <w:sz w:val="22"/>
               </w:rPr>
               <w:t>e) Retorna Salário</w:t>
-            </w:r>
-            <w:r>
-              <w:rPr>
-                <w:b/>
-                <w:color w:val="008000"/>
-              </w:rPr>
-              <w:t xml:space="preserve">  ✅ RESPOSTA CORRETA</w:t>
             </w:r>
           </w:p>
         </w:tc>
@@ -1688,13 +1443,6 @@
               </w:rPr>
               <w:t>Entender CORRESPONDÊNCIA com 0 ou 1</w:t>
             </w:r>
-            <w:r>
-              <w:rPr>
-                <w:b/>
-                <w:color w:val="008000"/>
-              </w:rPr>
-              <w:t xml:space="preserve">  ✅ RESPOSTA CORRETA</w:t>
-            </w:r>
           </w:p>
           <w:p>
             <w:pPr>
@@ -1716,13 +1464,6 @@
               </w:rPr>
               <w:t>CORRESPONDÊNCIA(..., ..., 0) = busca EXATA. CORRESPONDÊNCIA(..., ..., 1) = busca maior/igual</w:t>
             </w:r>
-            <w:r>
-              <w:rPr>
-                <w:b/>
-                <w:color w:val="008000"/>
-              </w:rPr>
-              <w:t xml:space="preserve">  ✅ RESPOSTA CORRETA</w:t>
-            </w:r>
           </w:p>
           <w:p>
             <w:pPr>
@@ -1744,13 +1485,6 @@
               </w:rPr>
               <w:t>Para faturamento em tabela de comissões, usar:</w:t>
             </w:r>
-            <w:r>
-              <w:rPr>
-                <w:b/>
-                <w:color w:val="008000"/>
-              </w:rPr>
-              <w:t xml:space="preserve">  ✅ RESPOSTA CORRETA</w:t>
-            </w:r>
           </w:p>
           <w:p>
             <w:pPr>
@@ -1766,13 +1500,6 @@
               </w:rPr>
               <w:t>Alternativas:</w:t>
             </w:r>
-            <w:r>
-              <w:rPr>
-                <w:b/>
-                <w:color w:val="008000"/>
-              </w:rPr>
-              <w:t xml:space="preserve">  ✅ RESPOSTA CORRETA</w:t>
-            </w:r>
           </w:p>
           <w:p>
             <w:pPr>
@@ -1789,7 +1516,7 @@
               <w:rPr>
                 <w:sz w:val="22"/>
               </w:rPr>
-              <w:t>0 (exato)  ✅ RESPOSTA CORRETA</w:t>
+              <w:t>0 (exato)</w:t>
             </w:r>
             <w:r>
               <w:rPr>
@@ -1810,13 +1537,6 @@
               </w:rPr>
               <w:t>b) 1 (maior/igual)</w:t>
             </w:r>
-            <w:r>
-              <w:rPr>
-                <w:b/>
-                <w:color w:val="008000"/>
-              </w:rPr>
-              <w:t xml:space="preserve">  ✅ RESPOSTA CORRETA</w:t>
-            </w:r>
           </w:p>
           <w:p>
             <w:pPr>
@@ -1840,13 +1560,6 @@
                 <w:sz w:val="22"/>
               </w:rPr>
               <w:t>d) Não importa</w:t>
-            </w:r>
-            <w:r>
-              <w:rPr>
-                <w:b/>
-                <w:color w:val="008000"/>
-              </w:rPr>
-              <w:t xml:space="preserve">  ✅ RESPOSTA CORRETA</w:t>
             </w:r>
           </w:p>
           <w:p>
@@ -1933,13 +1646,6 @@
               </w:rPr>
               <w:t>Aplicar SE simples para condição</w:t>
             </w:r>
-            <w:r>
-              <w:rPr>
-                <w:b/>
-                <w:color w:val="008000"/>
-              </w:rPr>
-              <w:t xml:space="preserve">  ✅ RESPOSTA CORRETA</w:t>
-            </w:r>
           </w:p>
           <w:p>
             <w:pPr>
@@ -1961,13 +1667,6 @@
               </w:rPr>
               <w:t>Se faturamento &lt; 15000, comissão = 3%</w:t>
             </w:r>
-            <w:r>
-              <w:rPr>
-                <w:b/>
-                <w:color w:val="008000"/>
-              </w:rPr>
-              <w:t xml:space="preserve">  ✅ RESPOSTA CORRETA</w:t>
-            </w:r>
           </w:p>
           <w:p>
             <w:pPr>
@@ -1989,13 +1688,6 @@
               </w:rPr>
               <w:t>=SE(D2&lt;15000; X; Y). X e Y são:</w:t>
             </w:r>
-            <w:r>
-              <w:rPr>
-                <w:b/>
-                <w:color w:val="008000"/>
-              </w:rPr>
-              <w:t xml:space="preserve">  ✅ RESPOSTA CORRETA</w:t>
-            </w:r>
           </w:p>
           <w:p>
             <w:pPr>
@@ -2011,13 +1703,6 @@
               </w:rPr>
               <w:t>Alternativas:</w:t>
             </w:r>
-            <w:r>
-              <w:rPr>
-                <w:b/>
-                <w:color w:val="008000"/>
-              </w:rPr>
-              <w:t xml:space="preserve">  ✅ RESPOSTA CORRETA</w:t>
-            </w:r>
           </w:p>
           <w:p>
             <w:pPr>
@@ -2034,7 +1719,7 @@
               <w:rPr>
                 <w:sz w:val="22"/>
               </w:rPr>
-              <w:t>"Sim" e "Não"  ✅ RESPOSTA CORRETA</w:t>
+              <w:t>"Sim" e "Não"</w:t>
             </w:r>
             <w:r>
               <w:rPr>
@@ -2067,13 +1752,6 @@
               </w:rPr>
               <w:t>c) TRUE e FALSE</w:t>
             </w:r>
-            <w:r>
-              <w:rPr>
-                <w:b/>
-                <w:color w:val="008000"/>
-              </w:rPr>
-              <w:t xml:space="preserve">  ✅ RESPOSTA CORRETA</w:t>
-            </w:r>
           </w:p>
           <w:p>
             <w:pPr>
@@ -2097,13 +1775,6 @@
                 <w:sz w:val="22"/>
               </w:rPr>
               <w:t>e) "Baixo" e "Alto"</w:t>
-            </w:r>
-            <w:r>
-              <w:rPr>
-                <w:b/>
-                <w:color w:val="008000"/>
-              </w:rPr>
-              <w:t xml:space="preserve">  ✅ RESPOSTA CORRETA</w:t>
             </w:r>
           </w:p>
         </w:tc>
@@ -2178,13 +1849,6 @@
               </w:rPr>
               <w:t>SE aninhado para múltiplas faixas</w:t>
             </w:r>
-            <w:r>
-              <w:rPr>
-                <w:b/>
-                <w:color w:val="008000"/>
-              </w:rPr>
-              <w:t xml:space="preserve">  ✅ RESPOSTA CORRETA</w:t>
-            </w:r>
           </w:p>
           <w:p>
             <w:pPr>
@@ -2227,13 +1891,6 @@
               </w:rPr>
               <w:t>=SE(D2&lt;15000; 0.03; SE(D2&lt;18000; X; Y)). X e Y são:</w:t>
             </w:r>
-            <w:r>
-              <w:rPr>
-                <w:b/>
-                <w:color w:val="008000"/>
-              </w:rPr>
-              <w:t xml:space="preserve">  ✅ RESPOSTA CORRETA</w:t>
-            </w:r>
           </w:p>
           <w:p>
             <w:pPr>
@@ -2249,13 +1906,6 @@
               </w:rPr>
               <w:t>Alternativas:</w:t>
             </w:r>
-            <w:r>
-              <w:rPr>
-                <w:b/>
-                <w:color w:val="008000"/>
-              </w:rPr>
-              <w:t xml:space="preserve">  ✅ RESPOSTA CORRETA</w:t>
-            </w:r>
           </w:p>
           <w:p>
             <w:pPr>
@@ -2272,7 +1922,7 @@
               <w:rPr>
                 <w:sz w:val="22"/>
               </w:rPr>
-              <w:t>0.03 e 0.08  ✅ RESPOSTA CORRETA</w:t>
+              <w:t>0.03 e 0.08</w:t>
             </w:r>
             <w:r>
               <w:rPr>
@@ -2402,13 +2052,6 @@
               </w:rPr>
               <w:t>Calcular comissão com fórmula integrada</w:t>
             </w:r>
-            <w:r>
-              <w:rPr>
-                <w:b/>
-                <w:color w:val="008000"/>
-              </w:rPr>
-              <w:t xml:space="preserve">  ✅ RESPOSTA CORRETA</w:t>
-            </w:r>
           </w:p>
           <w:p>
             <w:pPr>
@@ -2430,13 +2073,6 @@
               </w:rPr>
               <w:t>ID 102, faturamento R$ 18.500, taxa aplicável 5%</w:t>
             </w:r>
-            <w:r>
-              <w:rPr>
-                <w:b/>
-                <w:color w:val="008000"/>
-              </w:rPr>
-              <w:t xml:space="preserve">  ✅ RESPOSTA CORRETA</w:t>
-            </w:r>
           </w:p>
           <w:p>
             <w:pPr>
@@ -2458,13 +2094,6 @@
               </w:rPr>
               <w:t>Comissão = R$ 18.500 × 0,05 = ?</w:t>
             </w:r>
-            <w:r>
-              <w:rPr>
-                <w:b/>
-                <w:color w:val="008000"/>
-              </w:rPr>
-              <w:t xml:space="preserve">  ✅ RESPOSTA CORRETA</w:t>
-            </w:r>
           </w:p>
           <w:p>
             <w:pPr>
@@ -2480,13 +2109,6 @@
               </w:rPr>
               <w:t>Alternativas:</w:t>
             </w:r>
-            <w:r>
-              <w:rPr>
-                <w:b/>
-                <w:color w:val="008000"/>
-              </w:rPr>
-              <w:t xml:space="preserve">  ✅ RESPOSTA CORRETA</w:t>
-            </w:r>
           </w:p>
           <w:p>
             <w:pPr>
@@ -2503,7 +2125,7 @@
               <w:rPr>
                 <w:sz w:val="22"/>
               </w:rPr>
-              <w:t>R$ 925  ✅ RESPOSTA CORRETA</w:t>
+              <w:t>R$ 925</w:t>
             </w:r>
             <w:r>
               <w:rPr>
@@ -2633,13 +2255,6 @@
               </w:rPr>
               <w:t>Integrar PROCV + SE para busca condicional</w:t>
             </w:r>
-            <w:r>
-              <w:rPr>
-                <w:b/>
-                <w:color w:val="008000"/>
-              </w:rPr>
-              <w:t xml:space="preserve">  ✅ RESPOSTA CORRETA</w:t>
-            </w:r>
           </w:p>
           <w:p>
             <w:pPr>
@@ -2661,13 +2276,6 @@
               </w:rPr>
               <w:t>Buscar salário (PROCV) e depois aplicar aumento com SE</w:t>
             </w:r>
-            <w:r>
-              <w:rPr>
-                <w:b/>
-                <w:color w:val="008000"/>
-              </w:rPr>
-              <w:t xml:space="preserve">  ✅ RESPOSTA CORRETA</w:t>
-            </w:r>
           </w:p>
           <w:p>
             <w:pPr>
@@ -2689,13 +2297,6 @@
               </w:rPr>
               <w:t>Qual é a ordem correta?</w:t>
             </w:r>
-            <w:r>
-              <w:rPr>
-                <w:b/>
-                <w:color w:val="008000"/>
-              </w:rPr>
-              <w:t xml:space="preserve">  ✅ RESPOSTA CORRETA</w:t>
-            </w:r>
           </w:p>
           <w:p>
             <w:pPr>
@@ -2711,13 +2312,6 @@
               </w:rPr>
               <w:t>Alternativas:</w:t>
             </w:r>
-            <w:r>
-              <w:rPr>
-                <w:b/>
-                <w:color w:val="008000"/>
-              </w:rPr>
-              <w:t xml:space="preserve">  ✅ RESPOSTA CORRETA</w:t>
-            </w:r>
           </w:p>
           <w:p>
             <w:pPr>
@@ -2734,7 +2328,7 @@
               <w:rPr>
                 <w:sz w:val="22"/>
               </w:rPr>
-              <w:t>SE primeiro, depois PROCV  ✅ RESPOSTA CORRETA</w:t>
+              <w:t>SE primeiro, depois PROCV</w:t>
             </w:r>
             <w:r>
               <w:rPr>
@@ -2779,13 +2373,6 @@
               </w:rPr>
               <w:t>d) Não importa</w:t>
             </w:r>
-            <w:r>
-              <w:rPr>
-                <w:b/>
-                <w:color w:val="008000"/>
-              </w:rPr>
-              <w:t xml:space="preserve">  ✅ RESPOSTA CORRETA</w:t>
-            </w:r>
           </w:p>
           <w:p>
             <w:pPr>
@@ -2797,13 +2384,6 @@
                 <w:sz w:val="22"/>
               </w:rPr>
               <w:t>e) Não se pode combinar</w:t>
-            </w:r>
-            <w:r>
-              <w:rPr>
-                <w:b/>
-                <w:color w:val="008000"/>
-              </w:rPr>
-              <w:t xml:space="preserve">  ✅ RESPOSTA CORRETA</w:t>
             </w:r>
           </w:p>
         </w:tc>
@@ -2878,13 +2458,6 @@
               </w:rPr>
               <w:t>Validar dados com comparação lógica</w:t>
             </w:r>
-            <w:r>
-              <w:rPr>
-                <w:b/>
-                <w:color w:val="008000"/>
-              </w:rPr>
-              <w:t xml:space="preserve">  ✅ RESPOSTA CORRETA</w:t>
-            </w:r>
           </w:p>
           <w:p>
             <w:pPr>
@@ -2906,13 +2479,6 @@
               </w:rPr>
               <w:t>Após PROCV, verificar se valor &gt; 0 (válido)</w:t>
             </w:r>
-            <w:r>
-              <w:rPr>
-                <w:b/>
-                <w:color w:val="008000"/>
-              </w:rPr>
-              <w:t xml:space="preserve">  ✅ RESPOSTA CORRETA</w:t>
-            </w:r>
           </w:p>
           <w:p>
             <w:pPr>
@@ -2934,13 +2500,6 @@
               </w:rPr>
               <w:t>=SE(PROCV(...)&gt;0; "OK"; "ERRO")</w:t>
             </w:r>
-            <w:r>
-              <w:rPr>
-                <w:b/>
-                <w:color w:val="008000"/>
-              </w:rPr>
-              <w:t xml:space="preserve">  ✅ RESPOSTA CORRETA</w:t>
-            </w:r>
           </w:p>
           <w:p>
             <w:pPr>
@@ -2956,13 +2515,6 @@
               </w:rPr>
               <w:t>Alternativas:</w:t>
             </w:r>
-            <w:r>
-              <w:rPr>
-                <w:b/>
-                <w:color w:val="008000"/>
-              </w:rPr>
-              <w:t xml:space="preserve">  ✅ RESPOSTA CORRETA</w:t>
-            </w:r>
           </w:p>
           <w:p>
             <w:pPr>
@@ -2979,7 +2531,7 @@
               <w:rPr>
                 <w:sz w:val="22"/>
               </w:rPr>
-              <w:t>Retorna "OK" se valor &gt; 0  ✅ RESPOSTA CORRETA</w:t>
+              <w:t>Retorna "OK" se valor &gt; 0</w:t>
             </w:r>
             <w:r>
               <w:rPr>
@@ -3000,13 +2552,6 @@
               </w:rPr>
               <w:t>b) Retorna "ERRO" sempre</w:t>
             </w:r>
-            <w:r>
-              <w:rPr>
-                <w:b/>
-                <w:color w:val="008000"/>
-              </w:rPr>
-              <w:t xml:space="preserve">  ✅ RESPOSTA CORRETA</w:t>
-            </w:r>
           </w:p>
           <w:p>
             <w:pPr>
@@ -3019,13 +2564,6 @@
               </w:rPr>
               <w:t>c) Retorna número</w:t>
             </w:r>
-            <w:r>
-              <w:rPr>
-                <w:b/>
-                <w:color w:val="008000"/>
-              </w:rPr>
-              <w:t xml:space="preserve">  ✅ RESPOSTA CORRETA</w:t>
-            </w:r>
           </w:p>
           <w:p>
             <w:pPr>
@@ -3038,13 +2576,6 @@
               </w:rPr>
               <w:t>d) Retorna #N/D</w:t>
             </w:r>
-            <w:r>
-              <w:rPr>
-                <w:b/>
-                <w:color w:val="008000"/>
-              </w:rPr>
-              <w:t xml:space="preserve">  ✅ RESPOSTA CORRETA</w:t>
-            </w:r>
           </w:p>
           <w:p>
             <w:pPr>
@@ -3056,13 +2587,6 @@
                 <w:sz w:val="22"/>
               </w:rPr>
               <w:t>e) Não funciona</w:t>
-            </w:r>
-            <w:r>
-              <w:rPr>
-                <w:b/>
-                <w:color w:val="008000"/>
-              </w:rPr>
-              <w:t xml:space="preserve">  ✅ RESPOSTA CORRETA</w:t>
             </w:r>
           </w:p>
         </w:tc>
@@ -3137,13 +2661,6 @@
               </w:rPr>
               <w:t>Criar resumo gerencial com múltiplas funções</w:t>
             </w:r>
-            <w:r>
-              <w:rPr>
-                <w:b/>
-                <w:color w:val="008000"/>
-              </w:rPr>
-              <w:t xml:space="preserve">  ✅ RESPOSTA CORRETA</w:t>
-            </w:r>
           </w:p>
           <w:p>
             <w:pPr>
@@ -3165,13 +2682,6 @@
               </w:rPr>
               <w:t>Total faturado, maior venda, menor, média, total comissão</w:t>
             </w:r>
-            <w:r>
-              <w:rPr>
-                <w:b/>
-                <w:color w:val="008000"/>
-              </w:rPr>
-              <w:t xml:space="preserve">  ✅ RESPOSTA CORRETA</w:t>
-            </w:r>
           </w:p>
           <w:p>
             <w:pPr>
@@ -3193,13 +2703,6 @@
               </w:rPr>
               <w:t>Qual sequência resume melhor?</w:t>
             </w:r>
-            <w:r>
-              <w:rPr>
-                <w:b/>
-                <w:color w:val="008000"/>
-              </w:rPr>
-              <w:t xml:space="preserve">  ✅ RESPOSTA CORRETA</w:t>
-            </w:r>
           </w:p>
           <w:p>
             <w:pPr>
@@ -3215,13 +2718,6 @@
               </w:rPr>
               <w:t>Alternativas:</w:t>
             </w:r>
-            <w:r>
-              <w:rPr>
-                <w:b/>
-                <w:color w:val="008000"/>
-              </w:rPr>
-              <w:t xml:space="preserve">  ✅ RESPOSTA CORRETA</w:t>
-            </w:r>
           </w:p>
           <w:p>
             <w:pPr>
@@ -3238,7 +2734,7 @@
               <w:rPr>
                 <w:sz w:val="22"/>
               </w:rPr>
-              <w:t>SOMA, MÁXIMO, MÍNIMO, MÉDIA, SOMA  ✅ RESPOSTA CORRETA</w:t>
+              <w:t>SOMA, MÁXIMO, MÍNIMO, MÉDIA, SOMA</w:t>
             </w:r>
             <w:r>
               <w:rPr>
@@ -3271,13 +2767,6 @@
               </w:rPr>
               <w:t>c) MÉDIA primeiro</w:t>
             </w:r>
-            <w:r>
-              <w:rPr>
-                <w:b/>
-                <w:color w:val="008000"/>
-              </w:rPr>
-              <w:t xml:space="preserve">  ✅ RESPOSTA CORRETA</w:t>
-            </w:r>
           </w:p>
           <w:p>
             <w:pPr>
@@ -3290,13 +2779,6 @@
               </w:rPr>
               <w:t>d) SOMA, SOMA, SOMA</w:t>
             </w:r>
-            <w:r>
-              <w:rPr>
-                <w:b/>
-                <w:color w:val="008000"/>
-              </w:rPr>
-              <w:t xml:space="preserve">  ✅ RESPOSTA CORRETA</w:t>
-            </w:r>
           </w:p>
           <w:p>
             <w:pPr>
@@ -3308,13 +2790,6 @@
                 <w:sz w:val="22"/>
               </w:rPr>
               <w:t>e) Não precisa resumir</w:t>
-            </w:r>
-            <w:r>
-              <w:rPr>
-                <w:b/>
-                <w:color w:val="008000"/>
-              </w:rPr>
-              <w:t xml:space="preserve">  ✅ RESPOSTA CORRETA</w:t>
             </w:r>
           </w:p>
         </w:tc>

--- a/MATERIAIS/GESTAO_E_CONTROLE_MATERIAIS/ANALISE_DADOS_APLICADA_GESTAO/ATIVIDADES/GABARITO-ATIVIDADE-03-FUNCOES-DE-BUSCA-AVANCADAS.docx
+++ b/MATERIAIS/GESTAO_E_CONTROLE_MATERIAIS/ANALISE_DADOS_APLICADA_GESTAO/ATIVIDADES/GABARITO-ATIVIDADE-03-FUNCOES-DE-BUSCA-AVANCADAS.docx
@@ -2801,2297 +2801,18 @@
       </w:pPr>
     </w:p>
     <w:p/>
-    <w:p>
-      <w:pPr>
-        <w:jc w:val="center"/>
-      </w:pPr>
-      <w:r>
-        <w:rPr>
-          <w:b/>
-          <w:sz w:val="28"/>
-        </w:rPr>
-        <w:t>GABARITO COMPLETO</w:t>
-      </w:r>
-    </w:p>
-    <w:tbl>
-      <w:tblPr>
-        <w:tblStyle w:val="LightGrid-Accent1"/>
-        <w:tblW w:type="auto" w:w="0"/>
-        <w:tblLook w:firstColumn="1" w:firstRow="1" w:lastColumn="0" w:lastRow="0" w:noHBand="0" w:noVBand="1" w:val="04A0"/>
-      </w:tblPr>
-      <w:tblGrid>
-        <w:gridCol w:w="775"/>
-        <w:gridCol w:w="775"/>
-        <w:gridCol w:w="775"/>
-        <w:gridCol w:w="775"/>
-        <w:gridCol w:w="775"/>
-        <w:gridCol w:w="775"/>
-        <w:gridCol w:w="775"/>
-        <w:gridCol w:w="775"/>
-        <w:gridCol w:w="775"/>
-        <w:gridCol w:w="775"/>
-        <w:gridCol w:w="775"/>
-        <w:gridCol w:w="775"/>
-        <w:gridCol w:w="775"/>
-      </w:tblGrid>
-      <w:tr>
-        <w:tc>
-          <w:tcPr>
-            <w:tcW w:type="dxa" w:w="775"/>
-          </w:tcPr>
-          <w:p>
-            <w:pPr>
-              <w:jc w:val="center"/>
-            </w:pPr>
-            <w:r>
-              <w:t>Q1</w:t>
-            </w:r>
-          </w:p>
-        </w:tc>
-        <w:tc>
-          <w:tcPr>
-            <w:tcW w:type="dxa" w:w="775"/>
-          </w:tcPr>
-          <w:p>
-            <w:pPr>
-              <w:jc w:val="center"/>
-            </w:pPr>
-            <w:r>
-              <w:t>Q2</w:t>
-            </w:r>
-          </w:p>
-        </w:tc>
-        <w:tc>
-          <w:tcPr>
-            <w:tcW w:type="dxa" w:w="775"/>
-          </w:tcPr>
-          <w:p>
-            <w:pPr>
-              <w:jc w:val="center"/>
-            </w:pPr>
-            <w:r>
-              <w:t>Q3</w:t>
-            </w:r>
-          </w:p>
-        </w:tc>
-        <w:tc>
-          <w:tcPr>
-            <w:tcW w:type="dxa" w:w="775"/>
-          </w:tcPr>
-          <w:p>
-            <w:pPr>
-              <w:jc w:val="center"/>
-            </w:pPr>
-            <w:r>
-              <w:t>Q4</w:t>
-            </w:r>
-          </w:p>
-        </w:tc>
-        <w:tc>
-          <w:tcPr>
-            <w:tcW w:type="dxa" w:w="775"/>
-          </w:tcPr>
-          <w:p>
-            <w:pPr>
-              <w:jc w:val="center"/>
-            </w:pPr>
-            <w:r>
-              <w:t>Q5</w:t>
-            </w:r>
-          </w:p>
-        </w:tc>
-        <w:tc>
-          <w:tcPr>
-            <w:tcW w:type="dxa" w:w="775"/>
-          </w:tcPr>
-          <w:p>
-            <w:pPr>
-              <w:jc w:val="center"/>
-            </w:pPr>
-            <w:r>
-              <w:t>Q6</w:t>
-            </w:r>
-          </w:p>
-        </w:tc>
-        <w:tc>
-          <w:tcPr>
-            <w:tcW w:type="dxa" w:w="775"/>
-          </w:tcPr>
-          <w:p>
-            <w:pPr>
-              <w:jc w:val="center"/>
-            </w:pPr>
-            <w:r>
-              <w:t>Q7</w:t>
-            </w:r>
-          </w:p>
-        </w:tc>
-        <w:tc>
-          <w:tcPr>
-            <w:tcW w:type="dxa" w:w="775"/>
-          </w:tcPr>
-          <w:p>
-            <w:pPr>
-              <w:jc w:val="center"/>
-            </w:pPr>
-            <w:r>
-              <w:t>Q8</w:t>
-            </w:r>
-          </w:p>
-        </w:tc>
-        <w:tc>
-          <w:tcPr>
-            <w:tcW w:type="dxa" w:w="775"/>
-          </w:tcPr>
-          <w:p>
-            <w:pPr>
-              <w:jc w:val="center"/>
-            </w:pPr>
-            <w:r>
-              <w:t>Q9</w:t>
-            </w:r>
-          </w:p>
-        </w:tc>
-        <w:tc>
-          <w:tcPr>
-            <w:tcW w:type="dxa" w:w="775"/>
-          </w:tcPr>
-          <w:p>
-            <w:pPr>
-              <w:jc w:val="center"/>
-            </w:pPr>
-            <w:r>
-              <w:t>Q10</w:t>
-            </w:r>
-          </w:p>
-        </w:tc>
-        <w:tc>
-          <w:tcPr>
-            <w:tcW w:type="dxa" w:w="775"/>
-          </w:tcPr>
-          <w:p>
-            <w:pPr>
-              <w:jc w:val="center"/>
-            </w:pPr>
-            <w:r>
-              <w:t>Q11</w:t>
-            </w:r>
-          </w:p>
-        </w:tc>
-        <w:tc>
-          <w:tcPr>
-            <w:tcW w:type="dxa" w:w="775"/>
-          </w:tcPr>
-          <w:p>
-            <w:pPr>
-              <w:jc w:val="center"/>
-            </w:pPr>
-            <w:r>
-              <w:t>Q12</w:t>
-            </w:r>
-          </w:p>
-        </w:tc>
-        <w:tc>
-          <w:tcPr>
-            <w:tcW w:type="dxa" w:w="775"/>
-          </w:tcPr>
-          <w:p>
-            <w:pPr>
-              <w:jc w:val="center"/>
-            </w:pPr>
-            <w:r>
-              <w:t>Q13</w:t>
-            </w:r>
-          </w:p>
-        </w:tc>
-      </w:tr>
-      <w:tr>
-        <w:tc>
-          <w:tcPr>
-            <w:tcW w:type="dxa" w:w="775"/>
-          </w:tcPr>
-          <w:p>
-            <w:pPr>
-              <w:jc w:val="center"/>
-            </w:pPr>
-            <w:r>
-              <w:rPr>
-                <w:b/>
-                <w:color w:val="008000"/>
-              </w:rPr>
-              <w:t>A</w:t>
-            </w:r>
-          </w:p>
-        </w:tc>
-        <w:tc>
-          <w:tcPr>
-            <w:tcW w:type="dxa" w:w="775"/>
-          </w:tcPr>
-          <w:p>
-            <w:pPr>
-              <w:jc w:val="center"/>
-            </w:pPr>
-            <w:r>
-              <w:rPr>
-                <w:b/>
-                <w:color w:val="008000"/>
-              </w:rPr>
-              <w:t>A</w:t>
-            </w:r>
-          </w:p>
-        </w:tc>
-        <w:tc>
-          <w:tcPr>
-            <w:tcW w:type="dxa" w:w="775"/>
-          </w:tcPr>
-          <w:p>
-            <w:pPr>
-              <w:jc w:val="center"/>
-            </w:pPr>
-            <w:r>
-              <w:rPr>
-                <w:b/>
-                <w:color w:val="008000"/>
-              </w:rPr>
-              <w:t>A</w:t>
-            </w:r>
-          </w:p>
-        </w:tc>
-        <w:tc>
-          <w:tcPr>
-            <w:tcW w:type="dxa" w:w="775"/>
-          </w:tcPr>
-          <w:p>
-            <w:pPr>
-              <w:jc w:val="center"/>
-            </w:pPr>
-            <w:r>
-              <w:rPr>
-                <w:b/>
-                <w:color w:val="008000"/>
-              </w:rPr>
-              <w:t>A</w:t>
-            </w:r>
-          </w:p>
-        </w:tc>
-        <w:tc>
-          <w:tcPr>
-            <w:tcW w:type="dxa" w:w="775"/>
-          </w:tcPr>
-          <w:p>
-            <w:pPr>
-              <w:jc w:val="center"/>
-            </w:pPr>
-            <w:r>
-              <w:rPr>
-                <w:b/>
-                <w:color w:val="008000"/>
-              </w:rPr>
-              <w:t>A</w:t>
-            </w:r>
-          </w:p>
-        </w:tc>
-        <w:tc>
-          <w:tcPr>
-            <w:tcW w:type="dxa" w:w="775"/>
-          </w:tcPr>
-          <w:p>
-            <w:pPr>
-              <w:jc w:val="center"/>
-            </w:pPr>
-            <w:r>
-              <w:rPr>
-                <w:b/>
-                <w:color w:val="008000"/>
-              </w:rPr>
-              <w:t>A</w:t>
-            </w:r>
-          </w:p>
-        </w:tc>
-        <w:tc>
-          <w:tcPr>
-            <w:tcW w:type="dxa" w:w="775"/>
-          </w:tcPr>
-          <w:p>
-            <w:pPr>
-              <w:jc w:val="center"/>
-            </w:pPr>
-            <w:r>
-              <w:rPr>
-                <w:b/>
-                <w:color w:val="008000"/>
-              </w:rPr>
-              <w:t>A</w:t>
-            </w:r>
-          </w:p>
-        </w:tc>
-        <w:tc>
-          <w:tcPr>
-            <w:tcW w:type="dxa" w:w="775"/>
-          </w:tcPr>
-          <w:p>
-            <w:pPr>
-              <w:jc w:val="center"/>
-            </w:pPr>
-            <w:r>
-              <w:rPr>
-                <w:b/>
-                <w:color w:val="008000"/>
-              </w:rPr>
-              <w:t>A</w:t>
-            </w:r>
-          </w:p>
-        </w:tc>
-        <w:tc>
-          <w:tcPr>
-            <w:tcW w:type="dxa" w:w="775"/>
-          </w:tcPr>
-          <w:p>
-            <w:pPr>
-              <w:jc w:val="center"/>
-            </w:pPr>
-            <w:r>
-              <w:rPr>
-                <w:b/>
-                <w:color w:val="008000"/>
-              </w:rPr>
-              <w:t>A</w:t>
-            </w:r>
-          </w:p>
-        </w:tc>
-        <w:tc>
-          <w:tcPr>
-            <w:tcW w:type="dxa" w:w="775"/>
-          </w:tcPr>
-          <w:p>
-            <w:pPr>
-              <w:jc w:val="center"/>
-            </w:pPr>
-            <w:r>
-              <w:rPr>
-                <w:b/>
-                <w:color w:val="008000"/>
-              </w:rPr>
-              <w:t>A</w:t>
-            </w:r>
-          </w:p>
-        </w:tc>
-        <w:tc>
-          <w:tcPr>
-            <w:tcW w:type="dxa" w:w="775"/>
-          </w:tcPr>
-          <w:p>
-            <w:pPr>
-              <w:jc w:val="center"/>
-            </w:pPr>
-            <w:r>
-              <w:rPr>
-                <w:b/>
-                <w:color w:val="008000"/>
-              </w:rPr>
-              <w:t>A</w:t>
-            </w:r>
-          </w:p>
-        </w:tc>
-        <w:tc>
-          <w:tcPr>
-            <w:tcW w:type="dxa" w:w="775"/>
-          </w:tcPr>
-          <w:p>
-            <w:pPr>
-              <w:jc w:val="center"/>
-            </w:pPr>
-            <w:r>
-              <w:rPr>
-                <w:b/>
-                <w:color w:val="008000"/>
-              </w:rPr>
-              <w:t>A</w:t>
-            </w:r>
-          </w:p>
-        </w:tc>
-        <w:tc>
-          <w:tcPr>
-            <w:tcW w:type="dxa" w:w="775"/>
-          </w:tcPr>
-          <w:p>
-            <w:pPr>
-              <w:jc w:val="center"/>
-            </w:pPr>
-            <w:r>
-              <w:rPr>
-                <w:b/>
-                <w:color w:val="008000"/>
-              </w:rPr>
-              <w:t>A</w:t>
-            </w:r>
-          </w:p>
-        </w:tc>
-      </w:tr>
-    </w:tbl>
     <w:p/>
     <w:p/>
-    <w:p>
-      <w:pPr>
-        <w:jc w:val="center"/>
-      </w:pPr>
-      <w:r>
-        <w:rPr>
-          <w:b/>
-          <w:sz w:val="28"/>
-        </w:rPr>
-        <w:t>GABARITO COMPLETO</w:t>
-      </w:r>
-    </w:p>
-    <w:tbl>
-      <w:tblPr>
-        <w:tblStyle w:val="LightGrid-Accent1"/>
-        <w:tblW w:type="auto" w:w="0"/>
-        <w:tblLook w:firstColumn="1" w:firstRow="1" w:lastColumn="0" w:lastRow="0" w:noHBand="0" w:noVBand="1" w:val="04A0"/>
-      </w:tblPr>
-      <w:tblGrid>
-        <w:gridCol w:w="775"/>
-        <w:gridCol w:w="775"/>
-        <w:gridCol w:w="775"/>
-        <w:gridCol w:w="775"/>
-        <w:gridCol w:w="775"/>
-        <w:gridCol w:w="775"/>
-        <w:gridCol w:w="775"/>
-        <w:gridCol w:w="775"/>
-        <w:gridCol w:w="775"/>
-        <w:gridCol w:w="775"/>
-        <w:gridCol w:w="775"/>
-        <w:gridCol w:w="775"/>
-        <w:gridCol w:w="775"/>
-      </w:tblGrid>
-      <w:tr>
-        <w:tc>
-          <w:tcPr>
-            <w:tcW w:type="dxa" w:w="775"/>
-          </w:tcPr>
-          <w:p>
-            <w:pPr>
-              <w:jc w:val="center"/>
-            </w:pPr>
-            <w:r>
-              <w:rPr>
-                <w:b/>
-              </w:rPr>
-              <w:t>Q1</w:t>
-            </w:r>
-          </w:p>
-        </w:tc>
-        <w:tc>
-          <w:tcPr>
-            <w:tcW w:type="dxa" w:w="775"/>
-          </w:tcPr>
-          <w:p>
-            <w:pPr>
-              <w:jc w:val="center"/>
-            </w:pPr>
-            <w:r>
-              <w:rPr>
-                <w:b/>
-              </w:rPr>
-              <w:t>Q2</w:t>
-            </w:r>
-          </w:p>
-        </w:tc>
-        <w:tc>
-          <w:tcPr>
-            <w:tcW w:type="dxa" w:w="775"/>
-          </w:tcPr>
-          <w:p>
-            <w:pPr>
-              <w:jc w:val="center"/>
-            </w:pPr>
-            <w:r>
-              <w:rPr>
-                <w:b/>
-              </w:rPr>
-              <w:t>Q3</w:t>
-            </w:r>
-          </w:p>
-        </w:tc>
-        <w:tc>
-          <w:tcPr>
-            <w:tcW w:type="dxa" w:w="775"/>
-          </w:tcPr>
-          <w:p>
-            <w:pPr>
-              <w:jc w:val="center"/>
-            </w:pPr>
-            <w:r>
-              <w:rPr>
-                <w:b/>
-              </w:rPr>
-              <w:t>Q4</w:t>
-            </w:r>
-          </w:p>
-        </w:tc>
-        <w:tc>
-          <w:tcPr>
-            <w:tcW w:type="dxa" w:w="775"/>
-          </w:tcPr>
-          <w:p>
-            <w:pPr>
-              <w:jc w:val="center"/>
-            </w:pPr>
-            <w:r>
-              <w:rPr>
-                <w:b/>
-              </w:rPr>
-              <w:t>Q5</w:t>
-            </w:r>
-          </w:p>
-        </w:tc>
-        <w:tc>
-          <w:tcPr>
-            <w:tcW w:type="dxa" w:w="775"/>
-          </w:tcPr>
-          <w:p>
-            <w:pPr>
-              <w:jc w:val="center"/>
-            </w:pPr>
-            <w:r>
-              <w:rPr>
-                <w:b/>
-              </w:rPr>
-              <w:t>Q6</w:t>
-            </w:r>
-          </w:p>
-        </w:tc>
-        <w:tc>
-          <w:tcPr>
-            <w:tcW w:type="dxa" w:w="775"/>
-          </w:tcPr>
-          <w:p>
-            <w:pPr>
-              <w:jc w:val="center"/>
-            </w:pPr>
-            <w:r>
-              <w:rPr>
-                <w:b/>
-              </w:rPr>
-              <w:t>Q7</w:t>
-            </w:r>
-          </w:p>
-        </w:tc>
-        <w:tc>
-          <w:tcPr>
-            <w:tcW w:type="dxa" w:w="775"/>
-          </w:tcPr>
-          <w:p>
-            <w:pPr>
-              <w:jc w:val="center"/>
-            </w:pPr>
-            <w:r>
-              <w:rPr>
-                <w:b/>
-              </w:rPr>
-              <w:t>Q8</w:t>
-            </w:r>
-          </w:p>
-        </w:tc>
-        <w:tc>
-          <w:tcPr>
-            <w:tcW w:type="dxa" w:w="775"/>
-          </w:tcPr>
-          <w:p>
-            <w:pPr>
-              <w:jc w:val="center"/>
-            </w:pPr>
-            <w:r>
-              <w:rPr>
-                <w:b/>
-              </w:rPr>
-              <w:t>Q9</w:t>
-            </w:r>
-          </w:p>
-        </w:tc>
-        <w:tc>
-          <w:tcPr>
-            <w:tcW w:type="dxa" w:w="775"/>
-          </w:tcPr>
-          <w:p>
-            <w:pPr>
-              <w:jc w:val="center"/>
-            </w:pPr>
-            <w:r>
-              <w:rPr>
-                <w:b/>
-              </w:rPr>
-              <w:t>Q10</w:t>
-            </w:r>
-          </w:p>
-        </w:tc>
-        <w:tc>
-          <w:tcPr>
-            <w:tcW w:type="dxa" w:w="775"/>
-          </w:tcPr>
-          <w:p>
-            <w:pPr>
-              <w:jc w:val="center"/>
-            </w:pPr>
-            <w:r>
-              <w:rPr>
-                <w:b/>
-              </w:rPr>
-              <w:t>Q11</w:t>
-            </w:r>
-          </w:p>
-        </w:tc>
-        <w:tc>
-          <w:tcPr>
-            <w:tcW w:type="dxa" w:w="775"/>
-          </w:tcPr>
-          <w:p>
-            <w:pPr>
-              <w:jc w:val="center"/>
-            </w:pPr>
-            <w:r>
-              <w:rPr>
-                <w:b/>
-              </w:rPr>
-              <w:t>Q12</w:t>
-            </w:r>
-          </w:p>
-        </w:tc>
-        <w:tc>
-          <w:tcPr>
-            <w:tcW w:type="dxa" w:w="775"/>
-          </w:tcPr>
-          <w:p>
-            <w:pPr>
-              <w:jc w:val="center"/>
-            </w:pPr>
-            <w:r>
-              <w:rPr>
-                <w:b/>
-              </w:rPr>
-              <w:t>Q13</w:t>
-            </w:r>
-          </w:p>
-        </w:tc>
-      </w:tr>
-      <w:tr>
-        <w:tc>
-          <w:tcPr>
-            <w:tcW w:type="dxa" w:w="775"/>
-          </w:tcPr>
-          <w:p>
-            <w:pPr>
-              <w:jc w:val="center"/>
-            </w:pPr>
-            <w:r>
-              <w:rPr>
-                <w:b/>
-              </w:rPr>
-              <w:t>A</w:t>
-            </w:r>
-          </w:p>
-        </w:tc>
-        <w:tc>
-          <w:tcPr>
-            <w:tcW w:type="dxa" w:w="775"/>
-          </w:tcPr>
-          <w:p>
-            <w:pPr>
-              <w:jc w:val="center"/>
-            </w:pPr>
-            <w:r>
-              <w:rPr>
-                <w:b/>
-              </w:rPr>
-              <w:t>A</w:t>
-            </w:r>
-          </w:p>
-        </w:tc>
-        <w:tc>
-          <w:tcPr>
-            <w:tcW w:type="dxa" w:w="775"/>
-          </w:tcPr>
-          <w:p>
-            <w:pPr>
-              <w:jc w:val="center"/>
-            </w:pPr>
-            <w:r>
-              <w:rPr>
-                <w:b/>
-              </w:rPr>
-              <w:t>A</w:t>
-            </w:r>
-          </w:p>
-        </w:tc>
-        <w:tc>
-          <w:tcPr>
-            <w:tcW w:type="dxa" w:w="775"/>
-          </w:tcPr>
-          <w:p>
-            <w:pPr>
-              <w:jc w:val="center"/>
-            </w:pPr>
-            <w:r>
-              <w:rPr>
-                <w:b/>
-              </w:rPr>
-              <w:t>A</w:t>
-            </w:r>
-          </w:p>
-        </w:tc>
-        <w:tc>
-          <w:tcPr>
-            <w:tcW w:type="dxa" w:w="775"/>
-          </w:tcPr>
-          <w:p>
-            <w:pPr>
-              <w:jc w:val="center"/>
-            </w:pPr>
-            <w:r>
-              <w:rPr>
-                <w:b/>
-              </w:rPr>
-              <w:t>A</w:t>
-            </w:r>
-          </w:p>
-        </w:tc>
-        <w:tc>
-          <w:tcPr>
-            <w:tcW w:type="dxa" w:w="775"/>
-          </w:tcPr>
-          <w:p>
-            <w:pPr>
-              <w:jc w:val="center"/>
-            </w:pPr>
-            <w:r>
-              <w:rPr>
-                <w:b/>
-              </w:rPr>
-              <w:t>A</w:t>
-            </w:r>
-          </w:p>
-        </w:tc>
-        <w:tc>
-          <w:tcPr>
-            <w:tcW w:type="dxa" w:w="775"/>
-          </w:tcPr>
-          <w:p>
-            <w:pPr>
-              <w:jc w:val="center"/>
-            </w:pPr>
-            <w:r>
-              <w:rPr>
-                <w:b/>
-              </w:rPr>
-              <w:t>A</w:t>
-            </w:r>
-          </w:p>
-        </w:tc>
-        <w:tc>
-          <w:tcPr>
-            <w:tcW w:type="dxa" w:w="775"/>
-          </w:tcPr>
-          <w:p>
-            <w:pPr>
-              <w:jc w:val="center"/>
-            </w:pPr>
-            <w:r>
-              <w:rPr>
-                <w:b/>
-              </w:rPr>
-              <w:t>A</w:t>
-            </w:r>
-          </w:p>
-        </w:tc>
-        <w:tc>
-          <w:tcPr>
-            <w:tcW w:type="dxa" w:w="775"/>
-          </w:tcPr>
-          <w:p>
-            <w:pPr>
-              <w:jc w:val="center"/>
-            </w:pPr>
-            <w:r>
-              <w:rPr>
-                <w:b/>
-              </w:rPr>
-              <w:t>A</w:t>
-            </w:r>
-          </w:p>
-        </w:tc>
-        <w:tc>
-          <w:tcPr>
-            <w:tcW w:type="dxa" w:w="775"/>
-          </w:tcPr>
-          <w:p>
-            <w:pPr>
-              <w:jc w:val="center"/>
-            </w:pPr>
-            <w:r>
-              <w:rPr>
-                <w:b/>
-              </w:rPr>
-              <w:t>A</w:t>
-            </w:r>
-          </w:p>
-        </w:tc>
-        <w:tc>
-          <w:tcPr>
-            <w:tcW w:type="dxa" w:w="775"/>
-          </w:tcPr>
-          <w:p>
-            <w:pPr>
-              <w:jc w:val="center"/>
-            </w:pPr>
-            <w:r>
-              <w:rPr>
-                <w:b/>
-              </w:rPr>
-              <w:t>A</w:t>
-            </w:r>
-          </w:p>
-        </w:tc>
-        <w:tc>
-          <w:tcPr>
-            <w:tcW w:type="dxa" w:w="775"/>
-          </w:tcPr>
-          <w:p>
-            <w:pPr>
-              <w:jc w:val="center"/>
-            </w:pPr>
-            <w:r>
-              <w:rPr>
-                <w:b/>
-              </w:rPr>
-              <w:t>A</w:t>
-            </w:r>
-          </w:p>
-        </w:tc>
-        <w:tc>
-          <w:tcPr>
-            <w:tcW w:type="dxa" w:w="775"/>
-          </w:tcPr>
-          <w:p>
-            <w:pPr>
-              <w:jc w:val="center"/>
-            </w:pPr>
-            <w:r>
-              <w:rPr>
-                <w:b/>
-              </w:rPr>
-              <w:t>A</w:t>
-            </w:r>
-          </w:p>
-        </w:tc>
-      </w:tr>
-    </w:tbl>
     <w:p/>
     <w:p/>
-    <w:p>
-      <w:pPr>
-        <w:jc w:val="center"/>
-      </w:pPr>
-      <w:r>
-        <w:rPr>
-          <w:b/>
-          <w:sz w:val="28"/>
-        </w:rPr>
-        <w:t>GABARITO COMPLETO</w:t>
-      </w:r>
-    </w:p>
-    <w:tbl>
-      <w:tblPr>
-        <w:tblStyle w:val="LightGrid-Accent1"/>
-        <w:tblW w:type="auto" w:w="0"/>
-        <w:tblLook w:firstColumn="1" w:firstRow="1" w:lastColumn="0" w:lastRow="0" w:noHBand="0" w:noVBand="1" w:val="04A0"/>
-      </w:tblPr>
-      <w:tblGrid>
-        <w:gridCol w:w="775"/>
-        <w:gridCol w:w="775"/>
-        <w:gridCol w:w="775"/>
-        <w:gridCol w:w="775"/>
-        <w:gridCol w:w="775"/>
-        <w:gridCol w:w="775"/>
-        <w:gridCol w:w="775"/>
-        <w:gridCol w:w="775"/>
-        <w:gridCol w:w="775"/>
-        <w:gridCol w:w="775"/>
-        <w:gridCol w:w="775"/>
-        <w:gridCol w:w="775"/>
-        <w:gridCol w:w="775"/>
-      </w:tblGrid>
-      <w:tr>
-        <w:tc>
-          <w:tcPr>
-            <w:tcW w:type="dxa" w:w="775"/>
-          </w:tcPr>
-          <w:p>
-            <w:pPr>
-              <w:jc w:val="center"/>
-            </w:pPr>
-            <w:r>
-              <w:rPr>
-                <w:b/>
-              </w:rPr>
-              <w:t>Q1</w:t>
-            </w:r>
-          </w:p>
-        </w:tc>
-        <w:tc>
-          <w:tcPr>
-            <w:tcW w:type="dxa" w:w="775"/>
-          </w:tcPr>
-          <w:p>
-            <w:pPr>
-              <w:jc w:val="center"/>
-            </w:pPr>
-            <w:r>
-              <w:rPr>
-                <w:b/>
-              </w:rPr>
-              <w:t>Q2</w:t>
-            </w:r>
-          </w:p>
-        </w:tc>
-        <w:tc>
-          <w:tcPr>
-            <w:tcW w:type="dxa" w:w="775"/>
-          </w:tcPr>
-          <w:p>
-            <w:pPr>
-              <w:jc w:val="center"/>
-            </w:pPr>
-            <w:r>
-              <w:rPr>
-                <w:b/>
-              </w:rPr>
-              <w:t>Q3</w:t>
-            </w:r>
-          </w:p>
-        </w:tc>
-        <w:tc>
-          <w:tcPr>
-            <w:tcW w:type="dxa" w:w="775"/>
-          </w:tcPr>
-          <w:p>
-            <w:pPr>
-              <w:jc w:val="center"/>
-            </w:pPr>
-            <w:r>
-              <w:rPr>
-                <w:b/>
-              </w:rPr>
-              <w:t>Q4</w:t>
-            </w:r>
-          </w:p>
-        </w:tc>
-        <w:tc>
-          <w:tcPr>
-            <w:tcW w:type="dxa" w:w="775"/>
-          </w:tcPr>
-          <w:p>
-            <w:pPr>
-              <w:jc w:val="center"/>
-            </w:pPr>
-            <w:r>
-              <w:rPr>
-                <w:b/>
-              </w:rPr>
-              <w:t>Q5</w:t>
-            </w:r>
-          </w:p>
-        </w:tc>
-        <w:tc>
-          <w:tcPr>
-            <w:tcW w:type="dxa" w:w="775"/>
-          </w:tcPr>
-          <w:p>
-            <w:pPr>
-              <w:jc w:val="center"/>
-            </w:pPr>
-            <w:r>
-              <w:rPr>
-                <w:b/>
-              </w:rPr>
-              <w:t>Q6</w:t>
-            </w:r>
-          </w:p>
-        </w:tc>
-        <w:tc>
-          <w:tcPr>
-            <w:tcW w:type="dxa" w:w="775"/>
-          </w:tcPr>
-          <w:p>
-            <w:pPr>
-              <w:jc w:val="center"/>
-            </w:pPr>
-            <w:r>
-              <w:rPr>
-                <w:b/>
-              </w:rPr>
-              <w:t>Q7</w:t>
-            </w:r>
-          </w:p>
-        </w:tc>
-        <w:tc>
-          <w:tcPr>
-            <w:tcW w:type="dxa" w:w="775"/>
-          </w:tcPr>
-          <w:p>
-            <w:pPr>
-              <w:jc w:val="center"/>
-            </w:pPr>
-            <w:r>
-              <w:rPr>
-                <w:b/>
-              </w:rPr>
-              <w:t>Q8</w:t>
-            </w:r>
-          </w:p>
-        </w:tc>
-        <w:tc>
-          <w:tcPr>
-            <w:tcW w:type="dxa" w:w="775"/>
-          </w:tcPr>
-          <w:p>
-            <w:pPr>
-              <w:jc w:val="center"/>
-            </w:pPr>
-            <w:r>
-              <w:rPr>
-                <w:b/>
-              </w:rPr>
-              <w:t>Q9</w:t>
-            </w:r>
-          </w:p>
-        </w:tc>
-        <w:tc>
-          <w:tcPr>
-            <w:tcW w:type="dxa" w:w="775"/>
-          </w:tcPr>
-          <w:p>
-            <w:pPr>
-              <w:jc w:val="center"/>
-            </w:pPr>
-            <w:r>
-              <w:rPr>
-                <w:b/>
-              </w:rPr>
-              <w:t>Q10</w:t>
-            </w:r>
-          </w:p>
-        </w:tc>
-        <w:tc>
-          <w:tcPr>
-            <w:tcW w:type="dxa" w:w="775"/>
-          </w:tcPr>
-          <w:p>
-            <w:pPr>
-              <w:jc w:val="center"/>
-            </w:pPr>
-            <w:r>
-              <w:rPr>
-                <w:b/>
-              </w:rPr>
-              <w:t>Q11</w:t>
-            </w:r>
-          </w:p>
-        </w:tc>
-        <w:tc>
-          <w:tcPr>
-            <w:tcW w:type="dxa" w:w="775"/>
-          </w:tcPr>
-          <w:p>
-            <w:pPr>
-              <w:jc w:val="center"/>
-            </w:pPr>
-            <w:r>
-              <w:rPr>
-                <w:b/>
-              </w:rPr>
-              <w:t>Q12</w:t>
-            </w:r>
-          </w:p>
-        </w:tc>
-        <w:tc>
-          <w:tcPr>
-            <w:tcW w:type="dxa" w:w="775"/>
-          </w:tcPr>
-          <w:p>
-            <w:pPr>
-              <w:jc w:val="center"/>
-            </w:pPr>
-            <w:r>
-              <w:rPr>
-                <w:b/>
-              </w:rPr>
-              <w:t>Q13</w:t>
-            </w:r>
-          </w:p>
-        </w:tc>
-      </w:tr>
-      <w:tr>
-        <w:tc>
-          <w:tcPr>
-            <w:tcW w:type="dxa" w:w="775"/>
-          </w:tcPr>
-          <w:p>
-            <w:pPr>
-              <w:jc w:val="center"/>
-            </w:pPr>
-            <w:r>
-              <w:rPr>
-                <w:b/>
-                <w:color w:val="008000"/>
-              </w:rPr>
-              <w:t>✅ A</w:t>
-            </w:r>
-          </w:p>
-        </w:tc>
-        <w:tc>
-          <w:tcPr>
-            <w:tcW w:type="dxa" w:w="775"/>
-          </w:tcPr>
-          <w:p>
-            <w:pPr>
-              <w:jc w:val="center"/>
-            </w:pPr>
-            <w:r>
-              <w:rPr>
-                <w:b/>
-                <w:color w:val="008000"/>
-              </w:rPr>
-              <w:t>✅ A</w:t>
-            </w:r>
-          </w:p>
-        </w:tc>
-        <w:tc>
-          <w:tcPr>
-            <w:tcW w:type="dxa" w:w="775"/>
-          </w:tcPr>
-          <w:p>
-            <w:pPr>
-              <w:jc w:val="center"/>
-            </w:pPr>
-            <w:r>
-              <w:rPr>
-                <w:b/>
-                <w:color w:val="008000"/>
-              </w:rPr>
-              <w:t>✅ A</w:t>
-            </w:r>
-          </w:p>
-        </w:tc>
-        <w:tc>
-          <w:tcPr>
-            <w:tcW w:type="dxa" w:w="775"/>
-          </w:tcPr>
-          <w:p>
-            <w:pPr>
-              <w:jc w:val="center"/>
-            </w:pPr>
-            <w:r>
-              <w:rPr>
-                <w:b/>
-                <w:color w:val="008000"/>
-              </w:rPr>
-              <w:t>✅ A</w:t>
-            </w:r>
-          </w:p>
-        </w:tc>
-        <w:tc>
-          <w:tcPr>
-            <w:tcW w:type="dxa" w:w="775"/>
-          </w:tcPr>
-          <w:p>
-            <w:pPr>
-              <w:jc w:val="center"/>
-            </w:pPr>
-            <w:r>
-              <w:rPr>
-                <w:b/>
-                <w:color w:val="008000"/>
-              </w:rPr>
-              <w:t>✅ A</w:t>
-            </w:r>
-          </w:p>
-        </w:tc>
-        <w:tc>
-          <w:tcPr>
-            <w:tcW w:type="dxa" w:w="775"/>
-          </w:tcPr>
-          <w:p>
-            <w:pPr>
-              <w:jc w:val="center"/>
-            </w:pPr>
-            <w:r>
-              <w:rPr>
-                <w:b/>
-                <w:color w:val="008000"/>
-              </w:rPr>
-              <w:t>✅ A</w:t>
-            </w:r>
-          </w:p>
-        </w:tc>
-        <w:tc>
-          <w:tcPr>
-            <w:tcW w:type="dxa" w:w="775"/>
-          </w:tcPr>
-          <w:p>
-            <w:pPr>
-              <w:jc w:val="center"/>
-            </w:pPr>
-            <w:r>
-              <w:rPr>
-                <w:b/>
-                <w:color w:val="008000"/>
-              </w:rPr>
-              <w:t>✅ A</w:t>
-            </w:r>
-          </w:p>
-        </w:tc>
-        <w:tc>
-          <w:tcPr>
-            <w:tcW w:type="dxa" w:w="775"/>
-          </w:tcPr>
-          <w:p>
-            <w:pPr>
-              <w:jc w:val="center"/>
-            </w:pPr>
-            <w:r>
-              <w:rPr>
-                <w:b/>
-                <w:color w:val="008000"/>
-              </w:rPr>
-              <w:t>✅ A</w:t>
-            </w:r>
-          </w:p>
-        </w:tc>
-        <w:tc>
-          <w:tcPr>
-            <w:tcW w:type="dxa" w:w="775"/>
-          </w:tcPr>
-          <w:p>
-            <w:pPr>
-              <w:jc w:val="center"/>
-            </w:pPr>
-            <w:r>
-              <w:rPr>
-                <w:b/>
-                <w:color w:val="008000"/>
-              </w:rPr>
-              <w:t>✅ A</w:t>
-            </w:r>
-          </w:p>
-        </w:tc>
-        <w:tc>
-          <w:tcPr>
-            <w:tcW w:type="dxa" w:w="775"/>
-          </w:tcPr>
-          <w:p>
-            <w:pPr>
-              <w:jc w:val="center"/>
-            </w:pPr>
-            <w:r>
-              <w:rPr>
-                <w:b/>
-                <w:color w:val="008000"/>
-              </w:rPr>
-              <w:t>✅ A</w:t>
-            </w:r>
-          </w:p>
-        </w:tc>
-        <w:tc>
-          <w:tcPr>
-            <w:tcW w:type="dxa" w:w="775"/>
-          </w:tcPr>
-          <w:p>
-            <w:pPr>
-              <w:jc w:val="center"/>
-            </w:pPr>
-            <w:r>
-              <w:rPr>
-                <w:b/>
-                <w:color w:val="008000"/>
-              </w:rPr>
-              <w:t>✅ A</w:t>
-            </w:r>
-          </w:p>
-        </w:tc>
-        <w:tc>
-          <w:tcPr>
-            <w:tcW w:type="dxa" w:w="775"/>
-          </w:tcPr>
-          <w:p>
-            <w:pPr>
-              <w:jc w:val="center"/>
-            </w:pPr>
-            <w:r>
-              <w:rPr>
-                <w:b/>
-                <w:color w:val="008000"/>
-              </w:rPr>
-              <w:t>✅ A</w:t>
-            </w:r>
-          </w:p>
-        </w:tc>
-        <w:tc>
-          <w:tcPr>
-            <w:tcW w:type="dxa" w:w="775"/>
-          </w:tcPr>
-          <w:p>
-            <w:pPr>
-              <w:jc w:val="center"/>
-            </w:pPr>
-            <w:r>
-              <w:rPr>
-                <w:b/>
-                <w:color w:val="008000"/>
-              </w:rPr>
-              <w:t>✅ A</w:t>
-            </w:r>
-          </w:p>
-        </w:tc>
-      </w:tr>
-    </w:tbl>
     <w:p/>
     <w:p/>
-    <w:p>
-      <w:pPr>
-        <w:jc w:val="center"/>
-      </w:pPr>
-      <w:r>
-        <w:rPr>
-          <w:b/>
-          <w:sz w:val="28"/>
-        </w:rPr>
-        <w:t>GABARITO COMPLETO</w:t>
-      </w:r>
-    </w:p>
-    <w:tbl>
-      <w:tblPr>
-        <w:tblStyle w:val="LightGrid-Accent1"/>
-        <w:tblW w:type="auto" w:w="0"/>
-        <w:tblLook w:firstColumn="1" w:firstRow="1" w:lastColumn="0" w:lastRow="0" w:noHBand="0" w:noVBand="1" w:val="04A0"/>
-      </w:tblPr>
-      <w:tblGrid>
-        <w:gridCol w:w="775"/>
-        <w:gridCol w:w="775"/>
-        <w:gridCol w:w="775"/>
-        <w:gridCol w:w="775"/>
-        <w:gridCol w:w="775"/>
-        <w:gridCol w:w="775"/>
-        <w:gridCol w:w="775"/>
-        <w:gridCol w:w="775"/>
-        <w:gridCol w:w="775"/>
-        <w:gridCol w:w="775"/>
-        <w:gridCol w:w="775"/>
-        <w:gridCol w:w="775"/>
-        <w:gridCol w:w="775"/>
-      </w:tblGrid>
-      <w:tr>
-        <w:tc>
-          <w:tcPr>
-            <w:tcW w:type="dxa" w:w="775"/>
-          </w:tcPr>
-          <w:p>
-            <w:pPr>
-              <w:jc w:val="center"/>
-            </w:pPr>
-            <w:r>
-              <w:rPr>
-                <w:b/>
-              </w:rPr>
-              <w:t>Q1</w:t>
-            </w:r>
-          </w:p>
-        </w:tc>
-        <w:tc>
-          <w:tcPr>
-            <w:tcW w:type="dxa" w:w="775"/>
-          </w:tcPr>
-          <w:p>
-            <w:pPr>
-              <w:jc w:val="center"/>
-            </w:pPr>
-            <w:r>
-              <w:rPr>
-                <w:b/>
-              </w:rPr>
-              <w:t>Q2</w:t>
-            </w:r>
-          </w:p>
-        </w:tc>
-        <w:tc>
-          <w:tcPr>
-            <w:tcW w:type="dxa" w:w="775"/>
-          </w:tcPr>
-          <w:p>
-            <w:pPr>
-              <w:jc w:val="center"/>
-            </w:pPr>
-            <w:r>
-              <w:rPr>
-                <w:b/>
-              </w:rPr>
-              <w:t>Q3</w:t>
-            </w:r>
-          </w:p>
-        </w:tc>
-        <w:tc>
-          <w:tcPr>
-            <w:tcW w:type="dxa" w:w="775"/>
-          </w:tcPr>
-          <w:p>
-            <w:pPr>
-              <w:jc w:val="center"/>
-            </w:pPr>
-            <w:r>
-              <w:rPr>
-                <w:b/>
-              </w:rPr>
-              <w:t>Q4</w:t>
-            </w:r>
-          </w:p>
-        </w:tc>
-        <w:tc>
-          <w:tcPr>
-            <w:tcW w:type="dxa" w:w="775"/>
-          </w:tcPr>
-          <w:p>
-            <w:pPr>
-              <w:jc w:val="center"/>
-            </w:pPr>
-            <w:r>
-              <w:rPr>
-                <w:b/>
-              </w:rPr>
-              <w:t>Q5</w:t>
-            </w:r>
-          </w:p>
-        </w:tc>
-        <w:tc>
-          <w:tcPr>
-            <w:tcW w:type="dxa" w:w="775"/>
-          </w:tcPr>
-          <w:p>
-            <w:pPr>
-              <w:jc w:val="center"/>
-            </w:pPr>
-            <w:r>
-              <w:rPr>
-                <w:b/>
-              </w:rPr>
-              <w:t>Q6</w:t>
-            </w:r>
-          </w:p>
-        </w:tc>
-        <w:tc>
-          <w:tcPr>
-            <w:tcW w:type="dxa" w:w="775"/>
-          </w:tcPr>
-          <w:p>
-            <w:pPr>
-              <w:jc w:val="center"/>
-            </w:pPr>
-            <w:r>
-              <w:rPr>
-                <w:b/>
-              </w:rPr>
-              <w:t>Q7</w:t>
-            </w:r>
-          </w:p>
-        </w:tc>
-        <w:tc>
-          <w:tcPr>
-            <w:tcW w:type="dxa" w:w="775"/>
-          </w:tcPr>
-          <w:p>
-            <w:pPr>
-              <w:jc w:val="center"/>
-            </w:pPr>
-            <w:r>
-              <w:rPr>
-                <w:b/>
-              </w:rPr>
-              <w:t>Q8</w:t>
-            </w:r>
-          </w:p>
-        </w:tc>
-        <w:tc>
-          <w:tcPr>
-            <w:tcW w:type="dxa" w:w="775"/>
-          </w:tcPr>
-          <w:p>
-            <w:pPr>
-              <w:jc w:val="center"/>
-            </w:pPr>
-            <w:r>
-              <w:rPr>
-                <w:b/>
-              </w:rPr>
-              <w:t>Q9</w:t>
-            </w:r>
-          </w:p>
-        </w:tc>
-        <w:tc>
-          <w:tcPr>
-            <w:tcW w:type="dxa" w:w="775"/>
-          </w:tcPr>
-          <w:p>
-            <w:pPr>
-              <w:jc w:val="center"/>
-            </w:pPr>
-            <w:r>
-              <w:rPr>
-                <w:b/>
-              </w:rPr>
-              <w:t>Q10</w:t>
-            </w:r>
-          </w:p>
-        </w:tc>
-        <w:tc>
-          <w:tcPr>
-            <w:tcW w:type="dxa" w:w="775"/>
-          </w:tcPr>
-          <w:p>
-            <w:pPr>
-              <w:jc w:val="center"/>
-            </w:pPr>
-            <w:r>
-              <w:rPr>
-                <w:b/>
-              </w:rPr>
-              <w:t>Q11</w:t>
-            </w:r>
-          </w:p>
-        </w:tc>
-        <w:tc>
-          <w:tcPr>
-            <w:tcW w:type="dxa" w:w="775"/>
-          </w:tcPr>
-          <w:p>
-            <w:pPr>
-              <w:jc w:val="center"/>
-            </w:pPr>
-            <w:r>
-              <w:rPr>
-                <w:b/>
-              </w:rPr>
-              <w:t>Q12</w:t>
-            </w:r>
-          </w:p>
-        </w:tc>
-        <w:tc>
-          <w:tcPr>
-            <w:tcW w:type="dxa" w:w="775"/>
-          </w:tcPr>
-          <w:p>
-            <w:pPr>
-              <w:jc w:val="center"/>
-            </w:pPr>
-            <w:r>
-              <w:rPr>
-                <w:b/>
-              </w:rPr>
-              <w:t>Q13</w:t>
-            </w:r>
-          </w:p>
-        </w:tc>
-      </w:tr>
-      <w:tr>
-        <w:tc>
-          <w:tcPr>
-            <w:tcW w:type="dxa" w:w="775"/>
-          </w:tcPr>
-          <w:p>
-            <w:pPr>
-              <w:jc w:val="center"/>
-            </w:pPr>
-            <w:r>
-              <w:rPr>
-                <w:b/>
-                <w:color w:val="008000"/>
-              </w:rPr>
-              <w:t>✅ A</w:t>
-            </w:r>
-          </w:p>
-        </w:tc>
-        <w:tc>
-          <w:tcPr>
-            <w:tcW w:type="dxa" w:w="775"/>
-          </w:tcPr>
-          <w:p>
-            <w:pPr>
-              <w:jc w:val="center"/>
-            </w:pPr>
-            <w:r>
-              <w:rPr>
-                <w:b/>
-                <w:color w:val="008000"/>
-              </w:rPr>
-              <w:t>✅ A</w:t>
-            </w:r>
-          </w:p>
-        </w:tc>
-        <w:tc>
-          <w:tcPr>
-            <w:tcW w:type="dxa" w:w="775"/>
-          </w:tcPr>
-          <w:p>
-            <w:pPr>
-              <w:jc w:val="center"/>
-            </w:pPr>
-            <w:r>
-              <w:rPr>
-                <w:b/>
-                <w:color w:val="008000"/>
-              </w:rPr>
-              <w:t>✅ A</w:t>
-            </w:r>
-          </w:p>
-        </w:tc>
-        <w:tc>
-          <w:tcPr>
-            <w:tcW w:type="dxa" w:w="775"/>
-          </w:tcPr>
-          <w:p>
-            <w:pPr>
-              <w:jc w:val="center"/>
-            </w:pPr>
-            <w:r>
-              <w:rPr>
-                <w:b/>
-                <w:color w:val="008000"/>
-              </w:rPr>
-              <w:t>✅ A</w:t>
-            </w:r>
-          </w:p>
-        </w:tc>
-        <w:tc>
-          <w:tcPr>
-            <w:tcW w:type="dxa" w:w="775"/>
-          </w:tcPr>
-          <w:p>
-            <w:pPr>
-              <w:jc w:val="center"/>
-            </w:pPr>
-            <w:r>
-              <w:rPr>
-                <w:b/>
-                <w:color w:val="008000"/>
-              </w:rPr>
-              <w:t>✅ A</w:t>
-            </w:r>
-          </w:p>
-        </w:tc>
-        <w:tc>
-          <w:tcPr>
-            <w:tcW w:type="dxa" w:w="775"/>
-          </w:tcPr>
-          <w:p>
-            <w:pPr>
-              <w:jc w:val="center"/>
-            </w:pPr>
-            <w:r>
-              <w:rPr>
-                <w:b/>
-                <w:color w:val="008000"/>
-              </w:rPr>
-              <w:t>✅ A</w:t>
-            </w:r>
-          </w:p>
-        </w:tc>
-        <w:tc>
-          <w:tcPr>
-            <w:tcW w:type="dxa" w:w="775"/>
-          </w:tcPr>
-          <w:p>
-            <w:pPr>
-              <w:jc w:val="center"/>
-            </w:pPr>
-            <w:r>
-              <w:rPr>
-                <w:b/>
-                <w:color w:val="008000"/>
-              </w:rPr>
-              <w:t>✅ A</w:t>
-            </w:r>
-          </w:p>
-        </w:tc>
-        <w:tc>
-          <w:tcPr>
-            <w:tcW w:type="dxa" w:w="775"/>
-          </w:tcPr>
-          <w:p>
-            <w:pPr>
-              <w:jc w:val="center"/>
-            </w:pPr>
-            <w:r>
-              <w:rPr>
-                <w:b/>
-                <w:color w:val="008000"/>
-              </w:rPr>
-              <w:t>✅ A</w:t>
-            </w:r>
-          </w:p>
-        </w:tc>
-        <w:tc>
-          <w:tcPr>
-            <w:tcW w:type="dxa" w:w="775"/>
-          </w:tcPr>
-          <w:p>
-            <w:pPr>
-              <w:jc w:val="center"/>
-            </w:pPr>
-            <w:r>
-              <w:rPr>
-                <w:b/>
-                <w:color w:val="008000"/>
-              </w:rPr>
-              <w:t>✅ A</w:t>
-            </w:r>
-          </w:p>
-        </w:tc>
-        <w:tc>
-          <w:tcPr>
-            <w:tcW w:type="dxa" w:w="775"/>
-          </w:tcPr>
-          <w:p>
-            <w:pPr>
-              <w:jc w:val="center"/>
-            </w:pPr>
-            <w:r>
-              <w:rPr>
-                <w:b/>
-                <w:color w:val="008000"/>
-              </w:rPr>
-              <w:t>✅ A</w:t>
-            </w:r>
-          </w:p>
-        </w:tc>
-        <w:tc>
-          <w:tcPr>
-            <w:tcW w:type="dxa" w:w="775"/>
-          </w:tcPr>
-          <w:p>
-            <w:pPr>
-              <w:jc w:val="center"/>
-            </w:pPr>
-            <w:r>
-              <w:rPr>
-                <w:b/>
-                <w:color w:val="008000"/>
-              </w:rPr>
-              <w:t>✅ A</w:t>
-            </w:r>
-          </w:p>
-        </w:tc>
-        <w:tc>
-          <w:tcPr>
-            <w:tcW w:type="dxa" w:w="775"/>
-          </w:tcPr>
-          <w:p>
-            <w:pPr>
-              <w:jc w:val="center"/>
-            </w:pPr>
-            <w:r>
-              <w:rPr>
-                <w:b/>
-                <w:color w:val="008000"/>
-              </w:rPr>
-              <w:t>✅ A</w:t>
-            </w:r>
-          </w:p>
-        </w:tc>
-        <w:tc>
-          <w:tcPr>
-            <w:tcW w:type="dxa" w:w="775"/>
-          </w:tcPr>
-          <w:p>
-            <w:pPr>
-              <w:jc w:val="center"/>
-            </w:pPr>
-            <w:r>
-              <w:rPr>
-                <w:b/>
-                <w:color w:val="008000"/>
-              </w:rPr>
-              <w:t>✅ A</w:t>
-            </w:r>
-          </w:p>
-        </w:tc>
-      </w:tr>
-    </w:tbl>
     <w:p/>
     <w:p/>
-    <w:p>
-      <w:pPr>
-        <w:jc w:val="center"/>
-      </w:pPr>
-      <w:r>
-        <w:rPr>
-          <w:b/>
-          <w:sz w:val="28"/>
-        </w:rPr>
-        <w:t>GABARITO COMPLETO</w:t>
-      </w:r>
-    </w:p>
-    <w:tbl>
-      <w:tblPr>
-        <w:tblStyle w:val="LightGrid-Accent1"/>
-        <w:tblW w:type="auto" w:w="0"/>
-        <w:tblLook w:firstColumn="1" w:firstRow="1" w:lastColumn="0" w:lastRow="0" w:noHBand="0" w:noVBand="1" w:val="04A0"/>
-      </w:tblPr>
-      <w:tblGrid>
-        <w:gridCol w:w="775"/>
-        <w:gridCol w:w="775"/>
-        <w:gridCol w:w="775"/>
-        <w:gridCol w:w="775"/>
-        <w:gridCol w:w="775"/>
-        <w:gridCol w:w="775"/>
-        <w:gridCol w:w="775"/>
-        <w:gridCol w:w="775"/>
-        <w:gridCol w:w="775"/>
-        <w:gridCol w:w="775"/>
-        <w:gridCol w:w="775"/>
-        <w:gridCol w:w="775"/>
-        <w:gridCol w:w="775"/>
-      </w:tblGrid>
-      <w:tr>
-        <w:tc>
-          <w:tcPr>
-            <w:tcW w:type="dxa" w:w="775"/>
-          </w:tcPr>
-          <w:p>
-            <w:pPr>
-              <w:jc w:val="center"/>
-            </w:pPr>
-            <w:r>
-              <w:rPr>
-                <w:b/>
-              </w:rPr>
-              <w:t>Q1</w:t>
-            </w:r>
-          </w:p>
-        </w:tc>
-        <w:tc>
-          <w:tcPr>
-            <w:tcW w:type="dxa" w:w="775"/>
-          </w:tcPr>
-          <w:p>
-            <w:pPr>
-              <w:jc w:val="center"/>
-            </w:pPr>
-            <w:r>
-              <w:rPr>
-                <w:b/>
-              </w:rPr>
-              <w:t>Q2</w:t>
-            </w:r>
-          </w:p>
-        </w:tc>
-        <w:tc>
-          <w:tcPr>
-            <w:tcW w:type="dxa" w:w="775"/>
-          </w:tcPr>
-          <w:p>
-            <w:pPr>
-              <w:jc w:val="center"/>
-            </w:pPr>
-            <w:r>
-              <w:rPr>
-                <w:b/>
-              </w:rPr>
-              <w:t>Q3</w:t>
-            </w:r>
-          </w:p>
-        </w:tc>
-        <w:tc>
-          <w:tcPr>
-            <w:tcW w:type="dxa" w:w="775"/>
-          </w:tcPr>
-          <w:p>
-            <w:pPr>
-              <w:jc w:val="center"/>
-            </w:pPr>
-            <w:r>
-              <w:rPr>
-                <w:b/>
-              </w:rPr>
-              <w:t>Q4</w:t>
-            </w:r>
-          </w:p>
-        </w:tc>
-        <w:tc>
-          <w:tcPr>
-            <w:tcW w:type="dxa" w:w="775"/>
-          </w:tcPr>
-          <w:p>
-            <w:pPr>
-              <w:jc w:val="center"/>
-            </w:pPr>
-            <w:r>
-              <w:rPr>
-                <w:b/>
-              </w:rPr>
-              <w:t>Q5</w:t>
-            </w:r>
-          </w:p>
-        </w:tc>
-        <w:tc>
-          <w:tcPr>
-            <w:tcW w:type="dxa" w:w="775"/>
-          </w:tcPr>
-          <w:p>
-            <w:pPr>
-              <w:jc w:val="center"/>
-            </w:pPr>
-            <w:r>
-              <w:rPr>
-                <w:b/>
-              </w:rPr>
-              <w:t>Q6</w:t>
-            </w:r>
-          </w:p>
-        </w:tc>
-        <w:tc>
-          <w:tcPr>
-            <w:tcW w:type="dxa" w:w="775"/>
-          </w:tcPr>
-          <w:p>
-            <w:pPr>
-              <w:jc w:val="center"/>
-            </w:pPr>
-            <w:r>
-              <w:rPr>
-                <w:b/>
-              </w:rPr>
-              <w:t>Q7</w:t>
-            </w:r>
-          </w:p>
-        </w:tc>
-        <w:tc>
-          <w:tcPr>
-            <w:tcW w:type="dxa" w:w="775"/>
-          </w:tcPr>
-          <w:p>
-            <w:pPr>
-              <w:jc w:val="center"/>
-            </w:pPr>
-            <w:r>
-              <w:rPr>
-                <w:b/>
-              </w:rPr>
-              <w:t>Q8</w:t>
-            </w:r>
-          </w:p>
-        </w:tc>
-        <w:tc>
-          <w:tcPr>
-            <w:tcW w:type="dxa" w:w="775"/>
-          </w:tcPr>
-          <w:p>
-            <w:pPr>
-              <w:jc w:val="center"/>
-            </w:pPr>
-            <w:r>
-              <w:rPr>
-                <w:b/>
-              </w:rPr>
-              <w:t>Q9</w:t>
-            </w:r>
-          </w:p>
-        </w:tc>
-        <w:tc>
-          <w:tcPr>
-            <w:tcW w:type="dxa" w:w="775"/>
-          </w:tcPr>
-          <w:p>
-            <w:pPr>
-              <w:jc w:val="center"/>
-            </w:pPr>
-            <w:r>
-              <w:rPr>
-                <w:b/>
-              </w:rPr>
-              <w:t>Q10</w:t>
-            </w:r>
-          </w:p>
-        </w:tc>
-        <w:tc>
-          <w:tcPr>
-            <w:tcW w:type="dxa" w:w="775"/>
-          </w:tcPr>
-          <w:p>
-            <w:pPr>
-              <w:jc w:val="center"/>
-            </w:pPr>
-            <w:r>
-              <w:rPr>
-                <w:b/>
-              </w:rPr>
-              <w:t>Q11</w:t>
-            </w:r>
-          </w:p>
-        </w:tc>
-        <w:tc>
-          <w:tcPr>
-            <w:tcW w:type="dxa" w:w="775"/>
-          </w:tcPr>
-          <w:p>
-            <w:pPr>
-              <w:jc w:val="center"/>
-            </w:pPr>
-            <w:r>
-              <w:rPr>
-                <w:b/>
-              </w:rPr>
-              <w:t>Q12</w:t>
-            </w:r>
-          </w:p>
-        </w:tc>
-        <w:tc>
-          <w:tcPr>
-            <w:tcW w:type="dxa" w:w="775"/>
-          </w:tcPr>
-          <w:p>
-            <w:pPr>
-              <w:jc w:val="center"/>
-            </w:pPr>
-            <w:r>
-              <w:rPr>
-                <w:b/>
-              </w:rPr>
-              <w:t>Q13</w:t>
-            </w:r>
-          </w:p>
-        </w:tc>
-      </w:tr>
-      <w:tr>
-        <w:tc>
-          <w:tcPr>
-            <w:tcW w:type="dxa" w:w="775"/>
-          </w:tcPr>
-          <w:p>
-            <w:pPr>
-              <w:jc w:val="center"/>
-            </w:pPr>
-            <w:r>
-              <w:rPr>
-                <w:b/>
-                <w:color w:val="008000"/>
-              </w:rPr>
-              <w:t>✅ A</w:t>
-            </w:r>
-          </w:p>
-        </w:tc>
-        <w:tc>
-          <w:tcPr>
-            <w:tcW w:type="dxa" w:w="775"/>
-          </w:tcPr>
-          <w:p>
-            <w:pPr>
-              <w:jc w:val="center"/>
-            </w:pPr>
-            <w:r>
-              <w:rPr>
-                <w:b/>
-                <w:color w:val="008000"/>
-              </w:rPr>
-              <w:t>✅ A</w:t>
-            </w:r>
-          </w:p>
-        </w:tc>
-        <w:tc>
-          <w:tcPr>
-            <w:tcW w:type="dxa" w:w="775"/>
-          </w:tcPr>
-          <w:p>
-            <w:pPr>
-              <w:jc w:val="center"/>
-            </w:pPr>
-            <w:r>
-              <w:rPr>
-                <w:b/>
-                <w:color w:val="008000"/>
-              </w:rPr>
-              <w:t>✅ A</w:t>
-            </w:r>
-          </w:p>
-        </w:tc>
-        <w:tc>
-          <w:tcPr>
-            <w:tcW w:type="dxa" w:w="775"/>
-          </w:tcPr>
-          <w:p>
-            <w:pPr>
-              <w:jc w:val="center"/>
-            </w:pPr>
-            <w:r>
-              <w:rPr>
-                <w:b/>
-                <w:color w:val="008000"/>
-              </w:rPr>
-              <w:t>✅ A</w:t>
-            </w:r>
-          </w:p>
-        </w:tc>
-        <w:tc>
-          <w:tcPr>
-            <w:tcW w:type="dxa" w:w="775"/>
-          </w:tcPr>
-          <w:p>
-            <w:pPr>
-              <w:jc w:val="center"/>
-            </w:pPr>
-            <w:r>
-              <w:rPr>
-                <w:b/>
-                <w:color w:val="008000"/>
-              </w:rPr>
-              <w:t>✅ A</w:t>
-            </w:r>
-          </w:p>
-        </w:tc>
-        <w:tc>
-          <w:tcPr>
-            <w:tcW w:type="dxa" w:w="775"/>
-          </w:tcPr>
-          <w:p>
-            <w:pPr>
-              <w:jc w:val="center"/>
-            </w:pPr>
-            <w:r>
-              <w:rPr>
-                <w:b/>
-                <w:color w:val="008000"/>
-              </w:rPr>
-              <w:t>✅ A</w:t>
-            </w:r>
-          </w:p>
-        </w:tc>
-        <w:tc>
-          <w:tcPr>
-            <w:tcW w:type="dxa" w:w="775"/>
-          </w:tcPr>
-          <w:p>
-            <w:pPr>
-              <w:jc w:val="center"/>
-            </w:pPr>
-            <w:r>
-              <w:rPr>
-                <w:b/>
-                <w:color w:val="008000"/>
-              </w:rPr>
-              <w:t>✅ A</w:t>
-            </w:r>
-          </w:p>
-        </w:tc>
-        <w:tc>
-          <w:tcPr>
-            <w:tcW w:type="dxa" w:w="775"/>
-          </w:tcPr>
-          <w:p>
-            <w:pPr>
-              <w:jc w:val="center"/>
-            </w:pPr>
-            <w:r>
-              <w:rPr>
-                <w:b/>
-                <w:color w:val="008000"/>
-              </w:rPr>
-              <w:t>✅ A</w:t>
-            </w:r>
-          </w:p>
-        </w:tc>
-        <w:tc>
-          <w:tcPr>
-            <w:tcW w:type="dxa" w:w="775"/>
-          </w:tcPr>
-          <w:p>
-            <w:pPr>
-              <w:jc w:val="center"/>
-            </w:pPr>
-            <w:r>
-              <w:rPr>
-                <w:b/>
-                <w:color w:val="008000"/>
-              </w:rPr>
-              <w:t>✅ A</w:t>
-            </w:r>
-          </w:p>
-        </w:tc>
-        <w:tc>
-          <w:tcPr>
-            <w:tcW w:type="dxa" w:w="775"/>
-          </w:tcPr>
-          <w:p>
-            <w:pPr>
-              <w:jc w:val="center"/>
-            </w:pPr>
-            <w:r>
-              <w:rPr>
-                <w:b/>
-                <w:color w:val="008000"/>
-              </w:rPr>
-              <w:t>✅ A</w:t>
-            </w:r>
-          </w:p>
-        </w:tc>
-        <w:tc>
-          <w:tcPr>
-            <w:tcW w:type="dxa" w:w="775"/>
-          </w:tcPr>
-          <w:p>
-            <w:pPr>
-              <w:jc w:val="center"/>
-            </w:pPr>
-            <w:r>
-              <w:rPr>
-                <w:b/>
-                <w:color w:val="008000"/>
-              </w:rPr>
-              <w:t>✅ A</w:t>
-            </w:r>
-          </w:p>
-        </w:tc>
-        <w:tc>
-          <w:tcPr>
-            <w:tcW w:type="dxa" w:w="775"/>
-          </w:tcPr>
-          <w:p>
-            <w:pPr>
-              <w:jc w:val="center"/>
-            </w:pPr>
-            <w:r>
-              <w:rPr>
-                <w:b/>
-                <w:color w:val="008000"/>
-              </w:rPr>
-              <w:t>✅ A</w:t>
-            </w:r>
-          </w:p>
-        </w:tc>
-        <w:tc>
-          <w:tcPr>
-            <w:tcW w:type="dxa" w:w="775"/>
-          </w:tcPr>
-          <w:p>
-            <w:pPr>
-              <w:jc w:val="center"/>
-            </w:pPr>
-            <w:r>
-              <w:rPr>
-                <w:b/>
-                <w:color w:val="008000"/>
-              </w:rPr>
-              <w:t>✅ A</w:t>
-            </w:r>
-          </w:p>
-        </w:tc>
-      </w:tr>
-    </w:tbl>
+    <w:p/>
+    <w:p/>
+    <w:p/>
+    <w:p/>
     <w:p/>
     <w:p/>
     <w:p>
